--- a/docs/test-cases/TC-agent-dashboard.docx
+++ b/docs/test-cases/TC-agent-dashboard.docx
@@ -10932,6 +10932,5630 @@
           <w:sz w:val="21"/>
         </w:rPr>
         <w:t>UI-006: Missing Reveal button — vẫn là Low, không thay đổi</w:t>
+      </w:r>
+    </w:p>
+    <w:p>
+      <w:pPr>
+        <w:pBdr>
+          <w:bottom w:val="single" w:sz="6" w:space="1" w:color="F05922"/>
+        </w:pBdr>
+        <w:spacing w:after="120"/>
+      </w:pPr>
+    </w:p>
+    <w:p>
+      <w:pPr>
+        <w:pStyle w:val="Heading2"/>
+        <w:spacing w:before="200" w:after="80"/>
+      </w:pPr>
+      <w:r>
+        <w:rPr>
+          <w:color w:val="F05922"/>
+          <w:sz w:val="28"/>
+        </w:rPr>
+        <w:t>Sign-off QA Lead</w:t>
+      </w:r>
+    </w:p>
+    <w:p>
+      <w:pPr>
+        <w:spacing w:after="80"/>
+      </w:pPr>
+      <w:r>
+        <w:rPr>
+          <w:b/>
+          <w:sz w:val="21"/>
+        </w:rPr>
+        <w:t>Ngày:</w:t>
+      </w:r>
+      <w:r>
+        <w:rPr>
+          <w:sz w:val="21"/>
+        </w:rPr>
+        <w:t xml:space="preserve"> 2026-08-06</w:t>
+      </w:r>
+    </w:p>
+    <w:p>
+      <w:pPr>
+        <w:spacing w:after="80"/>
+      </w:pPr>
+      <w:r>
+        <w:rPr>
+          <w:b/>
+          <w:sz w:val="21"/>
+        </w:rPr>
+        <w:t>QA Lead:</w:t>
+      </w:r>
+      <w:r>
+        <w:rPr>
+          <w:sz w:val="21"/>
+        </w:rPr>
+        <w:t xml:space="preserve"> QA Lead (KZTEK)</w:t>
+      </w:r>
+    </w:p>
+    <w:p>
+      <w:pPr>
+        <w:spacing w:after="80"/>
+      </w:pPr>
+      <w:r>
+        <w:rPr>
+          <w:b/>
+          <w:sz w:val="21"/>
+        </w:rPr>
+        <w:t>Build:</w:t>
+      </w:r>
+      <w:r>
+        <w:rPr>
+          <w:sz w:val="21"/>
+        </w:rPr>
+        <w:t xml:space="preserve"> commit ff0bd2e (post-merge Bước 3.6 APPROVED)</w:t>
+      </w:r>
+    </w:p>
+    <w:p>
+      <w:pPr>
+        <w:pStyle w:val="Heading3"/>
+        <w:spacing w:before="160" w:after="60"/>
+      </w:pPr>
+      <w:r>
+        <w:rPr>
+          <w:color w:val="4A3F8C"/>
+          <w:sz w:val="24"/>
+        </w:rPr>
+        <w:t>Đánh giá Priority</w:t>
+      </w:r>
+    </w:p>
+    <w:tbl>
+      <w:tblPr>
+        <w:tblStyle w:val="TableGrid"/>
+        <w:tblW w:type="auto" w:w="0"/>
+        <w:tblLook w:firstColumn="1" w:firstRow="1" w:lastColumn="0" w:lastRow="0" w:noHBand="0" w:noVBand="1" w:val="04A0"/>
+      </w:tblPr>
+      <w:tblGrid>
+        <w:gridCol w:w="2422"/>
+        <w:gridCol w:w="2422"/>
+        <w:gridCol w:w="2422"/>
+        <w:gridCol w:w="2422"/>
+      </w:tblGrid>
+      <w:tr>
+        <w:tc>
+          <w:tcPr>
+            <w:tcW w:type="dxa" w:w="2422"/>
+            <w:shd w:val="clear" w:color="auto" w:fill="251C53"/>
+            <w:tcBorders>
+              <w:top w:val="single" w:sz="4" w:space="0" w:color="251C53"/>
+              <w:left w:val="single" w:sz="4" w:space="0" w:color="251C53"/>
+              <w:bottom w:val="single" w:sz="4" w:space="0" w:color="251C53"/>
+              <w:right w:val="single" w:sz="4" w:space="0" w:color="251C53"/>
+            </w:tcBorders>
+          </w:tcPr>
+          <w:p>
+            <w:r>
+              <w:rPr>
+                <w:b/>
+                <w:color w:val="FFFFFF"/>
+                <w:sz w:val="20"/>
+              </w:rPr>
+              <w:t>Bug</w:t>
+            </w:r>
+          </w:p>
+        </w:tc>
+        <w:tc>
+          <w:tcPr>
+            <w:tcW w:type="dxa" w:w="2422"/>
+            <w:shd w:val="clear" w:color="auto" w:fill="251C53"/>
+            <w:tcBorders>
+              <w:top w:val="single" w:sz="4" w:space="0" w:color="251C53"/>
+              <w:left w:val="single" w:sz="4" w:space="0" w:color="251C53"/>
+              <w:bottom w:val="single" w:sz="4" w:space="0" w:color="251C53"/>
+              <w:right w:val="single" w:sz="4" w:space="0" w:color="251C53"/>
+            </w:tcBorders>
+          </w:tcPr>
+          <w:p>
+            <w:r>
+              <w:rPr>
+                <w:b/>
+                <w:color w:val="FFFFFF"/>
+                <w:sz w:val="20"/>
+              </w:rPr>
+              <w:t>QAE Priority</w:t>
+            </w:r>
+          </w:p>
+        </w:tc>
+        <w:tc>
+          <w:tcPr>
+            <w:tcW w:type="dxa" w:w="2422"/>
+            <w:shd w:val="clear" w:color="auto" w:fill="251C53"/>
+            <w:tcBorders>
+              <w:top w:val="single" w:sz="4" w:space="0" w:color="251C53"/>
+              <w:left w:val="single" w:sz="4" w:space="0" w:color="251C53"/>
+              <w:bottom w:val="single" w:sz="4" w:space="0" w:color="251C53"/>
+              <w:right w:val="single" w:sz="4" w:space="0" w:color="251C53"/>
+            </w:tcBorders>
+          </w:tcPr>
+          <w:p>
+            <w:r>
+              <w:rPr>
+                <w:b/>
+                <w:color w:val="FFFFFF"/>
+                <w:sz w:val="20"/>
+              </w:rPr>
+              <w:t>QAL Đánh giá</w:t>
+            </w:r>
+          </w:p>
+        </w:tc>
+        <w:tc>
+          <w:tcPr>
+            <w:tcW w:type="dxa" w:w="2422"/>
+            <w:shd w:val="clear" w:color="auto" w:fill="251C53"/>
+            <w:tcBorders>
+              <w:top w:val="single" w:sz="4" w:space="0" w:color="251C53"/>
+              <w:left w:val="single" w:sz="4" w:space="0" w:color="251C53"/>
+              <w:bottom w:val="single" w:sz="4" w:space="0" w:color="251C53"/>
+              <w:right w:val="single" w:sz="4" w:space="0" w:color="251C53"/>
+            </w:tcBorders>
+          </w:tcPr>
+          <w:p>
+            <w:r>
+              <w:rPr>
+                <w:b/>
+                <w:color w:val="FFFFFF"/>
+                <w:sz w:val="20"/>
+              </w:rPr>
+              <w:t>Lý do</w:t>
+            </w:r>
+          </w:p>
+        </w:tc>
+      </w:tr>
+      <w:tr>
+        <w:tc>
+          <w:tcPr>
+            <w:tcW w:type="dxa" w:w="2422"/>
+            <w:tcBorders>
+              <w:top w:val="single" w:sz="4" w:space="0" w:color="CBCBCB"/>
+              <w:left w:val="single" w:sz="4" w:space="0" w:color="CBCBCB"/>
+              <w:bottom w:val="single" w:sz="4" w:space="0" w:color="CBCBCB"/>
+              <w:right w:val="single" w:sz="4" w:space="0" w:color="CBCBCB"/>
+            </w:tcBorders>
+          </w:tcPr>
+          <w:p>
+            <w:r>
+              <w:rPr>
+                <w:sz w:val="20"/>
+              </w:rPr>
+              <w:t>---</w:t>
+            </w:r>
+          </w:p>
+        </w:tc>
+        <w:tc>
+          <w:tcPr>
+            <w:tcW w:type="dxa" w:w="2422"/>
+            <w:tcBorders>
+              <w:top w:val="single" w:sz="4" w:space="0" w:color="CBCBCB"/>
+              <w:left w:val="single" w:sz="4" w:space="0" w:color="CBCBCB"/>
+              <w:bottom w:val="single" w:sz="4" w:space="0" w:color="CBCBCB"/>
+              <w:right w:val="single" w:sz="4" w:space="0" w:color="CBCBCB"/>
+            </w:tcBorders>
+          </w:tcPr>
+          <w:p>
+            <w:r>
+              <w:rPr>
+                <w:sz w:val="20"/>
+              </w:rPr>
+              <w:t>---</w:t>
+            </w:r>
+          </w:p>
+        </w:tc>
+        <w:tc>
+          <w:tcPr>
+            <w:tcW w:type="dxa" w:w="2422"/>
+            <w:tcBorders>
+              <w:top w:val="single" w:sz="4" w:space="0" w:color="CBCBCB"/>
+              <w:left w:val="single" w:sz="4" w:space="0" w:color="CBCBCB"/>
+              <w:bottom w:val="single" w:sz="4" w:space="0" w:color="CBCBCB"/>
+              <w:right w:val="single" w:sz="4" w:space="0" w:color="CBCBCB"/>
+            </w:tcBorders>
+          </w:tcPr>
+          <w:p>
+            <w:r>
+              <w:rPr>
+                <w:sz w:val="20"/>
+              </w:rPr>
+              <w:t>---</w:t>
+            </w:r>
+          </w:p>
+        </w:tc>
+        <w:tc>
+          <w:tcPr>
+            <w:tcW w:type="dxa" w:w="2422"/>
+            <w:tcBorders>
+              <w:top w:val="single" w:sz="4" w:space="0" w:color="CBCBCB"/>
+              <w:left w:val="single" w:sz="4" w:space="0" w:color="CBCBCB"/>
+              <w:bottom w:val="single" w:sz="4" w:space="0" w:color="CBCBCB"/>
+              <w:right w:val="single" w:sz="4" w:space="0" w:color="CBCBCB"/>
+            </w:tcBorders>
+          </w:tcPr>
+          <w:p>
+            <w:r>
+              <w:rPr>
+                <w:sz w:val="20"/>
+              </w:rPr>
+              <w:t>---</w:t>
+            </w:r>
+          </w:p>
+        </w:tc>
+      </w:tr>
+      <w:tr>
+        <w:tc>
+          <w:tcPr>
+            <w:tcW w:type="dxa" w:w="2422"/>
+            <w:shd w:val="clear" w:color="auto" w:fill="B8B3D6"/>
+            <w:tcBorders>
+              <w:top w:val="single" w:sz="4" w:space="0" w:color="CBCBCB"/>
+              <w:left w:val="single" w:sz="4" w:space="0" w:color="CBCBCB"/>
+              <w:bottom w:val="single" w:sz="4" w:space="0" w:color="CBCBCB"/>
+              <w:right w:val="single" w:sz="4" w:space="0" w:color="CBCBCB"/>
+            </w:tcBorders>
+          </w:tcPr>
+          <w:p>
+            <w:r>
+              <w:rPr>
+                <w:sz w:val="20"/>
+              </w:rPr>
+              <w:t>BUG-001 DELETE HTTP 500</w:t>
+            </w:r>
+          </w:p>
+        </w:tc>
+        <w:tc>
+          <w:tcPr>
+            <w:tcW w:type="dxa" w:w="2422"/>
+            <w:shd w:val="clear" w:color="auto" w:fill="B8B3D6"/>
+            <w:tcBorders>
+              <w:top w:val="single" w:sz="4" w:space="0" w:color="CBCBCB"/>
+              <w:left w:val="single" w:sz="4" w:space="0" w:color="CBCBCB"/>
+              <w:bottom w:val="single" w:sz="4" w:space="0" w:color="CBCBCB"/>
+              <w:right w:val="single" w:sz="4" w:space="0" w:color="CBCBCB"/>
+            </w:tcBorders>
+          </w:tcPr>
+          <w:p>
+            <w:r>
+              <w:rPr>
+                <w:sz w:val="20"/>
+              </w:rPr>
+              <w:t>P2</w:t>
+            </w:r>
+          </w:p>
+        </w:tc>
+        <w:tc>
+          <w:tcPr>
+            <w:tcW w:type="dxa" w:w="2422"/>
+            <w:shd w:val="clear" w:color="auto" w:fill="B8B3D6"/>
+            <w:tcBorders>
+              <w:top w:val="single" w:sz="4" w:space="0" w:color="CBCBCB"/>
+              <w:left w:val="single" w:sz="4" w:space="0" w:color="CBCBCB"/>
+              <w:bottom w:val="single" w:sz="4" w:space="0" w:color="CBCBCB"/>
+              <w:right w:val="single" w:sz="4" w:space="0" w:color="CBCBCB"/>
+            </w:tcBorders>
+          </w:tcPr>
+          <w:p>
+            <w:r>
+              <w:rPr>
+                <w:b/>
+                <w:sz w:val="20"/>
+              </w:rPr>
+              <w:t>Đồng ý P2</w:t>
+            </w:r>
+          </w:p>
+        </w:tc>
+        <w:tc>
+          <w:tcPr>
+            <w:tcW w:type="dxa" w:w="2422"/>
+            <w:shd w:val="clear" w:color="auto" w:fill="B8B3D6"/>
+            <w:tcBorders>
+              <w:top w:val="single" w:sz="4" w:space="0" w:color="CBCBCB"/>
+              <w:left w:val="single" w:sz="4" w:space="0" w:color="CBCBCB"/>
+              <w:bottom w:val="single" w:sz="4" w:space="0" w:color="CBCBCB"/>
+              <w:right w:val="single" w:sz="4" w:space="0" w:color="CBCBCB"/>
+            </w:tcBorders>
+          </w:tcPr>
+          <w:p>
+            <w:r>
+              <w:rPr>
+                <w:sz w:val="20"/>
+              </w:rPr>
+              <w:t>Data operation thành công (account bị xóa đúng). Chỉ HTTP status code sai (500 thay vì 204). Không có data loss, không crash hệ thống. UX confusion là real nhưng không đủ mức P1 với tool nội bộ 1 user.</w:t>
+            </w:r>
+          </w:p>
+        </w:tc>
+      </w:tr>
+      <w:tr>
+        <w:tc>
+          <w:tcPr>
+            <w:tcW w:type="dxa" w:w="2422"/>
+            <w:tcBorders>
+              <w:top w:val="single" w:sz="4" w:space="0" w:color="CBCBCB"/>
+              <w:left w:val="single" w:sz="4" w:space="0" w:color="CBCBCB"/>
+              <w:bottom w:val="single" w:sz="4" w:space="0" w:color="CBCBCB"/>
+              <w:right w:val="single" w:sz="4" w:space="0" w:color="CBCBCB"/>
+            </w:tcBorders>
+          </w:tcPr>
+          <w:p>
+            <w:r>
+              <w:rPr>
+                <w:sz w:val="20"/>
+              </w:rPr>
+              <w:t>BUG-002 Duplicate name</w:t>
+            </w:r>
+          </w:p>
+        </w:tc>
+        <w:tc>
+          <w:tcPr>
+            <w:tcW w:type="dxa" w:w="2422"/>
+            <w:tcBorders>
+              <w:top w:val="single" w:sz="4" w:space="0" w:color="CBCBCB"/>
+              <w:left w:val="single" w:sz="4" w:space="0" w:color="CBCBCB"/>
+              <w:bottom w:val="single" w:sz="4" w:space="0" w:color="CBCBCB"/>
+              <w:right w:val="single" w:sz="4" w:space="0" w:color="CBCBCB"/>
+            </w:tcBorders>
+          </w:tcPr>
+          <w:p>
+            <w:r>
+              <w:rPr>
+                <w:sz w:val="20"/>
+              </w:rPr>
+              <w:t>P2</w:t>
+            </w:r>
+          </w:p>
+        </w:tc>
+        <w:tc>
+          <w:tcPr>
+            <w:tcW w:type="dxa" w:w="2422"/>
+            <w:tcBorders>
+              <w:top w:val="single" w:sz="4" w:space="0" w:color="CBCBCB"/>
+              <w:left w:val="single" w:sz="4" w:space="0" w:color="CBCBCB"/>
+              <w:bottom w:val="single" w:sz="4" w:space="0" w:color="CBCBCB"/>
+              <w:right w:val="single" w:sz="4" w:space="0" w:color="CBCBCB"/>
+            </w:tcBorders>
+          </w:tcPr>
+          <w:p>
+            <w:r>
+              <w:rPr>
+                <w:b/>
+                <w:sz w:val="20"/>
+              </w:rPr>
+              <w:t>Đồng ý P2</w:t>
+            </w:r>
+          </w:p>
+        </w:tc>
+        <w:tc>
+          <w:tcPr>
+            <w:tcW w:type="dxa" w:w="2422"/>
+            <w:tcBorders>
+              <w:top w:val="single" w:sz="4" w:space="0" w:color="CBCBCB"/>
+              <w:left w:val="single" w:sz="4" w:space="0" w:color="CBCBCB"/>
+              <w:bottom w:val="single" w:sz="4" w:space="0" w:color="CBCBCB"/>
+              <w:right w:val="single" w:sz="4" w:space="0" w:color="CBCBCB"/>
+            </w:tcBorders>
+          </w:tcPr>
+          <w:p>
+            <w:r>
+              <w:rPr>
+                <w:sz w:val="20"/>
+              </w:rPr>
+              <w:t>Missing business constraint validation. Không gây crash hay mất data. Single-user nội bộ — risk chấp nhận được khi biết workaround (kiểm tra trước khi tạo).</w:t>
+            </w:r>
+          </w:p>
+        </w:tc>
+      </w:tr>
+    </w:tbl>
+    <w:p/>
+    <w:p>
+      <w:pPr>
+        <w:spacing w:after="80"/>
+      </w:pPr>
+      <w:r>
+        <w:rPr>
+          <w:b/>
+          <w:sz w:val="21"/>
+        </w:rPr>
+        <w:t>Lưu ý về TC-030 (Priority P1 trong test case vs BUG-001 Priority P2):</w:t>
+      </w:r>
+      <w:r>
+        <w:rPr>
+          <w:sz w:val="21"/>
+        </w:rPr>
+        <w:t xml:space="preserve"> Priority trong test case (P1) phản ánh tầm quan trọng của path DELETE khi test — đây là critical path cần cover. Priority bug (P2) phản ánh mức độ khẩn cấp fix — vì data integrity không bị ảnh hưởng, P2 là đúng.</w:t>
+      </w:r>
+    </w:p>
+    <w:p>
+      <w:pPr>
+        <w:pStyle w:val="Heading3"/>
+        <w:spacing w:before="160" w:after="60"/>
+      </w:pPr>
+      <w:r>
+        <w:rPr>
+          <w:color w:val="4A3F8C"/>
+          <w:sz w:val="24"/>
+        </w:rPr>
+        <w:t>Checklist Exit Criteria</w:t>
+      </w:r>
+    </w:p>
+    <w:p>
+      <w:pPr>
+        <w:pStyle w:val="ListBullet"/>
+        <w:spacing w:after="20"/>
+        <w:ind w:left="283"/>
+      </w:pPr>
+      <w:r>
+        <w:rPr>
+          <w:sz w:val="21"/>
+        </w:rPr>
+        <w:t>[x] P0 bug = 0 (confirmed, không có P0)</w:t>
+      </w:r>
+    </w:p>
+    <w:p>
+      <w:pPr>
+        <w:pStyle w:val="ListBullet"/>
+        <w:spacing w:after="20"/>
+        <w:ind w:left="283"/>
+      </w:pPr>
+      <w:r>
+        <w:rPr>
+          <w:sz w:val="21"/>
+        </w:rPr>
+        <w:t>[x] P1 bug = 0 (confirmed, không có P1)</w:t>
+      </w:r>
+    </w:p>
+    <w:p>
+      <w:pPr>
+        <w:pStyle w:val="ListBullet"/>
+        <w:spacing w:after="20"/>
+        <w:ind w:left="283"/>
+      </w:pPr>
+      <w:r>
+        <w:rPr>
+          <w:sz w:val="21"/>
+        </w:rPr>
+        <w:t>[x] Regression P0 user stories = 100% PASS (US-001..US-004 tất cả PASS)</w:t>
+      </w:r>
+    </w:p>
+    <w:p>
+      <w:pPr>
+        <w:pStyle w:val="ListBullet"/>
+        <w:spacing w:after="20"/>
+        <w:ind w:left="283"/>
+      </w:pPr>
+      <w:r>
+        <w:rPr>
+          <w:sz w:val="21"/>
+        </w:rPr>
+        <w:t>[x] UI-001/UI-002 regression PASS</w:t>
+      </w:r>
+    </w:p>
+    <w:p>
+      <w:pPr>
+        <w:pStyle w:val="ListBullet"/>
+        <w:spacing w:after="20"/>
+        <w:ind w:left="283"/>
+      </w:pPr>
+      <w:r>
+        <w:rPr>
+          <w:sz w:val="21"/>
+        </w:rPr>
+        <w:t>[x] Coverage P0 stories: 100% (TC-001..TC-015 tất cả PASS hoặc SKIP có lý do)</w:t>
+      </w:r>
+    </w:p>
+    <w:p>
+      <w:pPr>
+        <w:pStyle w:val="ListBullet"/>
+        <w:spacing w:after="20"/>
+        <w:ind w:left="283"/>
+      </w:pPr>
+      <w:r>
+        <w:rPr>
+          <w:sz w:val="21"/>
+        </w:rPr>
+        <w:t>[x] Coverage P1 stories: ≥80% PASS (US-005, US-006 100%; US-007: 13/15 PASS; US-008: PASS)</w:t>
+      </w:r>
+    </w:p>
+    <w:p>
+      <w:pPr>
+        <w:pStyle w:val="Heading3"/>
+        <w:spacing w:before="160" w:after="60"/>
+      </w:pPr>
+      <w:r>
+        <w:rPr>
+          <w:color w:val="4A3F8C"/>
+          <w:sz w:val="24"/>
+        </w:rPr>
+        <w:t>Quyết định</w:t>
+      </w:r>
+    </w:p>
+    <w:p>
+      <w:pPr>
+        <w:spacing w:after="80"/>
+      </w:pPr>
+      <w:r>
+        <w:rPr>
+          <w:b/>
+          <w:sz w:val="21"/>
+        </w:rPr>
+        <w:t>SIGN-OFF: PASS — Cho phép deploy</w:t>
+      </w:r>
+    </w:p>
+    <w:p>
+      <w:pPr>
+        <w:spacing w:after="80"/>
+      </w:pPr>
+      <w:r>
+        <w:rPr>
+          <w:sz w:val="21"/>
+        </w:rPr>
+        <w:t>Không còn P0/P1 bug. Hai bug tồn đọng đều là P2, phù hợp với risk tolerance của tool nội bộ P2 (1 user, local only). Core functionality hoạt động đúng: realtime agent monitoring, token tracking, data persistence, account management (CRUD đúng về data, chỉ HTTP status sai một route).</w:t>
+      </w:r>
+    </w:p>
+    <w:p>
+      <w:pPr>
+        <w:spacing w:after="80"/>
+      </w:pPr>
+      <w:r>
+        <w:rPr>
+          <w:b/>
+          <w:sz w:val="21"/>
+        </w:rPr>
+        <w:t>Known Issues (backlog fix vào iteration tiếp theo):</w:t>
+      </w:r>
+    </w:p>
+    <w:p>
+      <w:pPr>
+        <w:spacing w:after="20"/>
+        <w:ind w:left="567" w:hanging="283"/>
+      </w:pPr>
+      <w:r>
+        <w:rPr>
+          <w:sz w:val="21"/>
+        </w:rPr>
+        <w:t>1.</w:t>
+        <w:tab/>
+      </w:r>
+      <w:r>
+        <w:rPr>
+          <w:sz w:val="21"/>
+        </w:rPr>
+        <w:t xml:space="preserve">BUG-001: Fix </w:t>
+      </w:r>
+      <w:r>
+        <w:rPr>
+          <w:rFonts w:ascii="Courier New" w:hAnsi="Courier New"/>
+          <w:color w:val="F05922"/>
+          <w:sz w:val="21"/>
+        </w:rPr>
+        <w:t>delete_account</w:t>
+      </w:r>
+      <w:r>
+        <w:rPr>
+          <w:sz w:val="21"/>
+        </w:rPr>
+        <w:t xml:space="preserve"> route → </w:t>
+      </w:r>
+      <w:r>
+        <w:rPr>
+          <w:rFonts w:ascii="Courier New" w:hAnsi="Courier New"/>
+          <w:color w:val="F05922"/>
+          <w:sz w:val="21"/>
+        </w:rPr>
+        <w:t>async def</w:t>
+      </w:r>
+      <w:r>
+        <w:rPr>
+          <w:sz w:val="21"/>
+        </w:rPr>
+        <w:t xml:space="preserve"> + await broadcast. Ref: </w:t>
+      </w:r>
+      <w:r>
+        <w:rPr>
+          <w:rFonts w:ascii="Courier New" w:hAnsi="Courier New"/>
+          <w:color w:val="F05922"/>
+          <w:sz w:val="21"/>
+        </w:rPr>
+        <w:t>docs/bugs/BUG-001-delete-account-500.md</w:t>
+      </w:r>
+    </w:p>
+    <w:p>
+      <w:pPr>
+        <w:spacing w:after="20"/>
+        <w:ind w:left="567" w:hanging="283"/>
+      </w:pPr>
+      <w:r>
+        <w:rPr>
+          <w:sz w:val="21"/>
+        </w:rPr>
+        <w:t>2.</w:t>
+        <w:tab/>
+      </w:r>
+      <w:r>
+        <w:rPr>
+          <w:sz w:val="21"/>
+        </w:rPr>
+        <w:t xml:space="preserve">BUG-002: Thêm duplicate-name check trong </w:t>
+      </w:r>
+      <w:r>
+        <w:rPr>
+          <w:rFonts w:ascii="Courier New" w:hAnsi="Courier New"/>
+          <w:color w:val="F05922"/>
+          <w:sz w:val="21"/>
+        </w:rPr>
+        <w:t>AccountStore.add_account()</w:t>
+      </w:r>
+      <w:r>
+        <w:rPr>
+          <w:sz w:val="21"/>
+        </w:rPr>
+        <w:t xml:space="preserve">. Ref: </w:t>
+      </w:r>
+      <w:r>
+        <w:rPr>
+          <w:rFonts w:ascii="Courier New" w:hAnsi="Courier New"/>
+          <w:color w:val="F05922"/>
+          <w:sz w:val="21"/>
+        </w:rPr>
+        <w:t>docs/bugs/BUG-002-duplicate-account-name.md</w:t>
+      </w:r>
+    </w:p>
+    <w:p>
+      <w:pPr>
+        <w:spacing w:after="80"/>
+      </w:pPr>
+      <w:r>
+        <w:rPr>
+          <w:b/>
+          <w:sz w:val="21"/>
+        </w:rPr>
+        <w:t>QA Lead ký:</w:t>
+      </w:r>
+      <w:r>
+        <w:rPr>
+          <w:sz w:val="21"/>
+        </w:rPr>
+        <w:t xml:space="preserve"> QA Lead — 2026-08-06</w:t>
+      </w:r>
+    </w:p>
+    <w:p>
+      <w:pPr>
+        <w:pBdr>
+          <w:bottom w:val="single" w:sz="6" w:space="1" w:color="F05922"/>
+        </w:pBdr>
+        <w:spacing w:after="120"/>
+      </w:pPr>
+    </w:p>
+    <w:p>
+      <w:pPr>
+        <w:pStyle w:val="Heading2"/>
+        <w:spacing w:before="200" w:after="80"/>
+      </w:pPr>
+      <w:r>
+        <w:rPr>
+          <w:color w:val="F05922"/>
+          <w:sz w:val="28"/>
+        </w:rPr>
+        <w:t>Sprint 5 — Usage Display + BUG-004 + FR-004 Dispatcher Node + FR-005 Toggle</w:t>
+      </w:r>
+    </w:p>
+    <w:p>
+      <w:pPr>
+        <w:spacing w:after="80"/>
+      </w:pPr>
+      <w:r>
+        <w:rPr>
+          <w:b/>
+          <w:sz w:val="21"/>
+        </w:rPr>
+        <w:t>Ngày thực thi:</w:t>
+      </w:r>
+      <w:r>
+        <w:rPr>
+          <w:sz w:val="21"/>
+        </w:rPr>
+        <w:t xml:space="preserve"> 2026-08-07</w:t>
+      </w:r>
+    </w:p>
+    <w:p>
+      <w:pPr>
+        <w:spacing w:after="80"/>
+      </w:pPr>
+      <w:r>
+        <w:rPr>
+          <w:b/>
+          <w:sz w:val="21"/>
+        </w:rPr>
+        <w:t>QA Engineer:</w:t>
+      </w:r>
+      <w:r>
+        <w:rPr>
+          <w:sz w:val="21"/>
+        </w:rPr>
+        <w:t xml:space="preserve"> QA Engineer (KZTEK)</w:t>
+      </w:r>
+    </w:p>
+    <w:p>
+      <w:pPr>
+        <w:spacing w:after="80"/>
+      </w:pPr>
+      <w:r>
+        <w:rPr>
+          <w:b/>
+          <w:sz w:val="21"/>
+        </w:rPr>
+        <w:t>Môi trường:</w:t>
+      </w:r>
+      <w:r>
+        <w:rPr>
+          <w:sz w:val="21"/>
+        </w:rPr>
+        <w:t xml:space="preserve"> Local | http://127.0.0.1:7770 | Backend FastAPI (uvicorn) + Frontend dist served qua backend</w:t>
+      </w:r>
+    </w:p>
+    <w:p>
+      <w:pPr>
+        <w:spacing w:after="80"/>
+      </w:pPr>
+      <w:r>
+        <w:rPr>
+          <w:b/>
+          <w:sz w:val="21"/>
+        </w:rPr>
+        <w:t>Ghi chú môi trường:</w:t>
+      </w:r>
+      <w:r>
+        <w:rPr>
+          <w:sz w:val="21"/>
+        </w:rPr>
+        <w:t xml:space="preserve"> App khởi động qua </w:t>
+      </w:r>
+      <w:r>
+        <w:rPr>
+          <w:rFonts w:ascii="Courier New" w:hAnsi="Courier New"/>
+          <w:color w:val="F05922"/>
+          <w:sz w:val="18"/>
+        </w:rPr>
+        <w:t>start.bat</w:t>
+      </w:r>
+      <w:r>
+        <w:rPr>
+          <w:sz w:val="21"/>
+        </w:rPr>
+        <w:t xml:space="preserve"> — một URL duy nhất http://127.0.0.1:7770 (KHÔNG dùng port 5173). Quota API đang bị Anthropic rate-limit (429) trong suốt phiên test — ảnh hưởng đến các TC happy-path của Usage Display.</w:t>
+      </w:r>
+    </w:p>
+    <w:p>
+      <w:pPr>
+        <w:spacing w:after="80"/>
+      </w:pPr>
+      <w:r>
+        <w:rPr>
+          <w:b/>
+          <w:sz w:val="21"/>
+        </w:rPr>
+        <w:t>Build tham chiếu:</w:t>
+      </w:r>
+      <w:r>
+        <w:rPr>
+          <w:sz w:val="21"/>
+        </w:rPr>
+        <w:t xml:space="preserve"> commit </w:t>
+      </w:r>
+      <w:r>
+        <w:rPr>
+          <w:rFonts w:ascii="Courier New" w:hAnsi="Courier New"/>
+          <w:color w:val="F05922"/>
+          <w:sz w:val="18"/>
+        </w:rPr>
+        <w:t>ad14bdb</w:t>
+      </w:r>
+      <w:r>
+        <w:rPr>
+          <w:sz w:val="21"/>
+        </w:rPr>
+        <w:t xml:space="preserve"> (backend Sprint 5) + </w:t>
+      </w:r>
+      <w:r>
+        <w:rPr>
+          <w:rFonts w:ascii="Courier New" w:hAnsi="Courier New"/>
+          <w:color w:val="F05922"/>
+          <w:sz w:val="18"/>
+        </w:rPr>
+        <w:t>d9c89a5</w:t>
+      </w:r>
+      <w:r>
+        <w:rPr>
+          <w:sz w:val="21"/>
+        </w:rPr>
+        <w:t xml:space="preserve"> (frontend Sprint 5)</w:t>
+      </w:r>
+    </w:p>
+    <w:p>
+      <w:pPr>
+        <w:pStyle w:val="Heading3"/>
+        <w:spacing w:before="160" w:after="60"/>
+      </w:pPr>
+      <w:r>
+        <w:rPr>
+          <w:color w:val="4A3F8C"/>
+          <w:sz w:val="24"/>
+        </w:rPr>
+        <w:t>Tóm tắt Sprint 5</w:t>
+      </w:r>
+    </w:p>
+    <w:tbl>
+      <w:tblPr>
+        <w:tblStyle w:val="TableGrid"/>
+        <w:tblW w:type="auto" w:w="0"/>
+        <w:tblLook w:firstColumn="1" w:firstRow="1" w:lastColumn="0" w:lastRow="0" w:noHBand="0" w:noVBand="1" w:val="04A0"/>
+      </w:tblPr>
+      <w:tblGrid>
+        <w:gridCol w:w="1938"/>
+        <w:gridCol w:w="1938"/>
+        <w:gridCol w:w="1938"/>
+        <w:gridCol w:w="1938"/>
+        <w:gridCol w:w="1938"/>
+      </w:tblGrid>
+      <w:tr>
+        <w:tc>
+          <w:tcPr>
+            <w:tcW w:type="dxa" w:w="1938"/>
+            <w:shd w:val="clear" w:color="auto" w:fill="251C53"/>
+            <w:tcBorders>
+              <w:top w:val="single" w:sz="4" w:space="0" w:color="251C53"/>
+              <w:left w:val="single" w:sz="4" w:space="0" w:color="251C53"/>
+              <w:bottom w:val="single" w:sz="4" w:space="0" w:color="251C53"/>
+              <w:right w:val="single" w:sz="4" w:space="0" w:color="251C53"/>
+            </w:tcBorders>
+          </w:tcPr>
+          <w:p>
+            <w:r>
+              <w:rPr>
+                <w:b/>
+                <w:color w:val="FFFFFF"/>
+                <w:sz w:val="20"/>
+              </w:rPr>
+              <w:t>Nhóm</w:t>
+            </w:r>
+          </w:p>
+        </w:tc>
+        <w:tc>
+          <w:tcPr>
+            <w:tcW w:type="dxa" w:w="1938"/>
+            <w:shd w:val="clear" w:color="auto" w:fill="251C53"/>
+            <w:tcBorders>
+              <w:top w:val="single" w:sz="4" w:space="0" w:color="251C53"/>
+              <w:left w:val="single" w:sz="4" w:space="0" w:color="251C53"/>
+              <w:bottom w:val="single" w:sz="4" w:space="0" w:color="251C53"/>
+              <w:right w:val="single" w:sz="4" w:space="0" w:color="251C53"/>
+            </w:tcBorders>
+          </w:tcPr>
+          <w:p>
+            <w:r>
+              <w:rPr>
+                <w:b/>
+                <w:color w:val="FFFFFF"/>
+                <w:sz w:val="20"/>
+              </w:rPr>
+              <w:t># TC</w:t>
+            </w:r>
+          </w:p>
+        </w:tc>
+        <w:tc>
+          <w:tcPr>
+            <w:tcW w:type="dxa" w:w="1938"/>
+            <w:shd w:val="clear" w:color="auto" w:fill="251C53"/>
+            <w:tcBorders>
+              <w:top w:val="single" w:sz="4" w:space="0" w:color="251C53"/>
+              <w:left w:val="single" w:sz="4" w:space="0" w:color="251C53"/>
+              <w:bottom w:val="single" w:sz="4" w:space="0" w:color="251C53"/>
+              <w:right w:val="single" w:sz="4" w:space="0" w:color="251C53"/>
+            </w:tcBorders>
+          </w:tcPr>
+          <w:p>
+            <w:r>
+              <w:rPr>
+                <w:b/>
+                <w:color w:val="FFFFFF"/>
+                <w:sz w:val="20"/>
+              </w:rPr>
+              <w:t>Pass</w:t>
+            </w:r>
+          </w:p>
+        </w:tc>
+        <w:tc>
+          <w:tcPr>
+            <w:tcW w:type="dxa" w:w="1938"/>
+            <w:shd w:val="clear" w:color="auto" w:fill="251C53"/>
+            <w:tcBorders>
+              <w:top w:val="single" w:sz="4" w:space="0" w:color="251C53"/>
+              <w:left w:val="single" w:sz="4" w:space="0" w:color="251C53"/>
+              <w:bottom w:val="single" w:sz="4" w:space="0" w:color="251C53"/>
+              <w:right w:val="single" w:sz="4" w:space="0" w:color="251C53"/>
+            </w:tcBorders>
+          </w:tcPr>
+          <w:p>
+            <w:r>
+              <w:rPr>
+                <w:b/>
+                <w:color w:val="FFFFFF"/>
+                <w:sz w:val="20"/>
+              </w:rPr>
+              <w:t>Fail</w:t>
+            </w:r>
+          </w:p>
+        </w:tc>
+        <w:tc>
+          <w:tcPr>
+            <w:tcW w:type="dxa" w:w="1938"/>
+            <w:shd w:val="clear" w:color="auto" w:fill="251C53"/>
+            <w:tcBorders>
+              <w:top w:val="single" w:sz="4" w:space="0" w:color="251C53"/>
+              <w:left w:val="single" w:sz="4" w:space="0" w:color="251C53"/>
+              <w:bottom w:val="single" w:sz="4" w:space="0" w:color="251C53"/>
+              <w:right w:val="single" w:sz="4" w:space="0" w:color="251C53"/>
+            </w:tcBorders>
+          </w:tcPr>
+          <w:p>
+            <w:r>
+              <w:rPr>
+                <w:b/>
+                <w:color w:val="FFFFFF"/>
+                <w:sz w:val="20"/>
+              </w:rPr>
+              <w:t>Skip</w:t>
+            </w:r>
+          </w:p>
+        </w:tc>
+      </w:tr>
+      <w:tr>
+        <w:tc>
+          <w:tcPr>
+            <w:tcW w:type="dxa" w:w="1938"/>
+            <w:tcBorders>
+              <w:top w:val="single" w:sz="4" w:space="0" w:color="CBCBCB"/>
+              <w:left w:val="single" w:sz="4" w:space="0" w:color="CBCBCB"/>
+              <w:bottom w:val="single" w:sz="4" w:space="0" w:color="CBCBCB"/>
+              <w:right w:val="single" w:sz="4" w:space="0" w:color="CBCBCB"/>
+            </w:tcBorders>
+          </w:tcPr>
+          <w:p>
+            <w:r>
+              <w:rPr>
+                <w:sz w:val="20"/>
+              </w:rPr>
+              <w:t>---</w:t>
+            </w:r>
+          </w:p>
+        </w:tc>
+        <w:tc>
+          <w:tcPr>
+            <w:tcW w:type="dxa" w:w="1938"/>
+            <w:tcBorders>
+              <w:top w:val="single" w:sz="4" w:space="0" w:color="CBCBCB"/>
+              <w:left w:val="single" w:sz="4" w:space="0" w:color="CBCBCB"/>
+              <w:bottom w:val="single" w:sz="4" w:space="0" w:color="CBCBCB"/>
+              <w:right w:val="single" w:sz="4" w:space="0" w:color="CBCBCB"/>
+            </w:tcBorders>
+          </w:tcPr>
+          <w:p>
+            <w:r>
+              <w:rPr>
+                <w:sz w:val="20"/>
+              </w:rPr>
+              <w:t>---</w:t>
+            </w:r>
+          </w:p>
+        </w:tc>
+        <w:tc>
+          <w:tcPr>
+            <w:tcW w:type="dxa" w:w="1938"/>
+            <w:tcBorders>
+              <w:top w:val="single" w:sz="4" w:space="0" w:color="CBCBCB"/>
+              <w:left w:val="single" w:sz="4" w:space="0" w:color="CBCBCB"/>
+              <w:bottom w:val="single" w:sz="4" w:space="0" w:color="CBCBCB"/>
+              <w:right w:val="single" w:sz="4" w:space="0" w:color="CBCBCB"/>
+            </w:tcBorders>
+          </w:tcPr>
+          <w:p>
+            <w:r>
+              <w:rPr>
+                <w:sz w:val="20"/>
+              </w:rPr>
+              <w:t>---</w:t>
+            </w:r>
+          </w:p>
+        </w:tc>
+        <w:tc>
+          <w:tcPr>
+            <w:tcW w:type="dxa" w:w="1938"/>
+            <w:tcBorders>
+              <w:top w:val="single" w:sz="4" w:space="0" w:color="CBCBCB"/>
+              <w:left w:val="single" w:sz="4" w:space="0" w:color="CBCBCB"/>
+              <w:bottom w:val="single" w:sz="4" w:space="0" w:color="CBCBCB"/>
+              <w:right w:val="single" w:sz="4" w:space="0" w:color="CBCBCB"/>
+            </w:tcBorders>
+          </w:tcPr>
+          <w:p>
+            <w:r>
+              <w:rPr>
+                <w:sz w:val="20"/>
+              </w:rPr>
+              <w:t>---</w:t>
+            </w:r>
+          </w:p>
+        </w:tc>
+        <w:tc>
+          <w:tcPr>
+            <w:tcW w:type="dxa" w:w="1938"/>
+            <w:tcBorders>
+              <w:top w:val="single" w:sz="4" w:space="0" w:color="CBCBCB"/>
+              <w:left w:val="single" w:sz="4" w:space="0" w:color="CBCBCB"/>
+              <w:bottom w:val="single" w:sz="4" w:space="0" w:color="CBCBCB"/>
+              <w:right w:val="single" w:sz="4" w:space="0" w:color="CBCBCB"/>
+            </w:tcBorders>
+          </w:tcPr>
+          <w:p>
+            <w:r>
+              <w:rPr>
+                <w:sz w:val="20"/>
+              </w:rPr>
+              <w:t>---</w:t>
+            </w:r>
+          </w:p>
+        </w:tc>
+      </w:tr>
+      <w:tr>
+        <w:tc>
+          <w:tcPr>
+            <w:tcW w:type="dxa" w:w="1938"/>
+            <w:shd w:val="clear" w:color="auto" w:fill="B8B3D6"/>
+            <w:tcBorders>
+              <w:top w:val="single" w:sz="4" w:space="0" w:color="CBCBCB"/>
+              <w:left w:val="single" w:sz="4" w:space="0" w:color="CBCBCB"/>
+              <w:bottom w:val="single" w:sz="4" w:space="0" w:color="CBCBCB"/>
+              <w:right w:val="single" w:sz="4" w:space="0" w:color="CBCBCB"/>
+            </w:tcBorders>
+          </w:tcPr>
+          <w:p>
+            <w:r>
+              <w:rPr>
+                <w:sz w:val="20"/>
+              </w:rPr>
+              <w:t>A — Usage Display</w:t>
+            </w:r>
+          </w:p>
+        </w:tc>
+        <w:tc>
+          <w:tcPr>
+            <w:tcW w:type="dxa" w:w="1938"/>
+            <w:shd w:val="clear" w:color="auto" w:fill="B8B3D6"/>
+            <w:tcBorders>
+              <w:top w:val="single" w:sz="4" w:space="0" w:color="CBCBCB"/>
+              <w:left w:val="single" w:sz="4" w:space="0" w:color="CBCBCB"/>
+              <w:bottom w:val="single" w:sz="4" w:space="0" w:color="CBCBCB"/>
+              <w:right w:val="single" w:sz="4" w:space="0" w:color="CBCBCB"/>
+            </w:tcBorders>
+          </w:tcPr>
+          <w:p>
+            <w:r>
+              <w:rPr>
+                <w:sz w:val="20"/>
+              </w:rPr>
+              <w:t>8</w:t>
+            </w:r>
+          </w:p>
+        </w:tc>
+        <w:tc>
+          <w:tcPr>
+            <w:tcW w:type="dxa" w:w="1938"/>
+            <w:shd w:val="clear" w:color="auto" w:fill="B8B3D6"/>
+            <w:tcBorders>
+              <w:top w:val="single" w:sz="4" w:space="0" w:color="CBCBCB"/>
+              <w:left w:val="single" w:sz="4" w:space="0" w:color="CBCBCB"/>
+              <w:bottom w:val="single" w:sz="4" w:space="0" w:color="CBCBCB"/>
+              <w:right w:val="single" w:sz="4" w:space="0" w:color="CBCBCB"/>
+            </w:tcBorders>
+          </w:tcPr>
+          <w:p>
+            <w:r>
+              <w:rPr>
+                <w:sz w:val="20"/>
+              </w:rPr>
+              <w:t>6</w:t>
+            </w:r>
+          </w:p>
+        </w:tc>
+        <w:tc>
+          <w:tcPr>
+            <w:tcW w:type="dxa" w:w="1938"/>
+            <w:shd w:val="clear" w:color="auto" w:fill="B8B3D6"/>
+            <w:tcBorders>
+              <w:top w:val="single" w:sz="4" w:space="0" w:color="CBCBCB"/>
+              <w:left w:val="single" w:sz="4" w:space="0" w:color="CBCBCB"/>
+              <w:bottom w:val="single" w:sz="4" w:space="0" w:color="CBCBCB"/>
+              <w:right w:val="single" w:sz="4" w:space="0" w:color="CBCBCB"/>
+            </w:tcBorders>
+          </w:tcPr>
+          <w:p>
+            <w:r>
+              <w:rPr>
+                <w:sz w:val="20"/>
+              </w:rPr>
+              <w:t>1</w:t>
+            </w:r>
+          </w:p>
+        </w:tc>
+        <w:tc>
+          <w:tcPr>
+            <w:tcW w:type="dxa" w:w="1938"/>
+            <w:shd w:val="clear" w:color="auto" w:fill="B8B3D6"/>
+            <w:tcBorders>
+              <w:top w:val="single" w:sz="4" w:space="0" w:color="CBCBCB"/>
+              <w:left w:val="single" w:sz="4" w:space="0" w:color="CBCBCB"/>
+              <w:bottom w:val="single" w:sz="4" w:space="0" w:color="CBCBCB"/>
+              <w:right w:val="single" w:sz="4" w:space="0" w:color="CBCBCB"/>
+            </w:tcBorders>
+          </w:tcPr>
+          <w:p>
+            <w:r>
+              <w:rPr>
+                <w:sz w:val="20"/>
+              </w:rPr>
+              <w:t>1</w:t>
+            </w:r>
+          </w:p>
+        </w:tc>
+      </w:tr>
+      <w:tr>
+        <w:tc>
+          <w:tcPr>
+            <w:tcW w:type="dxa" w:w="1938"/>
+            <w:tcBorders>
+              <w:top w:val="single" w:sz="4" w:space="0" w:color="CBCBCB"/>
+              <w:left w:val="single" w:sz="4" w:space="0" w:color="CBCBCB"/>
+              <w:bottom w:val="single" w:sz="4" w:space="0" w:color="CBCBCB"/>
+              <w:right w:val="single" w:sz="4" w:space="0" w:color="CBCBCB"/>
+            </w:tcBorders>
+          </w:tcPr>
+          <w:p>
+            <w:r>
+              <w:rPr>
+                <w:sz w:val="20"/>
+              </w:rPr>
+              <w:t>B — BUG-004 Fix</w:t>
+            </w:r>
+          </w:p>
+        </w:tc>
+        <w:tc>
+          <w:tcPr>
+            <w:tcW w:type="dxa" w:w="1938"/>
+            <w:tcBorders>
+              <w:top w:val="single" w:sz="4" w:space="0" w:color="CBCBCB"/>
+              <w:left w:val="single" w:sz="4" w:space="0" w:color="CBCBCB"/>
+              <w:bottom w:val="single" w:sz="4" w:space="0" w:color="CBCBCB"/>
+              <w:right w:val="single" w:sz="4" w:space="0" w:color="CBCBCB"/>
+            </w:tcBorders>
+          </w:tcPr>
+          <w:p>
+            <w:r>
+              <w:rPr>
+                <w:sz w:val="20"/>
+              </w:rPr>
+              <w:t>3</w:t>
+            </w:r>
+          </w:p>
+        </w:tc>
+        <w:tc>
+          <w:tcPr>
+            <w:tcW w:type="dxa" w:w="1938"/>
+            <w:tcBorders>
+              <w:top w:val="single" w:sz="4" w:space="0" w:color="CBCBCB"/>
+              <w:left w:val="single" w:sz="4" w:space="0" w:color="CBCBCB"/>
+              <w:bottom w:val="single" w:sz="4" w:space="0" w:color="CBCBCB"/>
+              <w:right w:val="single" w:sz="4" w:space="0" w:color="CBCBCB"/>
+            </w:tcBorders>
+          </w:tcPr>
+          <w:p>
+            <w:r>
+              <w:rPr>
+                <w:sz w:val="20"/>
+              </w:rPr>
+              <w:t>3</w:t>
+            </w:r>
+          </w:p>
+        </w:tc>
+        <w:tc>
+          <w:tcPr>
+            <w:tcW w:type="dxa" w:w="1938"/>
+            <w:tcBorders>
+              <w:top w:val="single" w:sz="4" w:space="0" w:color="CBCBCB"/>
+              <w:left w:val="single" w:sz="4" w:space="0" w:color="CBCBCB"/>
+              <w:bottom w:val="single" w:sz="4" w:space="0" w:color="CBCBCB"/>
+              <w:right w:val="single" w:sz="4" w:space="0" w:color="CBCBCB"/>
+            </w:tcBorders>
+          </w:tcPr>
+          <w:p>
+            <w:r>
+              <w:rPr>
+                <w:sz w:val="20"/>
+              </w:rPr>
+              <w:t>0</w:t>
+            </w:r>
+          </w:p>
+        </w:tc>
+        <w:tc>
+          <w:tcPr>
+            <w:tcW w:type="dxa" w:w="1938"/>
+            <w:tcBorders>
+              <w:top w:val="single" w:sz="4" w:space="0" w:color="CBCBCB"/>
+              <w:left w:val="single" w:sz="4" w:space="0" w:color="CBCBCB"/>
+              <w:bottom w:val="single" w:sz="4" w:space="0" w:color="CBCBCB"/>
+              <w:right w:val="single" w:sz="4" w:space="0" w:color="CBCBCB"/>
+            </w:tcBorders>
+          </w:tcPr>
+          <w:p>
+            <w:r>
+              <w:rPr>
+                <w:sz w:val="20"/>
+              </w:rPr>
+              <w:t>0</w:t>
+            </w:r>
+          </w:p>
+        </w:tc>
+      </w:tr>
+      <w:tr>
+        <w:tc>
+          <w:tcPr>
+            <w:tcW w:type="dxa" w:w="1938"/>
+            <w:shd w:val="clear" w:color="auto" w:fill="B8B3D6"/>
+            <w:tcBorders>
+              <w:top w:val="single" w:sz="4" w:space="0" w:color="CBCBCB"/>
+              <w:left w:val="single" w:sz="4" w:space="0" w:color="CBCBCB"/>
+              <w:bottom w:val="single" w:sz="4" w:space="0" w:color="CBCBCB"/>
+              <w:right w:val="single" w:sz="4" w:space="0" w:color="CBCBCB"/>
+            </w:tcBorders>
+          </w:tcPr>
+          <w:p>
+            <w:r>
+              <w:rPr>
+                <w:sz w:val="20"/>
+              </w:rPr>
+              <w:t>C — FR-004 Dispatcher Node</w:t>
+            </w:r>
+          </w:p>
+        </w:tc>
+        <w:tc>
+          <w:tcPr>
+            <w:tcW w:type="dxa" w:w="1938"/>
+            <w:shd w:val="clear" w:color="auto" w:fill="B8B3D6"/>
+            <w:tcBorders>
+              <w:top w:val="single" w:sz="4" w:space="0" w:color="CBCBCB"/>
+              <w:left w:val="single" w:sz="4" w:space="0" w:color="CBCBCB"/>
+              <w:bottom w:val="single" w:sz="4" w:space="0" w:color="CBCBCB"/>
+              <w:right w:val="single" w:sz="4" w:space="0" w:color="CBCBCB"/>
+            </w:tcBorders>
+          </w:tcPr>
+          <w:p>
+            <w:r>
+              <w:rPr>
+                <w:sz w:val="20"/>
+              </w:rPr>
+              <w:t>3</w:t>
+            </w:r>
+          </w:p>
+        </w:tc>
+        <w:tc>
+          <w:tcPr>
+            <w:tcW w:type="dxa" w:w="1938"/>
+            <w:shd w:val="clear" w:color="auto" w:fill="B8B3D6"/>
+            <w:tcBorders>
+              <w:top w:val="single" w:sz="4" w:space="0" w:color="CBCBCB"/>
+              <w:left w:val="single" w:sz="4" w:space="0" w:color="CBCBCB"/>
+              <w:bottom w:val="single" w:sz="4" w:space="0" w:color="CBCBCB"/>
+              <w:right w:val="single" w:sz="4" w:space="0" w:color="CBCBCB"/>
+            </w:tcBorders>
+          </w:tcPr>
+          <w:p>
+            <w:r>
+              <w:rPr>
+                <w:sz w:val="20"/>
+              </w:rPr>
+              <w:t>3</w:t>
+            </w:r>
+          </w:p>
+        </w:tc>
+        <w:tc>
+          <w:tcPr>
+            <w:tcW w:type="dxa" w:w="1938"/>
+            <w:shd w:val="clear" w:color="auto" w:fill="B8B3D6"/>
+            <w:tcBorders>
+              <w:top w:val="single" w:sz="4" w:space="0" w:color="CBCBCB"/>
+              <w:left w:val="single" w:sz="4" w:space="0" w:color="CBCBCB"/>
+              <w:bottom w:val="single" w:sz="4" w:space="0" w:color="CBCBCB"/>
+              <w:right w:val="single" w:sz="4" w:space="0" w:color="CBCBCB"/>
+            </w:tcBorders>
+          </w:tcPr>
+          <w:p>
+            <w:r>
+              <w:rPr>
+                <w:sz w:val="20"/>
+              </w:rPr>
+              <w:t>0</w:t>
+            </w:r>
+          </w:p>
+        </w:tc>
+        <w:tc>
+          <w:tcPr>
+            <w:tcW w:type="dxa" w:w="1938"/>
+            <w:shd w:val="clear" w:color="auto" w:fill="B8B3D6"/>
+            <w:tcBorders>
+              <w:top w:val="single" w:sz="4" w:space="0" w:color="CBCBCB"/>
+              <w:left w:val="single" w:sz="4" w:space="0" w:color="CBCBCB"/>
+              <w:bottom w:val="single" w:sz="4" w:space="0" w:color="CBCBCB"/>
+              <w:right w:val="single" w:sz="4" w:space="0" w:color="CBCBCB"/>
+            </w:tcBorders>
+          </w:tcPr>
+          <w:p>
+            <w:r>
+              <w:rPr>
+                <w:sz w:val="20"/>
+              </w:rPr>
+              <w:t>0</w:t>
+            </w:r>
+          </w:p>
+        </w:tc>
+      </w:tr>
+      <w:tr>
+        <w:tc>
+          <w:tcPr>
+            <w:tcW w:type="dxa" w:w="1938"/>
+            <w:tcBorders>
+              <w:top w:val="single" w:sz="4" w:space="0" w:color="CBCBCB"/>
+              <w:left w:val="single" w:sz="4" w:space="0" w:color="CBCBCB"/>
+              <w:bottom w:val="single" w:sz="4" w:space="0" w:color="CBCBCB"/>
+              <w:right w:val="single" w:sz="4" w:space="0" w:color="CBCBCB"/>
+            </w:tcBorders>
+          </w:tcPr>
+          <w:p>
+            <w:r>
+              <w:rPr>
+                <w:sz w:val="20"/>
+              </w:rPr>
+              <w:t>D — FR-005 Toggle + BUG-005</w:t>
+            </w:r>
+          </w:p>
+        </w:tc>
+        <w:tc>
+          <w:tcPr>
+            <w:tcW w:type="dxa" w:w="1938"/>
+            <w:tcBorders>
+              <w:top w:val="single" w:sz="4" w:space="0" w:color="CBCBCB"/>
+              <w:left w:val="single" w:sz="4" w:space="0" w:color="CBCBCB"/>
+              <w:bottom w:val="single" w:sz="4" w:space="0" w:color="CBCBCB"/>
+              <w:right w:val="single" w:sz="4" w:space="0" w:color="CBCBCB"/>
+            </w:tcBorders>
+          </w:tcPr>
+          <w:p>
+            <w:r>
+              <w:rPr>
+                <w:sz w:val="20"/>
+              </w:rPr>
+              <w:t>4</w:t>
+            </w:r>
+          </w:p>
+        </w:tc>
+        <w:tc>
+          <w:tcPr>
+            <w:tcW w:type="dxa" w:w="1938"/>
+            <w:tcBorders>
+              <w:top w:val="single" w:sz="4" w:space="0" w:color="CBCBCB"/>
+              <w:left w:val="single" w:sz="4" w:space="0" w:color="CBCBCB"/>
+              <w:bottom w:val="single" w:sz="4" w:space="0" w:color="CBCBCB"/>
+              <w:right w:val="single" w:sz="4" w:space="0" w:color="CBCBCB"/>
+            </w:tcBorders>
+          </w:tcPr>
+          <w:p>
+            <w:r>
+              <w:rPr>
+                <w:sz w:val="20"/>
+              </w:rPr>
+              <w:t>4</w:t>
+            </w:r>
+          </w:p>
+        </w:tc>
+        <w:tc>
+          <w:tcPr>
+            <w:tcW w:type="dxa" w:w="1938"/>
+            <w:tcBorders>
+              <w:top w:val="single" w:sz="4" w:space="0" w:color="CBCBCB"/>
+              <w:left w:val="single" w:sz="4" w:space="0" w:color="CBCBCB"/>
+              <w:bottom w:val="single" w:sz="4" w:space="0" w:color="CBCBCB"/>
+              <w:right w:val="single" w:sz="4" w:space="0" w:color="CBCBCB"/>
+            </w:tcBorders>
+          </w:tcPr>
+          <w:p>
+            <w:r>
+              <w:rPr>
+                <w:sz w:val="20"/>
+              </w:rPr>
+              <w:t>0</w:t>
+            </w:r>
+          </w:p>
+        </w:tc>
+        <w:tc>
+          <w:tcPr>
+            <w:tcW w:type="dxa" w:w="1938"/>
+            <w:tcBorders>
+              <w:top w:val="single" w:sz="4" w:space="0" w:color="CBCBCB"/>
+              <w:left w:val="single" w:sz="4" w:space="0" w:color="CBCBCB"/>
+              <w:bottom w:val="single" w:sz="4" w:space="0" w:color="CBCBCB"/>
+              <w:right w:val="single" w:sz="4" w:space="0" w:color="CBCBCB"/>
+            </w:tcBorders>
+          </w:tcPr>
+          <w:p>
+            <w:r>
+              <w:rPr>
+                <w:sz w:val="20"/>
+              </w:rPr>
+              <w:t>0</w:t>
+            </w:r>
+          </w:p>
+        </w:tc>
+      </w:tr>
+      <w:tr>
+        <w:tc>
+          <w:tcPr>
+            <w:tcW w:type="dxa" w:w="1938"/>
+            <w:shd w:val="clear" w:color="auto" w:fill="B8B3D6"/>
+            <w:tcBorders>
+              <w:top w:val="single" w:sz="4" w:space="0" w:color="CBCBCB"/>
+              <w:left w:val="single" w:sz="4" w:space="0" w:color="CBCBCB"/>
+              <w:bottom w:val="single" w:sz="4" w:space="0" w:color="CBCBCB"/>
+              <w:right w:val="single" w:sz="4" w:space="0" w:color="CBCBCB"/>
+            </w:tcBorders>
+          </w:tcPr>
+          <w:p>
+            <w:r>
+              <w:rPr>
+                <w:b/>
+                <w:sz w:val="20"/>
+              </w:rPr>
+              <w:t>Tổng Sprint 5</w:t>
+            </w:r>
+          </w:p>
+        </w:tc>
+        <w:tc>
+          <w:tcPr>
+            <w:tcW w:type="dxa" w:w="1938"/>
+            <w:shd w:val="clear" w:color="auto" w:fill="B8B3D6"/>
+            <w:tcBorders>
+              <w:top w:val="single" w:sz="4" w:space="0" w:color="CBCBCB"/>
+              <w:left w:val="single" w:sz="4" w:space="0" w:color="CBCBCB"/>
+              <w:bottom w:val="single" w:sz="4" w:space="0" w:color="CBCBCB"/>
+              <w:right w:val="single" w:sz="4" w:space="0" w:color="CBCBCB"/>
+            </w:tcBorders>
+          </w:tcPr>
+          <w:p>
+            <w:r>
+              <w:rPr>
+                <w:b/>
+                <w:sz w:val="20"/>
+              </w:rPr>
+              <w:t>18</w:t>
+            </w:r>
+          </w:p>
+        </w:tc>
+        <w:tc>
+          <w:tcPr>
+            <w:tcW w:type="dxa" w:w="1938"/>
+            <w:shd w:val="clear" w:color="auto" w:fill="B8B3D6"/>
+            <w:tcBorders>
+              <w:top w:val="single" w:sz="4" w:space="0" w:color="CBCBCB"/>
+              <w:left w:val="single" w:sz="4" w:space="0" w:color="CBCBCB"/>
+              <w:bottom w:val="single" w:sz="4" w:space="0" w:color="CBCBCB"/>
+              <w:right w:val="single" w:sz="4" w:space="0" w:color="CBCBCB"/>
+            </w:tcBorders>
+          </w:tcPr>
+          <w:p>
+            <w:r>
+              <w:rPr>
+                <w:b/>
+                <w:sz w:val="20"/>
+              </w:rPr>
+              <w:t>16</w:t>
+            </w:r>
+          </w:p>
+        </w:tc>
+        <w:tc>
+          <w:tcPr>
+            <w:tcW w:type="dxa" w:w="1938"/>
+            <w:shd w:val="clear" w:color="auto" w:fill="B8B3D6"/>
+            <w:tcBorders>
+              <w:top w:val="single" w:sz="4" w:space="0" w:color="CBCBCB"/>
+              <w:left w:val="single" w:sz="4" w:space="0" w:color="CBCBCB"/>
+              <w:bottom w:val="single" w:sz="4" w:space="0" w:color="CBCBCB"/>
+              <w:right w:val="single" w:sz="4" w:space="0" w:color="CBCBCB"/>
+            </w:tcBorders>
+          </w:tcPr>
+          <w:p>
+            <w:r>
+              <w:rPr>
+                <w:b/>
+                <w:sz w:val="20"/>
+              </w:rPr>
+              <w:t>1</w:t>
+            </w:r>
+          </w:p>
+        </w:tc>
+        <w:tc>
+          <w:tcPr>
+            <w:tcW w:type="dxa" w:w="1938"/>
+            <w:shd w:val="clear" w:color="auto" w:fill="B8B3D6"/>
+            <w:tcBorders>
+              <w:top w:val="single" w:sz="4" w:space="0" w:color="CBCBCB"/>
+              <w:left w:val="single" w:sz="4" w:space="0" w:color="CBCBCB"/>
+              <w:bottom w:val="single" w:sz="4" w:space="0" w:color="CBCBCB"/>
+              <w:right w:val="single" w:sz="4" w:space="0" w:color="CBCBCB"/>
+            </w:tcBorders>
+          </w:tcPr>
+          <w:p>
+            <w:r>
+              <w:rPr>
+                <w:b/>
+                <w:sz w:val="20"/>
+              </w:rPr>
+              <w:t>1</w:t>
+            </w:r>
+          </w:p>
+        </w:tc>
+      </w:tr>
+      <w:tr>
+        <w:tc>
+          <w:tcPr>
+            <w:tcW w:type="dxa" w:w="1938"/>
+            <w:tcBorders>
+              <w:top w:val="single" w:sz="4" w:space="0" w:color="CBCBCB"/>
+              <w:left w:val="single" w:sz="4" w:space="0" w:color="CBCBCB"/>
+              <w:bottom w:val="single" w:sz="4" w:space="0" w:color="CBCBCB"/>
+              <w:right w:val="single" w:sz="4" w:space="0" w:color="CBCBCB"/>
+            </w:tcBorders>
+          </w:tcPr>
+          <w:p>
+            <w:r>
+              <w:rPr>
+                <w:sz w:val="20"/>
+              </w:rPr>
+              <w:t>Regression Sprint 1-4</w:t>
+            </w:r>
+          </w:p>
+        </w:tc>
+        <w:tc>
+          <w:tcPr>
+            <w:tcW w:type="dxa" w:w="1938"/>
+            <w:tcBorders>
+              <w:top w:val="single" w:sz="4" w:space="0" w:color="CBCBCB"/>
+              <w:left w:val="single" w:sz="4" w:space="0" w:color="CBCBCB"/>
+              <w:bottom w:val="single" w:sz="4" w:space="0" w:color="CBCBCB"/>
+              <w:right w:val="single" w:sz="4" w:space="0" w:color="CBCBCB"/>
+            </w:tcBorders>
+          </w:tcPr>
+          <w:p>
+            <w:r>
+              <w:rPr>
+                <w:sz w:val="20"/>
+              </w:rPr>
+              <w:t>5</w:t>
+            </w:r>
+          </w:p>
+        </w:tc>
+        <w:tc>
+          <w:tcPr>
+            <w:tcW w:type="dxa" w:w="1938"/>
+            <w:tcBorders>
+              <w:top w:val="single" w:sz="4" w:space="0" w:color="CBCBCB"/>
+              <w:left w:val="single" w:sz="4" w:space="0" w:color="CBCBCB"/>
+              <w:bottom w:val="single" w:sz="4" w:space="0" w:color="CBCBCB"/>
+              <w:right w:val="single" w:sz="4" w:space="0" w:color="CBCBCB"/>
+            </w:tcBorders>
+          </w:tcPr>
+          <w:p>
+            <w:r>
+              <w:rPr>
+                <w:sz w:val="20"/>
+              </w:rPr>
+              <w:t>5</w:t>
+            </w:r>
+          </w:p>
+        </w:tc>
+        <w:tc>
+          <w:tcPr>
+            <w:tcW w:type="dxa" w:w="1938"/>
+            <w:tcBorders>
+              <w:top w:val="single" w:sz="4" w:space="0" w:color="CBCBCB"/>
+              <w:left w:val="single" w:sz="4" w:space="0" w:color="CBCBCB"/>
+              <w:bottom w:val="single" w:sz="4" w:space="0" w:color="CBCBCB"/>
+              <w:right w:val="single" w:sz="4" w:space="0" w:color="CBCBCB"/>
+            </w:tcBorders>
+          </w:tcPr>
+          <w:p>
+            <w:r>
+              <w:rPr>
+                <w:sz w:val="20"/>
+              </w:rPr>
+              <w:t>0</w:t>
+            </w:r>
+          </w:p>
+        </w:tc>
+        <w:tc>
+          <w:tcPr>
+            <w:tcW w:type="dxa" w:w="1938"/>
+            <w:tcBorders>
+              <w:top w:val="single" w:sz="4" w:space="0" w:color="CBCBCB"/>
+              <w:left w:val="single" w:sz="4" w:space="0" w:color="CBCBCB"/>
+              <w:bottom w:val="single" w:sz="4" w:space="0" w:color="CBCBCB"/>
+              <w:right w:val="single" w:sz="4" w:space="0" w:color="CBCBCB"/>
+            </w:tcBorders>
+          </w:tcPr>
+          <w:p>
+            <w:r>
+              <w:rPr>
+                <w:sz w:val="20"/>
+              </w:rPr>
+              <w:t>0</w:t>
+            </w:r>
+          </w:p>
+        </w:tc>
+      </w:tr>
+    </w:tbl>
+    <w:p/>
+    <w:p>
+      <w:pPr>
+        <w:spacing w:after="80"/>
+      </w:pPr>
+      <w:r>
+        <w:rPr>
+          <w:b/>
+          <w:sz w:val="21"/>
+        </w:rPr>
+        <w:t>TC-S5-01 FAIL</w:t>
+      </w:r>
+      <w:r>
+        <w:rPr>
+          <w:sz w:val="21"/>
+        </w:rPr>
+        <w:t xml:space="preserve"> = UI-001 Medium (đã log trong UXR sprint5, non-blocking). Không có P0/P1 mới.</w:t>
+      </w:r>
+    </w:p>
+    <w:p>
+      <w:pPr>
+        <w:pBdr>
+          <w:bottom w:val="single" w:sz="6" w:space="1" w:color="F05922"/>
+        </w:pBdr>
+        <w:spacing w:after="120"/>
+      </w:pPr>
+    </w:p>
+    <w:p>
+      <w:pPr>
+        <w:pStyle w:val="Heading3"/>
+        <w:spacing w:before="160" w:after="60"/>
+      </w:pPr>
+      <w:r>
+        <w:rPr>
+          <w:color w:val="4A3F8C"/>
+          <w:sz w:val="24"/>
+        </w:rPr>
+        <w:t>Nhóm A — Usage Display (8 TC)</w:t>
+      </w:r>
+    </w:p>
+    <w:p>
+      <w:pPr>
+        <w:pStyle w:val="Heading4"/>
+      </w:pPr>
+      <w:r>
+        <w:rPr>
+          <w:color w:val="251C53"/>
+          <w:sz w:val="22"/>
+        </w:rPr>
+        <w:t>TC-S5-01: AppHeader hiển thị UsageBar hoặc "--" graceful</w:t>
+      </w:r>
+    </w:p>
+    <w:p>
+      <w:pPr>
+        <w:spacing w:after="80"/>
+      </w:pPr>
+      <w:r>
+        <w:rPr>
+          <w:b/>
+          <w:sz w:val="21"/>
+        </w:rPr>
+        <w:t>Priority:</w:t>
+      </w:r>
+      <w:r>
+        <w:rPr>
+          <w:sz w:val="21"/>
+        </w:rPr>
+        <w:t xml:space="preserve"> P2 | </w:t>
+      </w:r>
+      <w:r>
+        <w:rPr>
+          <w:b/>
+          <w:sz w:val="21"/>
+        </w:rPr>
+        <w:t>Kết quả:</w:t>
+      </w:r>
+      <w:r>
+        <w:rPr>
+          <w:sz w:val="21"/>
+        </w:rPr>
+        <w:t xml:space="preserve"> FAIL (UI-001 Medium — non-blocking)</w:t>
+      </w:r>
+    </w:p>
+    <w:p>
+      <w:pPr>
+        <w:spacing w:after="80"/>
+      </w:pPr>
+      <w:r>
+        <w:rPr>
+          <w:b/>
+          <w:sz w:val="21"/>
+        </w:rPr>
+        <w:t>Bước thực hiện:</w:t>
+      </w:r>
+    </w:p>
+    <w:p>
+      <w:pPr>
+        <w:spacing w:after="20"/>
+        <w:ind w:left="567" w:hanging="283"/>
+      </w:pPr>
+      <w:r>
+        <w:rPr>
+          <w:sz w:val="21"/>
+        </w:rPr>
+        <w:t>1.</w:t>
+        <w:tab/>
+      </w:r>
+      <w:r>
+        <w:rPr>
+          <w:sz w:val="21"/>
+        </w:rPr>
+        <w:t>Mở http://127.0.0.1:7770 → trang Agents</w:t>
+      </w:r>
+    </w:p>
+    <w:p>
+      <w:pPr>
+        <w:spacing w:after="20"/>
+        <w:ind w:left="567" w:hanging="283"/>
+      </w:pPr>
+      <w:r>
+        <w:rPr>
+          <w:sz w:val="21"/>
+        </w:rPr>
+        <w:t>2.</w:t>
+        <w:tab/>
+      </w:r>
+      <w:r>
+        <w:rPr>
+          <w:sz w:val="21"/>
+        </w:rPr>
+        <w:t>Quan sát AppHeader — khu vực bên phải tên account</w:t>
+      </w:r>
+    </w:p>
+    <w:p>
+      <w:pPr>
+        <w:spacing w:after="80"/>
+      </w:pPr>
+      <w:r>
+        <w:rPr>
+          <w:b/>
+          <w:sz w:val="21"/>
+        </w:rPr>
+        <w:t>Kết quả mong đợi (spec A2):</w:t>
+      </w:r>
+      <w:r>
+        <w:rPr>
+          <w:sz w:val="21"/>
+        </w:rPr>
+        <w:t xml:space="preserve"> UsageBar hiển thị Session % + Weekly % hoặc "--" + tooltip khi lỗi</w:t>
+      </w:r>
+    </w:p>
+    <w:p>
+      <w:pPr>
+        <w:spacing w:after="80"/>
+      </w:pPr>
+      <w:r>
+        <w:rPr>
+          <w:b/>
+          <w:sz w:val="21"/>
+        </w:rPr>
+        <w:t>Kết quả thực tế (2026-08-07):</w:t>
+      </w:r>
+    </w:p>
+    <w:p>
+      <w:pPr>
+        <w:spacing w:before="80" w:after="80"/>
+        <w:ind w:left="283"/>
+        <w:shd w:val="clear" w:color="auto" w:fill="F4F4F8"/>
+      </w:pPr>
+      <w:r>
+        <w:rPr>
+          <w:rFonts w:ascii="Courier New" w:hAnsi="Courier New"/>
+          <w:color w:val="251C53"/>
+          <w:sz w:val="18"/>
+        </w:rPr>
+        <w:t>GET /api/accounts/usage/active → HTTP 200</w:t>
+        <w:br/>
+        <w:t>Response: {"account_id":"acc-26a96091","fetched_at":1786070182,"error":"http_429"}</w:t>
+      </w:r>
+    </w:p>
+    <w:p>
+      <w:pPr>
+        <w:pStyle w:val="ListBullet"/>
+        <w:spacing w:after="20"/>
+        <w:ind w:left="283"/>
+      </w:pPr>
+      <w:r>
+        <w:rPr>
+          <w:sz w:val="21"/>
+        </w:rPr>
+        <w:t xml:space="preserve">UsageBar ẩn hoàn toàn khi error (code: </w:t>
+      </w:r>
+      <w:r>
+        <w:rPr>
+          <w:rFonts w:ascii="Courier New" w:hAnsi="Courier New"/>
+          <w:color w:val="F05922"/>
+          <w:sz w:val="21"/>
+        </w:rPr>
+        <w:t>showBars = usage != null &amp;&amp; usage.error == null</w:t>
+      </w:r>
+      <w:r>
+        <w:rPr>
+          <w:sz w:val="21"/>
+        </w:rPr>
+        <w:t xml:space="preserve"> → false khi error)</w:t>
+      </w:r>
+    </w:p>
+    <w:p>
+      <w:pPr>
+        <w:pStyle w:val="ListBullet"/>
+        <w:spacing w:after="20"/>
+        <w:ind w:left="283"/>
+      </w:pPr>
+      <w:r>
+        <w:rPr>
+          <w:sz w:val="21"/>
+        </w:rPr>
+        <w:t>Không hiển thị "--" theo spec</w:t>
+      </w:r>
+    </w:p>
+    <w:p>
+      <w:pPr>
+        <w:pStyle w:val="ListBullet"/>
+        <w:spacing w:after="20"/>
+        <w:ind w:left="283"/>
+      </w:pPr>
+      <w:r>
+        <w:rPr>
+          <w:sz w:val="21"/>
+        </w:rPr>
+        <w:t>App không crash ✅ — nhưng silent failure không thông báo cho user</w:t>
+      </w:r>
+    </w:p>
+    <w:p>
+      <w:pPr>
+        <w:spacing w:after="80"/>
+      </w:pPr>
+      <w:r>
+        <w:rPr>
+          <w:b/>
+          <w:sz w:val="21"/>
+        </w:rPr>
+        <w:t>Lý do FAIL:</w:t>
+      </w:r>
+      <w:r>
+        <w:rPr>
+          <w:sz w:val="21"/>
+        </w:rPr>
+        <w:t xml:space="preserve"> Spec nói phải hiển thị "--" + tooltip khi error. Code ẩn bars hoàn toàn. Đây là UI-001 Medium đã được UXR ghi nhận (report </w:t>
+      </w:r>
+      <w:r>
+        <w:rPr>
+          <w:rFonts w:ascii="Courier New" w:hAnsi="Courier New"/>
+          <w:color w:val="F05922"/>
+          <w:sz w:val="18"/>
+        </w:rPr>
+        <w:t>docs/ux-review/UX-REVIEW-sprint5.md</w:t>
+      </w:r>
+      <w:r>
+        <w:rPr>
+          <w:sz w:val="21"/>
+        </w:rPr>
+        <w:t>).</w:t>
+      </w:r>
+    </w:p>
+    <w:p>
+      <w:pPr>
+        <w:spacing w:after="80"/>
+      </w:pPr>
+      <w:r>
+        <w:rPr>
+          <w:b/>
+          <w:sz w:val="21"/>
+        </w:rPr>
+        <w:t>Severity:</w:t>
+      </w:r>
+      <w:r>
+        <w:rPr>
+          <w:sz w:val="21"/>
+        </w:rPr>
+        <w:t xml:space="preserve"> Medium (P3) | </w:t>
+      </w:r>
+      <w:r>
+        <w:rPr>
+          <w:b/>
+          <w:sz w:val="21"/>
+        </w:rPr>
+        <w:t>Bug ref:</w:t>
+      </w:r>
+      <w:r>
+        <w:rPr>
+          <w:sz w:val="21"/>
+        </w:rPr>
+        <w:t xml:space="preserve"> UI-001 (UXR Sprint 5 — không tạo BUG file mới vì đã logged)</w:t>
+      </w:r>
+    </w:p>
+    <w:p>
+      <w:pPr>
+        <w:pBdr>
+          <w:bottom w:val="single" w:sz="6" w:space="1" w:color="F05922"/>
+        </w:pBdr>
+        <w:spacing w:after="120"/>
+      </w:pPr>
+    </w:p>
+    <w:p>
+      <w:pPr>
+        <w:pStyle w:val="Heading4"/>
+      </w:pPr>
+      <w:r>
+        <w:rPr>
+          <w:color w:val="251C53"/>
+          <w:sz w:val="22"/>
+        </w:rPr>
+        <w:t>TC-S5-02: Giá trị % trong [0,100] hoặc null — không NaN/Infinity</w:t>
+      </w:r>
+    </w:p>
+    <w:p>
+      <w:pPr>
+        <w:spacing w:after="80"/>
+      </w:pPr>
+      <w:r>
+        <w:rPr>
+          <w:b/>
+          <w:sz w:val="21"/>
+        </w:rPr>
+        <w:t>Priority:</w:t>
+      </w:r>
+      <w:r>
+        <w:rPr>
+          <w:sz w:val="21"/>
+        </w:rPr>
+        <w:t xml:space="preserve"> P2 | </w:t>
+      </w:r>
+      <w:r>
+        <w:rPr>
+          <w:b/>
+          <w:sz w:val="21"/>
+        </w:rPr>
+        <w:t>Kết quả:</w:t>
+      </w:r>
+      <w:r>
+        <w:rPr>
+          <w:sz w:val="21"/>
+        </w:rPr>
+        <w:t xml:space="preserve"> PASS</w:t>
+      </w:r>
+    </w:p>
+    <w:p>
+      <w:pPr>
+        <w:spacing w:after="80"/>
+      </w:pPr>
+      <w:r>
+        <w:rPr>
+          <w:b/>
+          <w:sz w:val="21"/>
+        </w:rPr>
+        <w:t>Bước thực hiện:</w:t>
+      </w:r>
+    </w:p>
+    <w:p>
+      <w:pPr>
+        <w:spacing w:before="80" w:after="80"/>
+        <w:ind w:left="283"/>
+        <w:shd w:val="clear" w:color="auto" w:fill="F4F4F8"/>
+      </w:pPr>
+      <w:r>
+        <w:rPr>
+          <w:rFonts w:ascii="Courier New" w:hAnsi="Courier New"/>
+          <w:color w:val="251C53"/>
+          <w:sz w:val="18"/>
+        </w:rPr>
+        <w:t>curl http://127.0.0.1:7770/api/accounts/usage/active</w:t>
+        <w:br/>
+        <w:t># → {"account_id":"acc-26a96091","fetched_at":1786070182,"error":"http_429"}</w:t>
+      </w:r>
+    </w:p>
+    <w:p>
+      <w:pPr>
+        <w:spacing w:after="80"/>
+      </w:pPr>
+      <w:r>
+        <w:rPr>
+          <w:b/>
+          <w:sz w:val="21"/>
+        </w:rPr>
+        <w:t>Kết quả thực tế:</w:t>
+      </w:r>
+    </w:p>
+    <w:p>
+      <w:pPr>
+        <w:pStyle w:val="ListBullet"/>
+        <w:spacing w:after="20"/>
+        <w:ind w:left="283"/>
+      </w:pPr>
+      <w:r>
+        <w:rPr>
+          <w:sz w:val="21"/>
+        </w:rPr>
+        <w:t>API trả error field thay vì %, không có NaN hay Infinity</w:t>
+      </w:r>
+    </w:p>
+    <w:p>
+      <w:pPr>
+        <w:pStyle w:val="ListBullet"/>
+        <w:spacing w:after="20"/>
+        <w:ind w:left="283"/>
+      </w:pPr>
+      <w:r>
+        <w:rPr>
+          <w:sz w:val="21"/>
+        </w:rPr>
+        <w:t xml:space="preserve">Code </w:t>
+      </w:r>
+      <w:r>
+        <w:rPr>
+          <w:rFonts w:ascii="Courier New" w:hAnsi="Courier New"/>
+          <w:color w:val="F05922"/>
+          <w:sz w:val="21"/>
+        </w:rPr>
+        <w:t>_pct()</w:t>
+      </w:r>
+      <w:r>
+        <w:rPr>
+          <w:sz w:val="21"/>
+        </w:rPr>
+        <w:t xml:space="preserve">: </w:t>
+      </w:r>
+      <w:r>
+        <w:rPr>
+          <w:rFonts w:ascii="Courier New" w:hAnsi="Courier New"/>
+          <w:color w:val="F05922"/>
+          <w:sz w:val="21"/>
+        </w:rPr>
+        <w:t>None/invalid → return None</w:t>
+      </w:r>
+      <w:r>
+        <w:rPr>
+          <w:sz w:val="21"/>
+        </w:rPr>
+        <w:t xml:space="preserve"> (không raise exception)</w:t>
+      </w:r>
+    </w:p>
+    <w:p>
+      <w:pPr>
+        <w:pStyle w:val="ListBullet"/>
+        <w:spacing w:after="20"/>
+        <w:ind w:left="283"/>
+      </w:pPr>
+      <w:r>
+        <w:rPr>
+          <w:sz w:val="21"/>
+        </w:rPr>
+        <w:t xml:space="preserve">UsageBar </w:t>
+      </w:r>
+      <w:r>
+        <w:rPr>
+          <w:rFonts w:ascii="Courier New" w:hAnsi="Courier New"/>
+          <w:color w:val="F05922"/>
+          <w:sz w:val="21"/>
+        </w:rPr>
+        <w:t>return null</w:t>
+      </w:r>
+      <w:r>
+        <w:rPr>
+          <w:sz w:val="21"/>
+        </w:rPr>
+        <w:t xml:space="preserve"> khi error — không crash, không NaN render</w:t>
+      </w:r>
+    </w:p>
+    <w:p>
+      <w:pPr>
+        <w:pStyle w:val="ListBullet"/>
+        <w:spacing w:after="20"/>
+        <w:ind w:left="283"/>
+      </w:pPr>
+      <w:r>
+        <w:rPr>
+          <w:sz w:val="21"/>
+        </w:rPr>
+        <w:t>✅ PASS — null case handled gracefully</w:t>
+      </w:r>
+    </w:p>
+    <w:p>
+      <w:pPr>
+        <w:pBdr>
+          <w:bottom w:val="single" w:sz="6" w:space="1" w:color="F05922"/>
+        </w:pBdr>
+        <w:spacing w:after="120"/>
+      </w:pPr>
+    </w:p>
+    <w:p>
+      <w:pPr>
+        <w:pStyle w:val="Heading4"/>
+      </w:pPr>
+      <w:r>
+        <w:rPr>
+          <w:color w:val="251C53"/>
+          <w:sz w:val="22"/>
+        </w:rPr>
+        <w:t>TC-S5-03: "Resets in Xh/Xd" text hợp lý</w:t>
+      </w:r>
+    </w:p>
+    <w:p>
+      <w:pPr>
+        <w:spacing w:after="80"/>
+      </w:pPr>
+      <w:r>
+        <w:rPr>
+          <w:b/>
+          <w:sz w:val="21"/>
+        </w:rPr>
+        <w:t>Priority:</w:t>
+      </w:r>
+      <w:r>
+        <w:rPr>
+          <w:sz w:val="21"/>
+        </w:rPr>
+        <w:t xml:space="preserve"> P2 | </w:t>
+      </w:r>
+      <w:r>
+        <w:rPr>
+          <w:b/>
+          <w:sz w:val="21"/>
+        </w:rPr>
+        <w:t>Kết quả:</w:t>
+      </w:r>
+      <w:r>
+        <w:rPr>
+          <w:sz w:val="21"/>
+        </w:rPr>
+        <w:t xml:space="preserve"> SKIP</w:t>
+      </w:r>
+    </w:p>
+    <w:p>
+      <w:pPr>
+        <w:spacing w:after="80"/>
+      </w:pPr>
+      <w:r>
+        <w:rPr>
+          <w:b/>
+          <w:sz w:val="21"/>
+        </w:rPr>
+        <w:t>Lý do skip:</w:t>
+      </w:r>
+      <w:r>
+        <w:rPr>
+          <w:sz w:val="21"/>
+        </w:rPr>
+        <w:t xml:space="preserve"> Quota API Anthropic đang rate-limit (429) — không trả về </w:t>
+      </w:r>
+      <w:r>
+        <w:rPr>
+          <w:rFonts w:ascii="Courier New" w:hAnsi="Courier New"/>
+          <w:color w:val="F05922"/>
+          <w:sz w:val="18"/>
+        </w:rPr>
+        <w:t>resets_at</w:t>
+      </w:r>
+      <w:r>
+        <w:rPr>
+          <w:sz w:val="21"/>
+        </w:rPr>
+        <w:t xml:space="preserve"> field. Không thể verify happy path reset timer mà không có data thật. Test lại khi rate-limit được giải phóng.</w:t>
+      </w:r>
+    </w:p>
+    <w:p>
+      <w:pPr>
+        <w:pBdr>
+          <w:bottom w:val="single" w:sz="6" w:space="1" w:color="F05922"/>
+        </w:pBdr>
+        <w:spacing w:after="120"/>
+      </w:pPr>
+    </w:p>
+    <w:p>
+      <w:pPr>
+        <w:pStyle w:val="Heading4"/>
+      </w:pPr>
+      <w:r>
+        <w:rPr>
+          <w:color w:val="251C53"/>
+          <w:sz w:val="22"/>
+        </w:rPr>
+        <w:t>TC-S5-04: AccountManagerPage — UsageBar trên ≥1 AccountCard</w:t>
+      </w:r>
+    </w:p>
+    <w:p>
+      <w:pPr>
+        <w:spacing w:after="80"/>
+      </w:pPr>
+      <w:r>
+        <w:rPr>
+          <w:b/>
+          <w:sz w:val="21"/>
+        </w:rPr>
+        <w:t>Priority:</w:t>
+      </w:r>
+      <w:r>
+        <w:rPr>
+          <w:sz w:val="21"/>
+        </w:rPr>
+        <w:t xml:space="preserve"> P2 | </w:t>
+      </w:r>
+      <w:r>
+        <w:rPr>
+          <w:b/>
+          <w:sz w:val="21"/>
+        </w:rPr>
+        <w:t>Kết quả:</w:t>
+      </w:r>
+      <w:r>
+        <w:rPr>
+          <w:sz w:val="21"/>
+        </w:rPr>
+        <w:t xml:space="preserve"> PASS (với note UI-002 Low)</w:t>
+      </w:r>
+    </w:p>
+    <w:p>
+      <w:pPr>
+        <w:spacing w:after="80"/>
+      </w:pPr>
+      <w:r>
+        <w:rPr>
+          <w:b/>
+          <w:sz w:val="21"/>
+        </w:rPr>
+        <w:t>Bước thực hiện:</w:t>
+      </w:r>
+    </w:p>
+    <w:p>
+      <w:pPr>
+        <w:spacing w:before="80" w:after="80"/>
+        <w:ind w:left="283"/>
+        <w:shd w:val="clear" w:color="auto" w:fill="F4F4F8"/>
+      </w:pPr>
+      <w:r>
+        <w:rPr>
+          <w:rFonts w:ascii="Courier New" w:hAnsi="Courier New"/>
+          <w:color w:val="251C53"/>
+          <w:sz w:val="18"/>
+        </w:rPr>
+        <w:t>curl http://127.0.0.1:7770/api/accounts/acc-26a96091/usage</w:t>
+        <w:br/>
+        <w:t># → {"account_id":"acc-26a96091","fetched_at":1786070197,"error":"http_429"}</w:t>
+        <w:br/>
+        <w:br/>
+        <w:t>curl http://127.0.0.1:7770/api/accounts/acc-6177e7e3/usage</w:t>
+        <w:br/>
+        <w:t># → {"account_id":"acc-6177e7e3","fetched_at":1786070197,"error":"http_429"}</w:t>
+      </w:r>
+    </w:p>
+    <w:p>
+      <w:pPr>
+        <w:spacing w:after="80"/>
+      </w:pPr>
+      <w:r>
+        <w:rPr>
+          <w:b/>
+          <w:sz w:val="21"/>
+        </w:rPr>
+        <w:t>Kết quả thực tế:</w:t>
+      </w:r>
+    </w:p>
+    <w:p>
+      <w:pPr>
+        <w:pStyle w:val="ListBullet"/>
+        <w:spacing w:after="20"/>
+        <w:ind w:left="283"/>
+      </w:pPr>
+      <w:r>
+        <w:rPr>
+          <w:sz w:val="21"/>
+        </w:rPr>
+        <w:t>Endpoint HTTP 200 ✅ cho cả 2 OAuth accounts (không 500)</w:t>
+      </w:r>
+    </w:p>
+    <w:p>
+      <w:pPr>
+        <w:pStyle w:val="ListBullet"/>
+        <w:spacing w:after="20"/>
+        <w:ind w:left="283"/>
+      </w:pPr>
+      <w:r>
+        <w:rPr>
+          <w:sz w:val="21"/>
+        </w:rPr>
+        <w:t>AccountCard hiển thị "Không lấy được quota" (xám, nhỏ) khi error — app không crash ✅</w:t>
+      </w:r>
+    </w:p>
+    <w:p>
+      <w:pPr>
+        <w:pStyle w:val="ListBullet"/>
+        <w:spacing w:after="20"/>
+        <w:ind w:left="283"/>
+      </w:pPr>
+      <w:r>
+        <w:rPr>
+          <w:sz w:val="21"/>
+        </w:rPr>
+        <w:t xml:space="preserve">UXR xác nhận UI (screenshot </w:t>
+      </w:r>
+      <w:r>
+        <w:rPr>
+          <w:rFonts w:ascii="Courier New" w:hAnsi="Courier New"/>
+          <w:color w:val="F05922"/>
+          <w:sz w:val="21"/>
+        </w:rPr>
+        <w:t>accounts-page.png</w:t>
+      </w:r>
+      <w:r>
+        <w:rPr>
+          <w:sz w:val="21"/>
+        </w:rPr>
+        <w:t>): ACTIVE badge, masked key, "Còn 28 ngày" đúng</w:t>
+      </w:r>
+    </w:p>
+    <w:p>
+      <w:pPr>
+        <w:pStyle w:val="ListBullet"/>
+        <w:spacing w:after="20"/>
+        <w:ind w:left="283"/>
+      </w:pPr>
+      <w:r>
+        <w:rPr>
+          <w:sz w:val="21"/>
+        </w:rPr>
+        <w:t>Note: UI-002 Low — text "Không lấy được quota" không trong spec, nhưng không gây nhầm lẫn</w:t>
+      </w:r>
+    </w:p>
+    <w:p>
+      <w:pPr>
+        <w:pBdr>
+          <w:bottom w:val="single" w:sz="6" w:space="1" w:color="F05922"/>
+        </w:pBdr>
+        <w:spacing w:after="120"/>
+      </w:pPr>
+    </w:p>
+    <w:p>
+      <w:pPr>
+        <w:pStyle w:val="Heading4"/>
+      </w:pPr>
+      <w:r>
+        <w:rPr>
+          <w:color w:val="251C53"/>
+          <w:sz w:val="22"/>
+        </w:rPr>
+        <w:t>TC-S5-05: Polling 60s — UsageBar refresh không flicker, không console error</w:t>
+      </w:r>
+    </w:p>
+    <w:p>
+      <w:pPr>
+        <w:spacing w:after="80"/>
+      </w:pPr>
+      <w:r>
+        <w:rPr>
+          <w:b/>
+          <w:sz w:val="21"/>
+        </w:rPr>
+        <w:t>Priority:</w:t>
+      </w:r>
+      <w:r>
+        <w:rPr>
+          <w:sz w:val="21"/>
+        </w:rPr>
+        <w:t xml:space="preserve"> P2 | </w:t>
+      </w:r>
+      <w:r>
+        <w:rPr>
+          <w:b/>
+          <w:sz w:val="21"/>
+        </w:rPr>
+        <w:t>Kết quả:</w:t>
+      </w:r>
+      <w:r>
+        <w:rPr>
+          <w:sz w:val="21"/>
+        </w:rPr>
+        <w:t xml:space="preserve"> PASS</w:t>
+      </w:r>
+    </w:p>
+    <w:p>
+      <w:pPr>
+        <w:spacing w:after="80"/>
+      </w:pPr>
+      <w:r>
+        <w:rPr>
+          <w:b/>
+          <w:sz w:val="21"/>
+        </w:rPr>
+        <w:t>Bằng chứng (code review):</w:t>
+      </w:r>
+    </w:p>
+    <w:p>
+      <w:pPr>
+        <w:spacing w:before="80" w:after="80"/>
+        <w:ind w:left="283"/>
+        <w:shd w:val="clear" w:color="auto" w:fill="F4F4F8"/>
+      </w:pPr>
+      <w:r>
+        <w:rPr>
+          <w:rFonts w:ascii="Courier New" w:hAnsi="Courier New"/>
+          <w:color w:val="251C53"/>
+          <w:sz w:val="18"/>
+        </w:rPr>
+        <w:t>// AppHeader.tsx — useEffect cleanup</w:t>
+        <w:br/>
+        <w:t>useEffect(() =&gt; {</w:t>
+        <w:br/>
+        <w:t xml:space="preserve">  let cancelled = false</w:t>
+        <w:br/>
+        <w:t xml:space="preserve">  // ... fetch</w:t>
+        <w:br/>
+        <w:t xml:space="preserve">  const interval = setInterval(fetchUsage, 60_000)</w:t>
+        <w:br/>
+        <w:t xml:space="preserve">  return () =&gt; { cancelled = true; clearInterval(interval) }  // ← cleanup đúng</w:t>
+        <w:br/>
+        <w:t>}, [activeAccount?.id])</w:t>
+      </w:r>
+    </w:p>
+    <w:p>
+      <w:pPr>
+        <w:pStyle w:val="ListBullet"/>
+        <w:spacing w:after="20"/>
+        <w:ind w:left="283"/>
+      </w:pPr>
+      <w:r>
+        <w:rPr>
+          <w:rFonts w:ascii="Courier New" w:hAnsi="Courier New"/>
+          <w:color w:val="F05922"/>
+          <w:sz w:val="21"/>
+        </w:rPr>
+        <w:t>cancelled</w:t>
+      </w:r>
+      <w:r>
+        <w:rPr>
+          <w:sz w:val="21"/>
+        </w:rPr>
+        <w:t xml:space="preserve"> flag ngăn setState sau unmount → không memory leak</w:t>
+      </w:r>
+    </w:p>
+    <w:p>
+      <w:pPr>
+        <w:pStyle w:val="ListBullet"/>
+        <w:spacing w:after="20"/>
+        <w:ind w:left="283"/>
+      </w:pPr>
+      <w:r>
+        <w:rPr>
+          <w:rFonts w:ascii="Courier New" w:hAnsi="Courier New"/>
+          <w:color w:val="F05922"/>
+          <w:sz w:val="21"/>
+        </w:rPr>
+        <w:t>clearInterval</w:t>
+      </w:r>
+      <w:r>
+        <w:rPr>
+          <w:sz w:val="21"/>
+        </w:rPr>
+        <w:t xml:space="preserve"> trên cleanup → không rogue interval sau navigate</w:t>
+      </w:r>
+    </w:p>
+    <w:p>
+      <w:pPr>
+        <w:pStyle w:val="ListBullet"/>
+        <w:spacing w:after="20"/>
+        <w:ind w:left="283"/>
+      </w:pPr>
+      <w:r>
+        <w:rPr>
+          <w:sz w:val="21"/>
+        </w:rPr>
+        <w:t xml:space="preserve">TL review step 8.5: "AppHeader useEffect có </w:t>
+      </w:r>
+      <w:r>
+        <w:rPr>
+          <w:rFonts w:ascii="Courier New" w:hAnsi="Courier New"/>
+          <w:color w:val="F05922"/>
+          <w:sz w:val="21"/>
+        </w:rPr>
+        <w:t>cancelled</w:t>
+      </w:r>
+      <w:r>
+        <w:rPr>
+          <w:sz w:val="21"/>
+        </w:rPr>
+        <w:t xml:space="preserve"> flag + </w:t>
+      </w:r>
+      <w:r>
+        <w:rPr>
+          <w:rFonts w:ascii="Courier New" w:hAnsi="Courier New"/>
+          <w:color w:val="F05922"/>
+          <w:sz w:val="21"/>
+        </w:rPr>
+        <w:t>clearInterval</w:t>
+      </w:r>
+      <w:r>
+        <w:rPr>
+          <w:sz w:val="21"/>
+        </w:rPr>
+        <w:t xml:space="preserve"> khi unmount — không memory leak" ✅</w:t>
+      </w:r>
+    </w:p>
+    <w:p>
+      <w:pPr>
+        <w:pBdr>
+          <w:bottom w:val="single" w:sz="6" w:space="1" w:color="F05922"/>
+        </w:pBdr>
+        <w:spacing w:after="120"/>
+      </w:pPr>
+    </w:p>
+    <w:p>
+      <w:pPr>
+        <w:pStyle w:val="Heading4"/>
+      </w:pPr>
+      <w:r>
+        <w:rPr>
+          <w:color w:val="251C53"/>
+          <w:sz w:val="22"/>
+        </w:rPr>
+        <w:t>TC-S5-06: CLI fail scenario — dashboard không crash, UsageBar fallback graceful</w:t>
+      </w:r>
+    </w:p>
+    <w:p>
+      <w:pPr>
+        <w:spacing w:after="80"/>
+      </w:pPr>
+      <w:r>
+        <w:rPr>
+          <w:b/>
+          <w:sz w:val="21"/>
+        </w:rPr>
+        <w:t>Priority:</w:t>
+      </w:r>
+      <w:r>
+        <w:rPr>
+          <w:sz w:val="21"/>
+        </w:rPr>
+        <w:t xml:space="preserve"> P2 | </w:t>
+      </w:r>
+      <w:r>
+        <w:rPr>
+          <w:b/>
+          <w:sz w:val="21"/>
+        </w:rPr>
+        <w:t>Kết quả:</w:t>
+      </w:r>
+      <w:r>
+        <w:rPr>
+          <w:sz w:val="21"/>
+        </w:rPr>
+        <w:t xml:space="preserve"> PASS</w:t>
+      </w:r>
+    </w:p>
+    <w:p>
+      <w:pPr>
+        <w:spacing w:after="80"/>
+      </w:pPr>
+      <w:r>
+        <w:rPr>
+          <w:b/>
+          <w:sz w:val="21"/>
+        </w:rPr>
+        <w:t>Bước thực hiện:</w:t>
+      </w:r>
+    </w:p>
+    <w:p>
+      <w:pPr>
+        <w:spacing w:before="80" w:after="80"/>
+        <w:ind w:left="283"/>
+        <w:shd w:val="clear" w:color="auto" w:fill="F4F4F8"/>
+      </w:pPr>
+      <w:r>
+        <w:rPr>
+          <w:rFonts w:ascii="Courier New" w:hAnsi="Courier New"/>
+          <w:color w:val="251C53"/>
+          <w:sz w:val="18"/>
+        </w:rPr>
+        <w:t>curl http://127.0.0.1:7770/api/accounts/usage/active</w:t>
+      </w:r>
+    </w:p>
+    <w:p>
+      <w:pPr>
+        <w:spacing w:after="80"/>
+      </w:pPr>
+      <w:r>
+        <w:rPr>
+          <w:b/>
+          <w:sz w:val="21"/>
+        </w:rPr>
+        <w:t>Kết quả thực tế (http_429 simulate CLI fail):</w:t>
+      </w:r>
+    </w:p>
+    <w:p>
+      <w:pPr>
+        <w:spacing w:before="80" w:after="80"/>
+        <w:ind w:left="283"/>
+        <w:shd w:val="clear" w:color="auto" w:fill="F4F4F8"/>
+      </w:pPr>
+      <w:r>
+        <w:rPr>
+          <w:rFonts w:ascii="Courier New" w:hAnsi="Courier New"/>
+          <w:color w:val="251C53"/>
+          <w:sz w:val="18"/>
+        </w:rPr>
+        <w:t>{"account_id":"acc-26a96091","fetched_at":1786070182,"error":"http_429"}</w:t>
+      </w:r>
+    </w:p>
+    <w:p>
+      <w:pPr>
+        <w:pStyle w:val="ListBullet"/>
+        <w:spacing w:after="20"/>
+        <w:ind w:left="283"/>
+      </w:pPr>
+      <w:r>
+        <w:rPr>
+          <w:sz w:val="21"/>
+        </w:rPr>
+        <w:t>HTTP 200, không 500 ✅</w:t>
+      </w:r>
+    </w:p>
+    <w:p>
+      <w:pPr>
+        <w:pStyle w:val="ListBullet"/>
+        <w:spacing w:after="20"/>
+        <w:ind w:left="283"/>
+      </w:pPr>
+      <w:r>
+        <w:rPr>
+          <w:sz w:val="21"/>
+        </w:rPr>
+        <w:t xml:space="preserve">error field: </w:t>
+      </w:r>
+      <w:r>
+        <w:rPr>
+          <w:rFonts w:ascii="Courier New" w:hAnsi="Courier New"/>
+          <w:color w:val="F05922"/>
+          <w:sz w:val="21"/>
+        </w:rPr>
+        <w:t>"http_429"</w:t>
+      </w:r>
+      <w:r>
+        <w:rPr>
+          <w:sz w:val="21"/>
+        </w:rPr>
+        <w:t xml:space="preserve"> (đúng format: </w:t>
+      </w:r>
+      <w:r>
+        <w:rPr>
+          <w:rFonts w:ascii="Courier New" w:hAnsi="Courier New"/>
+          <w:color w:val="F05922"/>
+          <w:sz w:val="21"/>
+        </w:rPr>
+        <w:t>"http_NNN"</w:t>
+      </w:r>
+      <w:r>
+        <w:rPr>
+          <w:sz w:val="21"/>
+        </w:rPr>
+        <w:t>)</w:t>
+      </w:r>
+    </w:p>
+    <w:p>
+      <w:pPr>
+        <w:pStyle w:val="ListBullet"/>
+        <w:spacing w:after="20"/>
+        <w:ind w:left="283"/>
+      </w:pPr>
+      <w:r>
+        <w:rPr>
+          <w:sz w:val="21"/>
+        </w:rPr>
+        <w:t>App không crash ✅</w:t>
+      </w:r>
+    </w:p>
+    <w:p>
+      <w:pPr>
+        <w:pStyle w:val="ListBullet"/>
+        <w:spacing w:after="20"/>
+        <w:ind w:left="283"/>
+      </w:pPr>
+      <w:r>
+        <w:rPr>
+          <w:sz w:val="21"/>
+        </w:rPr>
+        <w:t xml:space="preserve">Health check vẫn OK: </w:t>
+      </w:r>
+      <w:r>
+        <w:rPr>
+          <w:rFonts w:ascii="Courier New" w:hAnsi="Courier New"/>
+          <w:color w:val="F05922"/>
+          <w:sz w:val="21"/>
+        </w:rPr>
+        <w:t>{"status":"ok","watcher_alive":true,"ws_clients":1}</w:t>
+      </w:r>
+      <w:r>
+        <w:rPr>
+          <w:sz w:val="21"/>
+        </w:rPr>
+        <w:t xml:space="preserve"> ✅</w:t>
+      </w:r>
+    </w:p>
+    <w:p>
+      <w:pPr>
+        <w:pStyle w:val="ListBullet"/>
+        <w:spacing w:after="20"/>
+        <w:ind w:left="283"/>
+      </w:pPr>
+      <w:r>
+        <w:rPr>
+          <w:sz w:val="21"/>
+        </w:rPr>
+        <w:t xml:space="preserve">Backend catch block đúng: </w:t>
+      </w:r>
+      <w:r>
+        <w:rPr>
+          <w:rFonts w:ascii="Courier New" w:hAnsi="Courier New"/>
+          <w:color w:val="F05922"/>
+          <w:sz w:val="21"/>
+        </w:rPr>
+        <w:t>TimeoutException→error='timeout'</w:t>
+      </w:r>
+      <w:r>
+        <w:rPr>
+          <w:sz w:val="21"/>
+        </w:rPr>
+        <w:t xml:space="preserve">, </w:t>
+      </w:r>
+      <w:r>
+        <w:rPr>
+          <w:rFonts w:ascii="Courier New" w:hAnsi="Courier New"/>
+          <w:color w:val="F05922"/>
+          <w:sz w:val="21"/>
+        </w:rPr>
+        <w:t>HTTPError→error='network'</w:t>
+      </w:r>
+      <w:r>
+        <w:rPr>
+          <w:sz w:val="21"/>
+        </w:rPr>
+        <w:t>, 4xx/5xx→</w:t>
+      </w:r>
+      <w:r>
+        <w:rPr>
+          <w:rFonts w:ascii="Courier New" w:hAnsi="Courier New"/>
+          <w:color w:val="F05922"/>
+          <w:sz w:val="21"/>
+        </w:rPr>
+        <w:t>error='http_NNN'</w:t>
+      </w:r>
+    </w:p>
+    <w:p>
+      <w:pPr>
+        <w:pBdr>
+          <w:bottom w:val="single" w:sz="6" w:space="1" w:color="F05922"/>
+        </w:pBdr>
+        <w:spacing w:after="120"/>
+      </w:pPr>
+    </w:p>
+    <w:p>
+      <w:pPr>
+        <w:pStyle w:val="Heading4"/>
+      </w:pPr>
+      <w:r>
+        <w:rPr>
+          <w:color w:val="251C53"/>
+          <w:sz w:val="22"/>
+        </w:rPr>
+        <w:t>TC-S5-07: GET /api/accounts/usage/active → HTTP 200, schema đúng</w:t>
+      </w:r>
+    </w:p>
+    <w:p>
+      <w:pPr>
+        <w:spacing w:after="80"/>
+      </w:pPr>
+      <w:r>
+        <w:rPr>
+          <w:b/>
+          <w:sz w:val="21"/>
+        </w:rPr>
+        <w:t>Priority:</w:t>
+      </w:r>
+      <w:r>
+        <w:rPr>
+          <w:sz w:val="21"/>
+        </w:rPr>
+        <w:t xml:space="preserve"> P1 | </w:t>
+      </w:r>
+      <w:r>
+        <w:rPr>
+          <w:b/>
+          <w:sz w:val="21"/>
+        </w:rPr>
+        <w:t>Kết quả:</w:t>
+      </w:r>
+      <w:r>
+        <w:rPr>
+          <w:sz w:val="21"/>
+        </w:rPr>
+        <w:t xml:space="preserve"> PASS</w:t>
+      </w:r>
+    </w:p>
+    <w:p>
+      <w:pPr>
+        <w:spacing w:after="80"/>
+      </w:pPr>
+      <w:r>
+        <w:rPr>
+          <w:b/>
+          <w:sz w:val="21"/>
+        </w:rPr>
+        <w:t>Bằng chứng:</w:t>
+      </w:r>
+    </w:p>
+    <w:p>
+      <w:pPr>
+        <w:spacing w:before="80" w:after="80"/>
+        <w:ind w:left="283"/>
+        <w:shd w:val="clear" w:color="auto" w:fill="F4F4F8"/>
+      </w:pPr>
+      <w:r>
+        <w:rPr>
+          <w:rFonts w:ascii="Courier New" w:hAnsi="Courier New"/>
+          <w:color w:val="251C53"/>
+          <w:sz w:val="18"/>
+        </w:rPr>
+        <w:t>curl http://127.0.0.1:7770/api/accounts/usage/active</w:t>
+        <w:br/>
+        <w:t># Response: {"account_id":"acc-26a96091","fetched_at":1786070182,"error":"http_429"}</w:t>
+        <w:br/>
+        <w:t># HTTP: 200</w:t>
+        <w:br/>
+        <w:br/>
+        <w:t># Schema check:</w:t>
+        <w:br/>
+        <w:t># ✅ account_id: present (acc-26a96091)</w:t>
+        <w:br/>
+        <w:t># ✅ fetched_at: present (unix timestamp)</w:t>
+        <w:br/>
+        <w:t># ✅ error: "http_429" (string literal đúng format)</w:t>
+        <w:br/>
+        <w:t># ✅ Không có 500, không có exception</w:t>
+      </w:r>
+    </w:p>
+    <w:p>
+      <w:pPr>
+        <w:pStyle w:val="ListBullet"/>
+        <w:spacing w:after="20"/>
+        <w:ind w:left="283"/>
+      </w:pPr>
+      <w:r>
+        <w:rPr>
+          <w:sz w:val="21"/>
+        </w:rPr>
+        <w:t xml:space="preserve">Schema </w:t>
+      </w:r>
+      <w:r>
+        <w:rPr>
+          <w:rFonts w:ascii="Courier New" w:hAnsi="Courier New"/>
+          <w:color w:val="F05922"/>
+          <w:sz w:val="21"/>
+        </w:rPr>
+        <w:t>UsageInfo</w:t>
+      </w:r>
+      <w:r>
+        <w:rPr>
+          <w:sz w:val="21"/>
+        </w:rPr>
+        <w:t xml:space="preserve"> TypedDict: </w:t>
+      </w:r>
+      <w:r>
+        <w:rPr>
+          <w:rFonts w:ascii="Courier New" w:hAnsi="Courier New"/>
+          <w:color w:val="F05922"/>
+          <w:sz w:val="21"/>
+        </w:rPr>
+        <w:t>account_id</w:t>
+      </w:r>
+      <w:r>
+        <w:rPr>
+          <w:sz w:val="21"/>
+        </w:rPr>
+        <w:t xml:space="preserve">, </w:t>
+      </w:r>
+      <w:r>
+        <w:rPr>
+          <w:rFonts w:ascii="Courier New" w:hAnsi="Courier New"/>
+          <w:color w:val="F05922"/>
+          <w:sz w:val="21"/>
+        </w:rPr>
+        <w:t>fetched_at</w:t>
+      </w:r>
+      <w:r>
+        <w:rPr>
+          <w:sz w:val="21"/>
+        </w:rPr>
+        <w:t xml:space="preserve">, </w:t>
+      </w:r>
+      <w:r>
+        <w:rPr>
+          <w:rFonts w:ascii="Courier New" w:hAnsi="Courier New"/>
+          <w:color w:val="F05922"/>
+          <w:sz w:val="21"/>
+        </w:rPr>
+        <w:t>error</w:t>
+      </w:r>
+      <w:r>
+        <w:rPr>
+          <w:sz w:val="21"/>
+        </w:rPr>
+        <w:t xml:space="preserve"> present ✅</w:t>
+      </w:r>
+    </w:p>
+    <w:p>
+      <w:pPr>
+        <w:pStyle w:val="ListBullet"/>
+        <w:spacing w:after="20"/>
+        <w:ind w:left="283"/>
+      </w:pPr>
+      <w:r>
+        <w:rPr>
+          <w:sz w:val="21"/>
+        </w:rPr>
+        <w:t>Rate-limited path: trả schema đúng thay vì 500 ✅</w:t>
+      </w:r>
+    </w:p>
+    <w:p>
+      <w:pPr>
+        <w:pStyle w:val="ListBullet"/>
+        <w:spacing w:after="20"/>
+        <w:ind w:left="283"/>
+      </w:pPr>
+      <w:r>
+        <w:rPr>
+          <w:sz w:val="21"/>
+        </w:rPr>
+        <w:t xml:space="preserve">Route ordering đúng: </w:t>
+      </w:r>
+      <w:r>
+        <w:rPr>
+          <w:rFonts w:ascii="Courier New" w:hAnsi="Courier New"/>
+          <w:color w:val="F05922"/>
+          <w:sz w:val="21"/>
+        </w:rPr>
+        <w:t>/usage/active</w:t>
+      </w:r>
+      <w:r>
+        <w:rPr>
+          <w:sz w:val="21"/>
+        </w:rPr>
+        <w:t xml:space="preserve"> match trước </w:t>
+      </w:r>
+      <w:r>
+        <w:rPr>
+          <w:rFonts w:ascii="Courier New" w:hAnsi="Courier New"/>
+          <w:color w:val="F05922"/>
+          <w:sz w:val="21"/>
+        </w:rPr>
+        <w:t>/{acc_id}/usage</w:t>
+      </w:r>
+      <w:r>
+        <w:rPr>
+          <w:sz w:val="21"/>
+        </w:rPr>
+        <w:t xml:space="preserve"> ✅</w:t>
+      </w:r>
+    </w:p>
+    <w:p>
+      <w:pPr>
+        <w:pBdr>
+          <w:bottom w:val="single" w:sz="6" w:space="1" w:color="F05922"/>
+        </w:pBdr>
+        <w:spacing w:after="120"/>
+      </w:pPr>
+    </w:p>
+    <w:p>
+      <w:pPr>
+        <w:pStyle w:val="Heading4"/>
+      </w:pPr>
+      <w:r>
+        <w:rPr>
+          <w:color w:val="251C53"/>
+          <w:sz w:val="22"/>
+        </w:rPr>
+        <w:t>TC-S5-08: GET /api/accounts/{id}/usage → 200 với data hoặc null, không 500</w:t>
+      </w:r>
+    </w:p>
+    <w:p>
+      <w:pPr>
+        <w:spacing w:after="80"/>
+      </w:pPr>
+      <w:r>
+        <w:rPr>
+          <w:b/>
+          <w:sz w:val="21"/>
+        </w:rPr>
+        <w:t>Priority:</w:t>
+      </w:r>
+      <w:r>
+        <w:rPr>
+          <w:sz w:val="21"/>
+        </w:rPr>
+        <w:t xml:space="preserve"> P1 | </w:t>
+      </w:r>
+      <w:r>
+        <w:rPr>
+          <w:b/>
+          <w:sz w:val="21"/>
+        </w:rPr>
+        <w:t>Kết quả:</w:t>
+      </w:r>
+      <w:r>
+        <w:rPr>
+          <w:sz w:val="21"/>
+        </w:rPr>
+        <w:t xml:space="preserve"> PASS</w:t>
+      </w:r>
+    </w:p>
+    <w:p>
+      <w:pPr>
+        <w:spacing w:after="80"/>
+      </w:pPr>
+      <w:r>
+        <w:rPr>
+          <w:b/>
+          <w:sz w:val="21"/>
+        </w:rPr>
+        <w:t>Bằng chứng:</w:t>
+      </w:r>
+    </w:p>
+    <w:p>
+      <w:pPr>
+        <w:spacing w:before="80" w:after="80"/>
+        <w:ind w:left="283"/>
+        <w:shd w:val="clear" w:color="auto" w:fill="F4F4F8"/>
+      </w:pPr>
+      <w:r>
+        <w:rPr>
+          <w:rFonts w:ascii="Courier New" w:hAnsi="Courier New"/>
+          <w:color w:val="251C53"/>
+          <w:sz w:val="18"/>
+        </w:rPr>
+        <w:t># OAuth account: acc-26a96091 (anhnv, ACTIVE)</w:t>
+        <w:br/>
+        <w:t>curl http://127.0.0.1:7770/api/accounts/acc-26a96091/usage</w:t>
+        <w:br/>
+        <w:t># → {"account_id":"acc-26a96091","fetched_at":1786070182,"error":"http_429"} — HTTP 200 ✅</w:t>
+        <w:br/>
+        <w:br/>
+        <w:t># OAuth account: acc-6177e7e3 (Dungnn, inactive)</w:t>
+        <w:br/>
+        <w:t>curl http://127.0.0.1:7770/api/accounts/acc-6177e7e3/usage</w:t>
+        <w:br/>
+        <w:t># → {"account_id":"acc-6177e7e3","fetched_at":1786070197,"error":"http_429"} — HTTP 200 ✅</w:t>
+      </w:r>
+    </w:p>
+    <w:p>
+      <w:pPr>
+        <w:pStyle w:val="ListBullet"/>
+        <w:spacing w:after="20"/>
+        <w:ind w:left="283"/>
+      </w:pPr>
+      <w:r>
+        <w:rPr>
+          <w:sz w:val="21"/>
+        </w:rPr>
+        <w:t>Cả 2 OAuth accounts: HTTP 200, không 500 ✅</w:t>
+      </w:r>
+    </w:p>
+    <w:p>
+      <w:pPr>
+        <w:pStyle w:val="ListBullet"/>
+        <w:spacing w:after="20"/>
+        <w:ind w:left="283"/>
+      </w:pPr>
+      <w:r>
+        <w:rPr>
+          <w:sz w:val="21"/>
+        </w:rPr>
+        <w:t>Error gracefully returned (http_429) ✅</w:t>
+      </w:r>
+    </w:p>
+    <w:p>
+      <w:pPr>
+        <w:pStyle w:val="ListBullet"/>
+        <w:spacing w:after="20"/>
+        <w:ind w:left="283"/>
+      </w:pPr>
+      <w:r>
+        <w:rPr>
+          <w:sz w:val="21"/>
+        </w:rPr>
+        <w:t xml:space="preserve">Note: TC cũng yêu cầu test api_key account → "phải trả lỗi rõ ràng 'api_key'". Môi trường hiện tại không có api_key account; từ code: </w:t>
+      </w:r>
+      <w:r>
+        <w:rPr>
+          <w:rFonts w:ascii="Courier New" w:hAnsi="Courier New"/>
+          <w:color w:val="F05922"/>
+          <w:sz w:val="21"/>
+        </w:rPr>
+        <w:t>if account.kind == "api_key": return {"error": "api_key"}</w:t>
+      </w:r>
+      <w:r>
+        <w:rPr>
+          <w:sz w:val="21"/>
+        </w:rPr>
+        <w:t>. Code logic PASS.</w:t>
+      </w:r>
+    </w:p>
+    <w:p>
+      <w:pPr>
+        <w:pBdr>
+          <w:bottom w:val="single" w:sz="6" w:space="1" w:color="F05922"/>
+        </w:pBdr>
+        <w:spacing w:after="120"/>
+      </w:pPr>
+    </w:p>
+    <w:p>
+      <w:pPr>
+        <w:pStyle w:val="Heading3"/>
+        <w:spacing w:before="160" w:after="60"/>
+      </w:pPr>
+      <w:r>
+        <w:rPr>
+          <w:color w:val="4A3F8C"/>
+          <w:sz w:val="24"/>
+        </w:rPr>
+        <w:t>Nhóm B — BUG-004 Fix (3 TC)</w:t>
+      </w:r>
+    </w:p>
+    <w:p>
+      <w:pPr>
+        <w:pStyle w:val="Heading4"/>
+      </w:pPr>
+      <w:r>
+        <w:rPr>
+          <w:color w:val="251C53"/>
+          <w:sz w:val="22"/>
+        </w:rPr>
+        <w:t>TC-S5-09: Card agent RUNNING → hiển thị fallback "đang khởi tạo…" thay vì trống</w:t>
+      </w:r>
+    </w:p>
+    <w:p>
+      <w:pPr>
+        <w:spacing w:after="80"/>
+      </w:pPr>
+      <w:r>
+        <w:rPr>
+          <w:b/>
+          <w:sz w:val="21"/>
+        </w:rPr>
+        <w:t>Priority:</w:t>
+      </w:r>
+      <w:r>
+        <w:rPr>
+          <w:sz w:val="21"/>
+        </w:rPr>
+        <w:t xml:space="preserve"> P2 | </w:t>
+      </w:r>
+      <w:r>
+        <w:rPr>
+          <w:b/>
+          <w:sz w:val="21"/>
+        </w:rPr>
+        <w:t>Kết quả:</w:t>
+      </w:r>
+      <w:r>
+        <w:rPr>
+          <w:sz w:val="21"/>
+        </w:rPr>
+        <w:t xml:space="preserve"> PASS</w:t>
+      </w:r>
+    </w:p>
+    <w:p>
+      <w:pPr>
+        <w:spacing w:after="80"/>
+      </w:pPr>
+      <w:r>
+        <w:rPr>
+          <w:b/>
+          <w:sz w:val="21"/>
+        </w:rPr>
+        <w:t>Bằng chứng:</w:t>
+      </w:r>
+    </w:p>
+    <w:p>
+      <w:pPr>
+        <w:spacing w:before="80" w:after="80"/>
+        <w:ind w:left="283"/>
+        <w:shd w:val="clear" w:color="auto" w:fill="F4F4F8"/>
+      </w:pPr>
+      <w:r>
+        <w:rPr>
+          <w:rFonts w:ascii="Courier New" w:hAnsi="Courier New"/>
+          <w:color w:val="251C53"/>
+          <w:sz w:val="18"/>
+        </w:rPr>
+        <w:t># Chain của session đang chạy 8f3eab89</w:t>
+        <w:br/>
+        <w:t>curl http://127.0.0.1:7770/api/sessions/8f3eab89-6957-40a8-85b9-dc624646dbcc/chain</w:t>
+        <w:br/>
+        <w:t># roster[8]: role=qa-engineer, status=active, latest_model=None, total_tokens_input=0</w:t>
+        <w:br/>
+        <w:t># → Đây chính là agent QA Engineer đang chạy trong session này — model chưa có vì mới bắt đầu</w:t>
+      </w:r>
+    </w:p>
+    <w:p>
+      <w:pPr>
+        <w:spacing w:after="80"/>
+      </w:pPr>
+      <w:r>
+        <w:rPr>
+          <w:b/>
+          <w:sz w:val="21"/>
+        </w:rPr>
+        <w:t>Code review (AgentRosterItem.tsx:190-196):</w:t>
+      </w:r>
+    </w:p>
+    <w:p>
+      <w:pPr>
+        <w:spacing w:before="80" w:after="80"/>
+        <w:ind w:left="283"/>
+        <w:shd w:val="clear" w:color="auto" w:fill="F4F4F8"/>
+      </w:pPr>
+      <w:r>
+        <w:rPr>
+          <w:rFonts w:ascii="Courier New" w:hAnsi="Courier New"/>
+          <w:color w:val="251C53"/>
+          <w:sz w:val="18"/>
+        </w:rPr>
+        <w:t>// BUG-004: không có model VÀ không có description → "đang khởi tạo…"</w:t>
+        <w:br/>
+        <w:t>{!entry.latest_model &amp;&amp; !entry.latest_description</w:t>
+        <w:br/>
+        <w:t xml:space="preserve">  ? &lt;em style={{color:'#F05922'}}&gt;đang khởi tạo…&lt;/em&gt;   // ← italic cam</w:t>
+        <w:br/>
+        <w:t xml:space="preserve">  : &lt;&gt;{modelLabel} : {descLabel}&lt;/&gt;</w:t>
+        <w:br/>
+        <w:t>}</w:t>
+      </w:r>
+    </w:p>
+    <w:p>
+      <w:pPr>
+        <w:pStyle w:val="ListBullet"/>
+        <w:spacing w:after="20"/>
+        <w:ind w:left="283"/>
+      </w:pPr>
+      <w:r>
+        <w:rPr>
+          <w:sz w:val="21"/>
+        </w:rPr>
+        <w:t xml:space="preserve">Khi </w:t>
+      </w:r>
+      <w:r>
+        <w:rPr>
+          <w:rFonts w:ascii="Courier New" w:hAnsi="Courier New"/>
+          <w:color w:val="F05922"/>
+          <w:sz w:val="21"/>
+        </w:rPr>
+        <w:t>latest_model=None</w:t>
+      </w:r>
+      <w:r>
+        <w:rPr>
+          <w:sz w:val="21"/>
+        </w:rPr>
+        <w:t>: hiển thị "đang khởi tạo…" (italic, cam #F05922) thay vì blank ✅</w:t>
+      </w:r>
+    </w:p>
+    <w:p>
+      <w:pPr>
+        <w:pStyle w:val="ListBullet"/>
+        <w:spacing w:after="20"/>
+        <w:ind w:left="283"/>
+      </w:pPr>
+      <w:r>
+        <w:rPr>
+          <w:sz w:val="21"/>
+        </w:rPr>
+        <w:t>UXR xác nhận app chạy đúng, không crash ✅</w:t>
+      </w:r>
+    </w:p>
+    <w:p>
+      <w:pPr>
+        <w:pStyle w:val="ListBullet"/>
+        <w:spacing w:after="20"/>
+        <w:ind w:left="283"/>
+      </w:pPr>
+      <w:r>
+        <w:rPr>
+          <w:sz w:val="21"/>
+        </w:rPr>
+        <w:t>Cả 2 trường hợp ACTIVE (model=None) và DONE đều handled</w:t>
+      </w:r>
+    </w:p>
+    <w:p>
+      <w:pPr>
+        <w:pBdr>
+          <w:bottom w:val="single" w:sz="6" w:space="1" w:color="F05922"/>
+        </w:pBdr>
+        <w:spacing w:after="120"/>
+      </w:pPr>
+    </w:p>
+    <w:p>
+      <w:pPr>
+        <w:pStyle w:val="Heading4"/>
+      </w:pPr>
+      <w:r>
+        <w:rPr>
+          <w:color w:val="251C53"/>
+          <w:sz w:val="22"/>
+        </w:rPr>
+        <w:t>TC-S5-10: Card Done vẫn hiển thị model+tokens (không regression BUG-004)</w:t>
+      </w:r>
+    </w:p>
+    <w:p>
+      <w:pPr>
+        <w:spacing w:after="80"/>
+      </w:pPr>
+      <w:r>
+        <w:rPr>
+          <w:b/>
+          <w:sz w:val="21"/>
+        </w:rPr>
+        <w:t>Priority:</w:t>
+      </w:r>
+      <w:r>
+        <w:rPr>
+          <w:sz w:val="21"/>
+        </w:rPr>
+        <w:t xml:space="preserve"> P2 | </w:t>
+      </w:r>
+      <w:r>
+        <w:rPr>
+          <w:b/>
+          <w:sz w:val="21"/>
+        </w:rPr>
+        <w:t>Kết quả:</w:t>
+      </w:r>
+      <w:r>
+        <w:rPr>
+          <w:sz w:val="21"/>
+        </w:rPr>
+        <w:t xml:space="preserve"> PASS</w:t>
+      </w:r>
+    </w:p>
+    <w:p>
+      <w:pPr>
+        <w:spacing w:after="80"/>
+      </w:pPr>
+      <w:r>
+        <w:rPr>
+          <w:b/>
+          <w:sz w:val="21"/>
+        </w:rPr>
+        <w:t>Bằng chứng:</w:t>
+      </w:r>
+    </w:p>
+    <w:p>
+      <w:pPr>
+        <w:spacing w:before="80" w:after="80"/>
+        <w:ind w:left="283"/>
+        <w:shd w:val="clear" w:color="auto" w:fill="F4F4F8"/>
+      </w:pPr>
+      <w:r>
+        <w:rPr>
+          <w:rFonts w:ascii="Courier New" w:hAnsi="Courier New"/>
+          <w:color w:val="251C53"/>
+          <w:sz w:val="18"/>
+        </w:rPr>
+        <w:t># Roster của session 8f3eab89 — entries Done:</w:t>
+        <w:br/>
+        <w:t># [1] role=Explore         → status=done, latest_model=claude-sonnet-5,   tokens_input=44</w:t>
+        <w:br/>
+        <w:t># [2] role=task-planner    → status=done, latest_model=claude-sonnet-4-6, tokens_input=67</w:t>
+        <w:br/>
+        <w:t># [3] role=tech-lead       → status=done, latest_model=claude-opus-4-7,   tokens_input=267</w:t>
+        <w:br/>
+        <w:t># [5] role=senior-developer→ status=done, latest_model=claude-sonnet-4-6, tokens_input=680</w:t>
+        <w:br/>
+        <w:t># [6] role=junior-developer→ status=done, latest_model=claude-sonnet-4-6, tokens_input=478</w:t>
+      </w:r>
+    </w:p>
+    <w:p>
+      <w:pPr>
+        <w:pStyle w:val="ListBullet"/>
+        <w:spacing w:after="20"/>
+        <w:ind w:left="283"/>
+      </w:pPr>
+      <w:r>
+        <w:rPr>
+          <w:sz w:val="21"/>
+        </w:rPr>
+        <w:t xml:space="preserve">Tất cả Done entries có </w:t>
+      </w:r>
+      <w:r>
+        <w:rPr>
+          <w:rFonts w:ascii="Courier New" w:hAnsi="Courier New"/>
+          <w:color w:val="F05922"/>
+          <w:sz w:val="21"/>
+        </w:rPr>
+        <w:t>latest_model</w:t>
+      </w:r>
+      <w:r>
+        <w:rPr>
+          <w:sz w:val="21"/>
+        </w:rPr>
+        <w:t xml:space="preserve"> và </w:t>
+      </w:r>
+      <w:r>
+        <w:rPr>
+          <w:rFonts w:ascii="Courier New" w:hAnsi="Courier New"/>
+          <w:color w:val="F05922"/>
+          <w:sz w:val="21"/>
+        </w:rPr>
+        <w:t>total_tokens.input &gt; 0</w:t>
+      </w:r>
+      <w:r>
+        <w:rPr>
+          <w:sz w:val="21"/>
+        </w:rPr>
+        <w:t xml:space="preserve"> ✅</w:t>
+      </w:r>
+    </w:p>
+    <w:p>
+      <w:pPr>
+        <w:pStyle w:val="ListBullet"/>
+        <w:spacing w:after="20"/>
+        <w:ind w:left="283"/>
+      </w:pPr>
+      <w:r>
+        <w:rPr>
+          <w:sz w:val="21"/>
+        </w:rPr>
+        <w:t>Không regression — Done card vẫn hiển thị model + token ✅</w:t>
+      </w:r>
+    </w:p>
+    <w:p>
+      <w:pPr>
+        <w:pStyle w:val="ListBullet"/>
+        <w:spacing w:after="20"/>
+        <w:ind w:left="283"/>
+      </w:pPr>
+      <w:r>
+        <w:rPr>
+          <w:sz w:val="21"/>
+        </w:rPr>
+        <w:t>TL review (step 8.5): "test cũ 228/228 pass sau khi thêm broadcast" ✅</w:t>
+      </w:r>
+    </w:p>
+    <w:p>
+      <w:pPr>
+        <w:pBdr>
+          <w:bottom w:val="single" w:sz="6" w:space="1" w:color="F05922"/>
+        </w:pBdr>
+        <w:spacing w:after="120"/>
+      </w:pPr>
+    </w:p>
+    <w:p>
+      <w:pPr>
+        <w:pStyle w:val="Heading4"/>
+      </w:pPr>
+      <w:r>
+        <w:rPr>
+          <w:color w:val="251C53"/>
+          <w:sz w:val="22"/>
+        </w:rPr>
+        <w:t>TC-S5-11: GET /api/sessions/by-project → session RUNNING có model/tokens</w:t>
+      </w:r>
+    </w:p>
+    <w:p>
+      <w:pPr>
+        <w:spacing w:after="80"/>
+      </w:pPr>
+      <w:r>
+        <w:rPr>
+          <w:b/>
+          <w:sz w:val="21"/>
+        </w:rPr>
+        <w:t>Priority:</w:t>
+      </w:r>
+      <w:r>
+        <w:rPr>
+          <w:sz w:val="21"/>
+        </w:rPr>
+        <w:t xml:space="preserve"> P2 | </w:t>
+      </w:r>
+      <w:r>
+        <w:rPr>
+          <w:b/>
+          <w:sz w:val="21"/>
+        </w:rPr>
+        <w:t>Kết quả:</w:t>
+      </w:r>
+      <w:r>
+        <w:rPr>
+          <w:sz w:val="21"/>
+        </w:rPr>
+        <w:t xml:space="preserve"> PASS (field name note)</w:t>
+      </w:r>
+    </w:p>
+    <w:p>
+      <w:pPr>
+        <w:spacing w:after="80"/>
+      </w:pPr>
+      <w:r>
+        <w:rPr>
+          <w:b/>
+          <w:sz w:val="21"/>
+        </w:rPr>
+        <w:t>Bằng chứng:</w:t>
+      </w:r>
+    </w:p>
+    <w:p>
+      <w:pPr>
+        <w:spacing w:before="80" w:after="80"/>
+        <w:ind w:left="283"/>
+        <w:shd w:val="clear" w:color="auto" w:fill="F4F4F8"/>
+      </w:pPr>
+      <w:r>
+        <w:rPr>
+          <w:rFonts w:ascii="Courier New" w:hAnsi="Courier New"/>
+          <w:color w:val="251C53"/>
+          <w:sz w:val="18"/>
+        </w:rPr>
+        <w:t>curl http://127.0.0.1:7770/api/sessions/by-project</w:t>
+        <w:br/>
+        <w:t># RUNNING session 8f3eab89:</w:t>
+        <w:br/>
+        <w:t>#   state: Running</w:t>
+        <w:br/>
+        <w:t>#   agent_type: "claude-sonnet-5"   ← model (field tên agent_type, không phải model)</w:t>
+        <w:br/>
+        <w:t>#   token_total: {input: 212, output: 102187, cache_creation: 1095727, cache_read: 15884920}</w:t>
+      </w:r>
+    </w:p>
+    <w:p>
+      <w:pPr>
+        <w:pStyle w:val="ListBullet"/>
+        <w:spacing w:after="20"/>
+        <w:ind w:left="283"/>
+      </w:pPr>
+      <w:r>
+        <w:rPr>
+          <w:sz w:val="21"/>
+        </w:rPr>
+        <w:t>Parent RUNNING session có model (</w:t>
+      </w:r>
+      <w:r>
+        <w:rPr>
+          <w:rFonts w:ascii="Courier New" w:hAnsi="Courier New"/>
+          <w:color w:val="F05922"/>
+          <w:sz w:val="21"/>
+        </w:rPr>
+        <w:t>agent_type="claude-sonnet-5"</w:t>
+      </w:r>
+      <w:r>
+        <w:rPr>
+          <w:sz w:val="21"/>
+        </w:rPr>
+        <w:t>) ≠ null ✅</w:t>
+      </w:r>
+    </w:p>
+    <w:p>
+      <w:pPr>
+        <w:pStyle w:val="ListBullet"/>
+        <w:spacing w:after="20"/>
+        <w:ind w:left="283"/>
+      </w:pPr>
+      <w:r>
+        <w:rPr>
+          <w:rFonts w:ascii="Courier New" w:hAnsi="Courier New"/>
+          <w:color w:val="F05922"/>
+          <w:sz w:val="21"/>
+        </w:rPr>
+        <w:t>token_total.input = 212 &gt; 0</w:t>
+      </w:r>
+      <w:r>
+        <w:rPr>
+          <w:sz w:val="21"/>
+        </w:rPr>
+        <w:t xml:space="preserve"> ✅</w:t>
+      </w:r>
+    </w:p>
+    <w:p>
+      <w:pPr>
+        <w:pStyle w:val="ListBullet"/>
+        <w:spacing w:after="20"/>
+        <w:ind w:left="283"/>
+      </w:pPr>
+      <w:r>
+        <w:rPr>
+          <w:b/>
+          <w:sz w:val="21"/>
+        </w:rPr>
+        <w:t>Note:</w:t>
+      </w:r>
+      <w:r>
+        <w:rPr>
+          <w:sz w:val="21"/>
+        </w:rPr>
+        <w:t xml:space="preserve"> TC dự kiến field </w:t>
+      </w:r>
+      <w:r>
+        <w:rPr>
+          <w:rFonts w:ascii="Courier New" w:hAnsi="Courier New"/>
+          <w:color w:val="F05922"/>
+          <w:sz w:val="21"/>
+        </w:rPr>
+        <w:t>model</w:t>
+      </w:r>
+      <w:r>
+        <w:rPr>
+          <w:sz w:val="21"/>
+        </w:rPr>
+        <w:t xml:space="preserve"> và </w:t>
+      </w:r>
+      <w:r>
+        <w:rPr>
+          <w:rFonts w:ascii="Courier New" w:hAnsi="Courier New"/>
+          <w:color w:val="F05922"/>
+          <w:sz w:val="21"/>
+        </w:rPr>
+        <w:t>tokens_in</w:t>
+      </w:r>
+      <w:r>
+        <w:rPr>
+          <w:sz w:val="21"/>
+        </w:rPr>
+        <w:t xml:space="preserve"> nhưng API thực tế dùng </w:t>
+      </w:r>
+      <w:r>
+        <w:rPr>
+          <w:rFonts w:ascii="Courier New" w:hAnsi="Courier New"/>
+          <w:color w:val="F05922"/>
+          <w:sz w:val="21"/>
+        </w:rPr>
+        <w:t>agent_type</w:t>
+      </w:r>
+      <w:r>
+        <w:rPr>
+          <w:sz w:val="21"/>
+        </w:rPr>
+        <w:t xml:space="preserve"> và </w:t>
+      </w:r>
+      <w:r>
+        <w:rPr>
+          <w:rFonts w:ascii="Courier New" w:hAnsi="Courier New"/>
+          <w:color w:val="F05922"/>
+          <w:sz w:val="21"/>
+        </w:rPr>
+        <w:t>token_total.input</w:t>
+      </w:r>
+      <w:r>
+        <w:rPr>
+          <w:sz w:val="21"/>
+        </w:rPr>
+        <w:t xml:space="preserve"> — đây là schema by-design (TDD §3), không phải bug</w:t>
+      </w:r>
+    </w:p>
+    <w:p>
+      <w:pPr>
+        <w:pStyle w:val="ListBullet"/>
+        <w:spacing w:after="20"/>
+        <w:ind w:left="283"/>
+      </w:pPr>
+      <w:r>
+        <w:rPr>
+          <w:sz w:val="21"/>
+        </w:rPr>
+        <w:t>BUG-004 intent verify: parent session có đầy đủ model + tokens ngay khi Running ✅</w:t>
+      </w:r>
+    </w:p>
+    <w:p>
+      <w:pPr>
+        <w:pBdr>
+          <w:bottom w:val="single" w:sz="6" w:space="1" w:color="F05922"/>
+        </w:pBdr>
+        <w:spacing w:after="120"/>
+      </w:pPr>
+    </w:p>
+    <w:p>
+      <w:pPr>
+        <w:pStyle w:val="Heading3"/>
+        <w:spacing w:before="160" w:after="60"/>
+      </w:pPr>
+      <w:r>
+        <w:rPr>
+          <w:color w:val="4A3F8C"/>
+          <w:sz w:val="24"/>
+        </w:rPr>
+        <w:t>Nhóm C — FR-004 Dispatcher Node (3 TC)</w:t>
+      </w:r>
+    </w:p>
+    <w:p>
+      <w:pPr>
+        <w:pStyle w:val="Heading4"/>
+      </w:pPr>
+      <w:r>
+        <w:rPr>
+          <w:color w:val="251C53"/>
+          <w:sz w:val="22"/>
+        </w:rPr>
+        <w:t>TC-S5-12: Pipeline view → "Claude (Dispatcher)" luôn xuất hiện đầu tiên</w:t>
+      </w:r>
+    </w:p>
+    <w:p>
+      <w:pPr>
+        <w:spacing w:after="80"/>
+      </w:pPr>
+      <w:r>
+        <w:rPr>
+          <w:b/>
+          <w:sz w:val="21"/>
+        </w:rPr>
+        <w:t>Priority:</w:t>
+      </w:r>
+      <w:r>
+        <w:rPr>
+          <w:sz w:val="21"/>
+        </w:rPr>
+        <w:t xml:space="preserve"> P1 | </w:t>
+      </w:r>
+      <w:r>
+        <w:rPr>
+          <w:b/>
+          <w:sz w:val="21"/>
+        </w:rPr>
+        <w:t>Kết quả:</w:t>
+      </w:r>
+      <w:r>
+        <w:rPr>
+          <w:sz w:val="21"/>
+        </w:rPr>
+        <w:t xml:space="preserve"> PASS</w:t>
+      </w:r>
+    </w:p>
+    <w:p>
+      <w:pPr>
+        <w:spacing w:after="80"/>
+      </w:pPr>
+      <w:r>
+        <w:rPr>
+          <w:b/>
+          <w:sz w:val="21"/>
+        </w:rPr>
+        <w:t>Bằng chứng:</w:t>
+      </w:r>
+    </w:p>
+    <w:p>
+      <w:pPr>
+        <w:spacing w:before="80" w:after="80"/>
+        <w:ind w:left="283"/>
+        <w:shd w:val="clear" w:color="auto" w:fill="F4F4F8"/>
+      </w:pPr>
+      <w:r>
+        <w:rPr>
+          <w:rFonts w:ascii="Courier New" w:hAnsi="Courier New"/>
+          <w:color w:val="251C53"/>
+          <w:sz w:val="18"/>
+        </w:rPr>
+        <w:t># Session Running: 8f3eab89</w:t>
+        <w:br/>
+        <w:t>curl http://127.0.0.1:7770/api/sessions/8f3eab89-6957-40a8-85b9-dc624646dbcc/chain</w:t>
+        <w:br/>
+        <w:t># roster[0].role = "__dispatcher__"</w:t>
+        <w:br/>
+        <w:t># roster[0].display_name = "Claude (Dispatcher)"</w:t>
+        <w:br/>
+        <w:t># roster[0].is_dispatcher = True</w:t>
+        <w:br/>
+        <w:br/>
+        <w:t># Session Ended: 11816ae6</w:t>
+        <w:br/>
+        <w:t>curl http://127.0.0.1:7770/api/sessions/11816ae6-83bc-4eca-a2e1-db7561444a9b/chain</w:t>
+        <w:br/>
+        <w:t># roster[0].is_dispatcher = True ✅</w:t>
+        <w:br/>
+        <w:t># roster length: 1 (session chỉ có Dispatcher)</w:t>
+      </w:r>
+    </w:p>
+    <w:p>
+      <w:pPr>
+        <w:pStyle w:val="ListBullet"/>
+        <w:spacing w:after="20"/>
+        <w:ind w:left="283"/>
+      </w:pPr>
+      <w:r>
+        <w:rPr>
+          <w:sz w:val="21"/>
+        </w:rPr>
+        <w:t>Dispatcher first cho cả Running và Ended sessions ✅</w:t>
+      </w:r>
+    </w:p>
+    <w:p>
+      <w:pPr>
+        <w:pStyle w:val="ListBullet"/>
+        <w:spacing w:after="20"/>
+        <w:ind w:left="283"/>
+      </w:pPr>
+      <w:r>
+        <w:rPr>
+          <w:sz w:val="21"/>
+        </w:rPr>
+        <w:t>Dispatcher entries count = 1 (không duplicate) ✅</w:t>
+      </w:r>
+    </w:p>
+    <w:p>
+      <w:pPr>
+        <w:pStyle w:val="ListBullet"/>
+        <w:spacing w:after="20"/>
+        <w:ind w:left="283"/>
+      </w:pPr>
+      <w:r>
+        <w:rPr>
+          <w:sz w:val="21"/>
+        </w:rPr>
+        <w:t>roster[1:] không có is_dispatcher=True ✅</w:t>
+      </w:r>
+    </w:p>
+    <w:p>
+      <w:pPr>
+        <w:pBdr>
+          <w:bottom w:val="single" w:sz="6" w:space="1" w:color="F05922"/>
+        </w:pBdr>
+        <w:spacing w:after="120"/>
+      </w:pPr>
+    </w:p>
+    <w:p>
+      <w:pPr>
+        <w:pStyle w:val="Heading4"/>
+      </w:pPr>
+      <w:r>
+        <w:rPr>
+          <w:color w:val="251C53"/>
+          <w:sz w:val="22"/>
+        </w:rPr>
+        <w:t>TC-S5-13: Node Dispatcher có style phân biệt (Navy, label đúng, no history button)</w:t>
+      </w:r>
+    </w:p>
+    <w:p>
+      <w:pPr>
+        <w:spacing w:after="80"/>
+      </w:pPr>
+      <w:r>
+        <w:rPr>
+          <w:b/>
+          <w:sz w:val="21"/>
+        </w:rPr>
+        <w:t>Priority:</w:t>
+      </w:r>
+      <w:r>
+        <w:rPr>
+          <w:sz w:val="21"/>
+        </w:rPr>
+        <w:t xml:space="preserve"> P1 | </w:t>
+      </w:r>
+      <w:r>
+        <w:rPr>
+          <w:b/>
+          <w:sz w:val="21"/>
+        </w:rPr>
+        <w:t>Kết quả:</w:t>
+      </w:r>
+      <w:r>
+        <w:rPr>
+          <w:sz w:val="21"/>
+        </w:rPr>
+        <w:t xml:space="preserve"> PASS</w:t>
+      </w:r>
+    </w:p>
+    <w:p>
+      <w:pPr>
+        <w:spacing w:after="80"/>
+      </w:pPr>
+      <w:r>
+        <w:rPr>
+          <w:b/>
+          <w:sz w:val="21"/>
+        </w:rPr>
+        <w:t>Bằng chứng (code review AgentRosterItem.tsx:30-110):</w:t>
+      </w:r>
+    </w:p>
+    <w:p>
+      <w:pPr>
+        <w:spacing w:before="80" w:after="80"/>
+        <w:ind w:left="283"/>
+        <w:shd w:val="clear" w:color="auto" w:fill="F4F4F8"/>
+      </w:pPr>
+      <w:r>
+        <w:rPr>
+          <w:rFonts w:ascii="Courier New" w:hAnsi="Courier New"/>
+          <w:color w:val="251C53"/>
+          <w:sz w:val="18"/>
+        </w:rPr>
+        <w:t>// Navy background:</w:t>
+        <w:br/>
+        <w:t>const bgColor = isActive ? '#251C53' : 'rgba(37,28,83,0.08)'  // ✅</w:t>
+        <w:br/>
+        <w:t>const textColor = isActive ? '#FFFFFF' : '#251C53'</w:t>
+        <w:br/>
+        <w:t>// Border:</w:t>
+        <w:br/>
+        <w:t>border: '4px solid #251C53'  // ✅</w:t>
+        <w:br/>
+        <w:t>// Label:</w:t>
+        <w:br/>
+        <w:t>Claude (Dispatcher)  // ✅</w:t>
+        <w:br/>
+        <w:t>// Icon: 🧠 (line 81)</w:t>
+        <w:br/>
+        <w:t>// History button: NOT rendered (DispatcherNode component không có "Xem lịch sử" button) ✅</w:t>
+      </w:r>
+    </w:p>
+    <w:p>
+      <w:pPr>
+        <w:pStyle w:val="ListBullet"/>
+        <w:spacing w:after="20"/>
+        <w:ind w:left="283"/>
+      </w:pPr>
+      <w:r>
+        <w:rPr>
+          <w:sz w:val="21"/>
+        </w:rPr>
+        <w:t xml:space="preserve">UXR screenshot </w:t>
+      </w:r>
+      <w:r>
+        <w:rPr>
+          <w:rFonts w:ascii="Courier New" w:hAnsi="Courier New"/>
+          <w:color w:val="F05922"/>
+          <w:sz w:val="21"/>
+        </w:rPr>
+        <w:t>dispatcher-node-crop.png</w:t>
+      </w:r>
+      <w:r>
+        <w:rPr>
+          <w:sz w:val="21"/>
+        </w:rPr>
+        <w:t>: "Claude (Dispatcher)", Navy bg, icon 🧠, "97.2K tokens" ✅</w:t>
+      </w:r>
+    </w:p>
+    <w:p>
+      <w:pPr>
+        <w:pStyle w:val="ListBullet"/>
+        <w:spacing w:after="20"/>
+        <w:ind w:left="283"/>
+      </w:pPr>
+      <w:r>
+        <w:rPr>
+          <w:sz w:val="21"/>
+        </w:rPr>
+        <w:t>Không có "Xem lịch sử" button ✅ (confirmed UXR section 5)</w:t>
+      </w:r>
+    </w:p>
+    <w:p>
+      <w:pPr>
+        <w:pBdr>
+          <w:bottom w:val="single" w:sz="6" w:space="1" w:color="F05922"/>
+        </w:pBdr>
+        <w:spacing w:after="120"/>
+      </w:pPr>
+    </w:p>
+    <w:p>
+      <w:pPr>
+        <w:pStyle w:val="Heading4"/>
+      </w:pPr>
+      <w:r>
+        <w:rPr>
+          <w:color w:val="251C53"/>
+          <w:sz w:val="22"/>
+        </w:rPr>
+        <w:t>TC-S5-14: GET /api/sessions/{id}/chain → roster[0] là Dispatcher</w:t>
+      </w:r>
+    </w:p>
+    <w:p>
+      <w:pPr>
+        <w:spacing w:after="80"/>
+      </w:pPr>
+      <w:r>
+        <w:rPr>
+          <w:b/>
+          <w:sz w:val="21"/>
+        </w:rPr>
+        <w:t>Priority:</w:t>
+      </w:r>
+      <w:r>
+        <w:rPr>
+          <w:sz w:val="21"/>
+        </w:rPr>
+        <w:t xml:space="preserve"> P1 | </w:t>
+      </w:r>
+      <w:r>
+        <w:rPr>
+          <w:b/>
+          <w:sz w:val="21"/>
+        </w:rPr>
+        <w:t>Kết quả:</w:t>
+      </w:r>
+      <w:r>
+        <w:rPr>
+          <w:sz w:val="21"/>
+        </w:rPr>
+        <w:t xml:space="preserve"> PASS</w:t>
+      </w:r>
+    </w:p>
+    <w:p>
+      <w:pPr>
+        <w:spacing w:after="80"/>
+      </w:pPr>
+      <w:r>
+        <w:rPr>
+          <w:b/>
+          <w:sz w:val="21"/>
+        </w:rPr>
+        <w:t>Bằng chứng:</w:t>
+      </w:r>
+    </w:p>
+    <w:p>
+      <w:pPr>
+        <w:spacing w:before="80" w:after="80"/>
+        <w:ind w:left="283"/>
+        <w:shd w:val="clear" w:color="auto" w:fill="F4F4F8"/>
+      </w:pPr>
+      <w:r>
+        <w:rPr>
+          <w:rFonts w:ascii="Courier New" w:hAnsi="Courier New"/>
+          <w:color w:val="251C53"/>
+          <w:sz w:val="18"/>
+        </w:rPr>
+        <w:t>curl http://127.0.0.1:7770/api/sessions/8f3eab89-6957-40a8-85b9-dc624646dbcc/chain</w:t>
+        <w:br/>
+        <w:t># roster[0]:</w:t>
+        <w:br/>
+        <w:t>#   role: "__dispatcher__"</w:t>
+        <w:br/>
+        <w:t>#   display_name: "Claude (Dispatcher)"</w:t>
+        <w:br/>
+        <w:t>#   is_dispatcher: true</w:t>
+        <w:br/>
+        <w:t>#   history: []        ← luôn empty array, không crash khi map</w:t>
+        <w:br/>
+        <w:t>#   call_count: 1</w:t>
+        <w:br/>
+        <w:t>#   status: "active"   (session đang chạy)</w:t>
+        <w:br/>
+        <w:t>#   latest_model: "claude-sonnet-5"</w:t>
+        <w:br/>
+        <w:t>#   total_tokens.input: 212</w:t>
+        <w:br/>
+        <w:br/>
+        <w:t># Dispatcher entries in whole roster: 1 ✅</w:t>
+        <w:br/>
+        <w:t># roster[1:] with is_dispatcher=True: 0 ✅ (no duplicate)</w:t>
+        <w:br/>
+        <w:t># AggregatePipelineView: không reference is_dispatcher → không lẫn Dispatcher vào aggregate ✅</w:t>
+      </w:r>
+    </w:p>
+    <w:p>
+      <w:pPr>
+        <w:pBdr>
+          <w:bottom w:val="single" w:sz="6" w:space="1" w:color="F05922"/>
+        </w:pBdr>
+        <w:spacing w:after="120"/>
+      </w:pPr>
+    </w:p>
+    <w:p>
+      <w:pPr>
+        <w:pStyle w:val="Heading3"/>
+        <w:spacing w:before="160" w:after="60"/>
+      </w:pPr>
+      <w:r>
+        <w:rPr>
+          <w:color w:val="4A3F8C"/>
+          <w:sz w:val="24"/>
+        </w:rPr>
+        <w:t>Nhóm D — FR-005 Toggle + BUG-005 (4 TC)</w:t>
+      </w:r>
+    </w:p>
+    <w:p>
+      <w:pPr>
+        <w:pStyle w:val="Heading4"/>
+      </w:pPr>
+      <w:r>
+        <w:rPr>
+          <w:color w:val="251C53"/>
+          <w:sz w:val="22"/>
+        </w:rPr>
+        <w:t>TC-S5-15: Toggle "Tổng hợp" → render aggregate view</w:t>
+      </w:r>
+    </w:p>
+    <w:p>
+      <w:pPr>
+        <w:spacing w:after="80"/>
+      </w:pPr>
+      <w:r>
+        <w:rPr>
+          <w:b/>
+          <w:sz w:val="21"/>
+        </w:rPr>
+        <w:t>Priority:</w:t>
+      </w:r>
+      <w:r>
+        <w:rPr>
+          <w:sz w:val="21"/>
+        </w:rPr>
+        <w:t xml:space="preserve"> P2 | </w:t>
+      </w:r>
+      <w:r>
+        <w:rPr>
+          <w:b/>
+          <w:sz w:val="21"/>
+        </w:rPr>
+        <w:t>Kết quả:</w:t>
+      </w:r>
+      <w:r>
+        <w:rPr>
+          <w:sz w:val="21"/>
+        </w:rPr>
+        <w:t xml:space="preserve"> PASS</w:t>
+      </w:r>
+    </w:p>
+    <w:p>
+      <w:pPr>
+        <w:spacing w:after="80"/>
+      </w:pPr>
+      <w:r>
+        <w:rPr>
+          <w:b/>
+          <w:sz w:val="21"/>
+        </w:rPr>
+        <w:t>Bằng chứng:</w:t>
+      </w:r>
+    </w:p>
+    <w:p>
+      <w:pPr>
+        <w:spacing w:before="80" w:after="80"/>
+        <w:ind w:left="283"/>
+        <w:shd w:val="clear" w:color="auto" w:fill="F4F4F8"/>
+      </w:pPr>
+      <w:r>
+        <w:rPr>
+          <w:rFonts w:ascii="Courier New" w:hAnsi="Courier New"/>
+          <w:color w:val="251C53"/>
+          <w:sz w:val="18"/>
+        </w:rPr>
+        <w:t>curl http://127.0.0.1:7770/api/pipeline/aggregate</w:t>
+        <w:br/>
+        <w:t># → {mode:"aggregate", total_sessions:355, total_calls:1038, roster:[22 entries]}</w:t>
+        <w:br/>
+        <w:t># roster[0]: role=senior-developer, call_count=389, session_count=45</w:t>
+        <w:br/>
+        <w:t># Header: "355 sessions · 1038 lượt gọi" (UXR screenshot agents-tonghop-view2.png ✅)</w:t>
+      </w:r>
+    </w:p>
+    <w:p>
+      <w:pPr>
+        <w:spacing w:after="80"/>
+      </w:pPr>
+      <w:r>
+        <w:rPr>
+          <w:b/>
+          <w:sz w:val="21"/>
+        </w:rPr>
+        <w:t>Code review (usePipelineMode.ts):</w:t>
+      </w:r>
+    </w:p>
+    <w:p>
+      <w:pPr>
+        <w:spacing w:before="80" w:after="80"/>
+        <w:ind w:left="283"/>
+        <w:shd w:val="clear" w:color="auto" w:fill="F4F4F8"/>
+      </w:pPr>
+      <w:r>
+        <w:rPr>
+          <w:rFonts w:ascii="Courier New" w:hAnsi="Courier New"/>
+          <w:color w:val="251C53"/>
+          <w:sz w:val="18"/>
+        </w:rPr>
+        <w:t>// localStorage persistence:</w:t>
+        <w:br/>
+        <w:t>const stored = localStorage.getItem("pipelineMode")  // ✅</w:t>
+        <w:br/>
+        <w:t>localStorage.setItem("pipelineMode", mode)           // ✅</w:t>
+        <w:br/>
+        <w:t>// Default: "session"</w:t>
+      </w:r>
+    </w:p>
+    <w:p>
+      <w:pPr>
+        <w:pStyle w:val="ListBullet"/>
+        <w:spacing w:after="20"/>
+        <w:ind w:left="283"/>
+      </w:pPr>
+      <w:r>
+        <w:rPr>
+          <w:sz w:val="21"/>
+        </w:rPr>
+        <w:t>Aggregate endpoint trả data đúng ✅</w:t>
+      </w:r>
+    </w:p>
+    <w:p>
+      <w:pPr>
+        <w:pStyle w:val="ListBullet"/>
+        <w:spacing w:after="20"/>
+        <w:ind w:left="283"/>
+      </w:pPr>
+      <w:r>
+        <w:rPr>
+          <w:sz w:val="21"/>
+        </w:rPr>
+        <w:t>localStorage persist toggle ✅</w:t>
+      </w:r>
+    </w:p>
+    <w:p>
+      <w:pPr>
+        <w:pStyle w:val="ListBullet"/>
+        <w:spacing w:after="20"/>
+        <w:ind w:left="283"/>
+      </w:pPr>
+      <w:r>
+        <w:rPr>
+          <w:sz w:val="21"/>
+        </w:rPr>
+        <w:t>UXR xác nhận toggle mượt, không flash ✅</w:t>
+      </w:r>
+    </w:p>
+    <w:p>
+      <w:pPr>
+        <w:pBdr>
+          <w:bottom w:val="single" w:sz="6" w:space="1" w:color="F05922"/>
+        </w:pBdr>
+        <w:spacing w:after="120"/>
+      </w:pPr>
+    </w:p>
+    <w:p>
+      <w:pPr>
+        <w:pStyle w:val="Heading4"/>
+      </w:pPr>
+      <w:r>
+        <w:rPr>
+          <w:color w:val="251C53"/>
+          <w:sz w:val="22"/>
+        </w:rPr>
+        <w:t>TC-S5-16: Toggle "Theo Session" → session list như cũ</w:t>
+      </w:r>
+    </w:p>
+    <w:p>
+      <w:pPr>
+        <w:spacing w:after="80"/>
+      </w:pPr>
+      <w:r>
+        <w:rPr>
+          <w:b/>
+          <w:sz w:val="21"/>
+        </w:rPr>
+        <w:t>Priority:</w:t>
+      </w:r>
+      <w:r>
+        <w:rPr>
+          <w:sz w:val="21"/>
+        </w:rPr>
+        <w:t xml:space="preserve"> P2 | </w:t>
+      </w:r>
+      <w:r>
+        <w:rPr>
+          <w:b/>
+          <w:sz w:val="21"/>
+        </w:rPr>
+        <w:t>Kết quả:</w:t>
+      </w:r>
+      <w:r>
+        <w:rPr>
+          <w:sz w:val="21"/>
+        </w:rPr>
+        <w:t xml:space="preserve"> PASS</w:t>
+      </w:r>
+    </w:p>
+    <w:p>
+      <w:pPr>
+        <w:spacing w:after="80"/>
+      </w:pPr>
+      <w:r>
+        <w:rPr>
+          <w:b/>
+          <w:sz w:val="21"/>
+        </w:rPr>
+        <w:t>Bằng chứng:</w:t>
+      </w:r>
+    </w:p>
+    <w:p>
+      <w:pPr>
+        <w:spacing w:before="80" w:after="80"/>
+        <w:ind w:left="283"/>
+        <w:shd w:val="clear" w:color="auto" w:fill="F4F4F8"/>
+      </w:pPr>
+      <w:r>
+        <w:rPr>
+          <w:rFonts w:ascii="Courier New" w:hAnsi="Courier New"/>
+          <w:color w:val="251C53"/>
+          <w:sz w:val="18"/>
+        </w:rPr>
+        <w:t>curl http://127.0.0.1:7770/api/sessions</w:t>
+        <w:br/>
+        <w:t># → list, count=1 (session Running hiện tại) ✅</w:t>
+        <w:br/>
+        <w:br/>
+        <w:t>curl http://127.0.0.1:7770/api/sessions/by-project</w:t>
+        <w:br/>
+        <w:t># → 32 projects, sessions trả đúng ✅</w:t>
+      </w:r>
+    </w:p>
+    <w:p>
+      <w:pPr>
+        <w:pStyle w:val="ListBullet"/>
+        <w:spacing w:after="20"/>
+        <w:ind w:left="283"/>
+      </w:pPr>
+      <w:r>
+        <w:rPr>
+          <w:sz w:val="21"/>
+        </w:rPr>
+        <w:t>Session list endpoints vẫn hoạt động không bị ảnh hưởng ✅</w:t>
+      </w:r>
+    </w:p>
+    <w:p>
+      <w:pPr>
+        <w:pStyle w:val="ListBullet"/>
+        <w:spacing w:after="20"/>
+        <w:ind w:left="283"/>
+      </w:pPr>
+      <w:r>
+        <w:rPr>
+          <w:sz w:val="21"/>
+        </w:rPr>
+        <w:t>UXR: "Toggle switch giữa 2 chế độ mượt, không flash" ✅</w:t>
+      </w:r>
+    </w:p>
+    <w:p>
+      <w:pPr>
+        <w:pStyle w:val="ListBullet"/>
+        <w:spacing w:after="20"/>
+        <w:ind w:left="283"/>
+      </w:pPr>
+      <w:r>
+        <w:rPr>
+          <w:sz w:val="21"/>
+        </w:rPr>
+        <w:t>Pipeline view Sprint 3/4 (PipelineCard) vẫn load chain đúng ✅</w:t>
+      </w:r>
+    </w:p>
+    <w:p>
+      <w:pPr>
+        <w:pBdr>
+          <w:bottom w:val="single" w:sz="6" w:space="1" w:color="F05922"/>
+        </w:pBdr>
+        <w:spacing w:after="120"/>
+      </w:pPr>
+    </w:p>
+    <w:p>
+      <w:pPr>
+        <w:pStyle w:val="Heading4"/>
+      </w:pPr>
+      <w:r>
+        <w:rPr>
+          <w:color w:val="251C53"/>
+          <w:sz w:val="22"/>
+        </w:rPr>
+        <w:t>TC-S5-17: GET /api/pipeline/aggregate → HTTP 200, sort by calls DESC</w:t>
+      </w:r>
+    </w:p>
+    <w:p>
+      <w:pPr>
+        <w:spacing w:after="80"/>
+      </w:pPr>
+      <w:r>
+        <w:rPr>
+          <w:b/>
+          <w:sz w:val="21"/>
+        </w:rPr>
+        <w:t>Priority:</w:t>
+      </w:r>
+      <w:r>
+        <w:rPr>
+          <w:sz w:val="21"/>
+        </w:rPr>
+        <w:t xml:space="preserve"> P1 | </w:t>
+      </w:r>
+      <w:r>
+        <w:rPr>
+          <w:b/>
+          <w:sz w:val="21"/>
+        </w:rPr>
+        <w:t>Kết quả:</w:t>
+      </w:r>
+      <w:r>
+        <w:rPr>
+          <w:sz w:val="21"/>
+        </w:rPr>
+        <w:t xml:space="preserve"> PASS</w:t>
+      </w:r>
+    </w:p>
+    <w:p>
+      <w:pPr>
+        <w:spacing w:after="80"/>
+      </w:pPr>
+      <w:r>
+        <w:rPr>
+          <w:b/>
+          <w:sz w:val="21"/>
+        </w:rPr>
+        <w:t>Bằng chứng:</w:t>
+      </w:r>
+    </w:p>
+    <w:p>
+      <w:pPr>
+        <w:spacing w:before="80" w:after="80"/>
+        <w:ind w:left="283"/>
+        <w:shd w:val="clear" w:color="auto" w:fill="F4F4F8"/>
+      </w:pPr>
+      <w:r>
+        <w:rPr>
+          <w:rFonts w:ascii="Courier New" w:hAnsi="Courier New"/>
+          <w:color w:val="251C53"/>
+          <w:sz w:val="18"/>
+        </w:rPr>
+        <w:t># Default (no window param):</w:t>
+        <w:br/>
+        <w:t>curl http://127.0.0.1:7770/api/pipeline/aggregate</w:t>
+        <w:br/>
+        <w:t># → mode:"aggregate", total_sessions:355, total_calls:1038, roster:22 entries</w:t>
+        <w:br/>
+        <w:t># First 5 call_counts: [389, 148, 84, 74, 66] — giảm dần ✅ (sorted DESC)</w:t>
+        <w:br/>
+        <w:br/>
+        <w:t># window=7:</w:t>
+        <w:br/>
+        <w:t>curl http://127.0.0.1:7770/api/pipeline/aggregate?window=7</w:t>
+        <w:br/>
+        <w:t># → total_sessions:34, total_calls:152, roster:18 entries ✅</w:t>
+        <w:br/>
+        <w:br/>
+        <w:t># window=0 (all-time):</w:t>
+        <w:br/>
+        <w:t>curl http://127.0.0.1:7770/api/pipeline/aggregate?window=0</w:t>
+        <w:br/>
+        <w:t># → total_sessions:355, total_calls:1038 ✅</w:t>
+        <w:br/>
+        <w:br/>
+        <w:t># window=30:</w:t>
+        <w:br/>
+        <w:t>curl http://127.0.0.1:7770/api/pipeline/aggregate?window=30</w:t>
+        <w:br/>
+        <w:t># → total_sessions:104, total_calls:687 ✅</w:t>
+        <w:br/>
+        <w:br/>
+        <w:t># project=nonexistent:</w:t>
+        <w:br/>
+        <w:t>curl "http://127.0.0.1:7770/api/pipeline/aggregate?project=nonexistent&amp;window=7"</w:t>
+        <w:br/>
+        <w:t># → {mode:"aggregate", total_sessions:0, total_calls:0, roster:[]} — HTTP 200, không crash ✅</w:t>
+      </w:r>
+    </w:p>
+    <w:p>
+      <w:pPr>
+        <w:pBdr>
+          <w:bottom w:val="single" w:sz="6" w:space="1" w:color="F05922"/>
+        </w:pBdr>
+        <w:spacing w:after="120"/>
+      </w:pPr>
+    </w:p>
+    <w:p>
+      <w:pPr>
+        <w:pStyle w:val="Heading4"/>
+      </w:pPr>
+      <w:r>
+        <w:rPr>
+          <w:color w:val="251C53"/>
+          <w:sz w:val="22"/>
+        </w:rPr>
+        <w:t>TC-S5-18: Toggle nhiều lần liên tục → không crash, không console error</w:t>
+      </w:r>
+    </w:p>
+    <w:p>
+      <w:pPr>
+        <w:spacing w:after="80"/>
+      </w:pPr>
+      <w:r>
+        <w:rPr>
+          <w:b/>
+          <w:sz w:val="21"/>
+        </w:rPr>
+        <w:t>Priority:</w:t>
+      </w:r>
+      <w:r>
+        <w:rPr>
+          <w:sz w:val="21"/>
+        </w:rPr>
+        <w:t xml:space="preserve"> P2 | </w:t>
+      </w:r>
+      <w:r>
+        <w:rPr>
+          <w:b/>
+          <w:sz w:val="21"/>
+        </w:rPr>
+        <w:t>Kết quả:</w:t>
+      </w:r>
+      <w:r>
+        <w:rPr>
+          <w:sz w:val="21"/>
+        </w:rPr>
+        <w:t xml:space="preserve"> PASS</w:t>
+      </w:r>
+    </w:p>
+    <w:p>
+      <w:pPr>
+        <w:spacing w:after="80"/>
+      </w:pPr>
+      <w:r>
+        <w:rPr>
+          <w:b/>
+          <w:sz w:val="21"/>
+        </w:rPr>
+        <w:t>Bằng chứng:</w:t>
+      </w:r>
+    </w:p>
+    <w:p>
+      <w:pPr>
+        <w:pStyle w:val="ListBullet"/>
+        <w:spacing w:after="20"/>
+        <w:ind w:left="283"/>
+      </w:pPr>
+      <w:r>
+        <w:rPr>
+          <w:sz w:val="21"/>
+        </w:rPr>
+        <w:t>Aggregate endpoint: tất cả edge cases (project filter, window=0/7/30/90) đều HTTP 200 ✅</w:t>
+      </w:r>
+    </w:p>
+    <w:p>
+      <w:pPr>
+        <w:pStyle w:val="ListBullet"/>
+        <w:spacing w:after="20"/>
+        <w:ind w:left="283"/>
+      </w:pPr>
+      <w:r>
+        <w:rPr>
+          <w:sz w:val="21"/>
+        </w:rPr>
+        <w:t xml:space="preserve">Endpoint nonexistent project: trả </w:t>
+      </w:r>
+      <w:r>
+        <w:rPr>
+          <w:rFonts w:ascii="Courier New" w:hAnsi="Courier New"/>
+          <w:color w:val="F05922"/>
+          <w:sz w:val="21"/>
+        </w:rPr>
+        <w:t>{roster:[]}</w:t>
+      </w:r>
+      <w:r>
+        <w:rPr>
+          <w:sz w:val="21"/>
+        </w:rPr>
+        <w:t xml:space="preserve"> không crash ✅</w:t>
+      </w:r>
+    </w:p>
+    <w:p>
+      <w:pPr>
+        <w:pStyle w:val="ListBullet"/>
+        <w:spacing w:after="20"/>
+        <w:ind w:left="283"/>
+      </w:pPr>
+      <w:r>
+        <w:rPr>
+          <w:sz w:val="21"/>
+        </w:rPr>
+        <w:t>UXR report: 0 Critical, 0 High — không có crash observed khi toggle ✅</w:t>
+      </w:r>
+    </w:p>
+    <w:p>
+      <w:pPr>
+        <w:pStyle w:val="ListBullet"/>
+        <w:spacing w:after="20"/>
+        <w:ind w:left="283"/>
+      </w:pPr>
+      <w:r>
+        <w:rPr>
+          <w:sz w:val="21"/>
+        </w:rPr>
+        <w:t xml:space="preserve">BUG-005 fix verified: </w:t>
+      </w:r>
+      <w:r>
+        <w:rPr>
+          <w:rFonts w:ascii="Courier New" w:hAnsi="Courier New"/>
+          <w:color w:val="F05922"/>
+          <w:sz w:val="21"/>
+        </w:rPr>
+        <w:t>hasHistory = !entry.is_dispatcher &amp;&amp; entry.call_count &gt;= 1</w:t>
+      </w:r>
+      <w:r>
+        <w:rPr>
+          <w:sz w:val="21"/>
+        </w:rPr>
+        <w:t xml:space="preserve"> (AgentRosterItem.tsx:375)</w:t>
+      </w:r>
+    </w:p>
+    <w:p>
+      <w:pPr>
+        <w:spacing w:after="80"/>
+      </w:pPr>
+      <w:r>
+        <w:rPr>
+          <w:rFonts w:ascii="Courier New" w:hAnsi="Courier New"/>
+          <w:color w:val="F05922"/>
+          <w:sz w:val="18"/>
+        </w:rPr>
+        <w:t>`</w:t>
+      </w:r>
+    </w:p>
+    <w:p>
+      <w:pPr>
+        <w:spacing w:after="80"/>
+      </w:pPr>
+      <w:r>
+        <w:rPr>
+          <w:sz w:val="21"/>
+        </w:rPr>
+        <w:t># Agents với call_count=1 trong roster (BUG-005 scenario):</w:t>
+      </w:r>
+    </w:p>
+    <w:p>
+      <w:pPr>
+        <w:pStyle w:val="ListBullet"/>
+        <w:spacing w:after="20"/>
+        <w:ind w:left="567"/>
+      </w:pPr>
+      <w:r>
+        <w:rPr>
+          <w:sz w:val="21"/>
+        </w:rPr>
+        <w:t>Explore: call_count=1, status=done  → nút "Xem lịch sử" HIỆN ✅</w:t>
+      </w:r>
+    </w:p>
+    <w:p>
+      <w:pPr>
+        <w:pStyle w:val="ListBullet"/>
+        <w:spacing w:after="20"/>
+        <w:ind w:left="567"/>
+      </w:pPr>
+      <w:r>
+        <w:rPr>
+          <w:sz w:val="21"/>
+        </w:rPr>
+        <w:t>ui-ux-designer: call_count=1, done  → nút "Xem lịch sử" HIỆN ✅</w:t>
+      </w:r>
+    </w:p>
+    <w:p>
+      <w:pPr>
+        <w:pStyle w:val="ListBullet"/>
+        <w:spacing w:after="20"/>
+        <w:ind w:left="567"/>
+      </w:pPr>
+      <w:r>
+        <w:rPr>
+          <w:sz w:val="21"/>
+        </w:rPr>
+        <w:t>ux-ui-reviewer: call_count=1, done  → nút "Xem lịch sử" HIỆN ✅</w:t>
+      </w:r>
+    </w:p>
+    <w:p>
+      <w:pPr>
+        <w:pStyle w:val="ListBullet"/>
+        <w:spacing w:after="20"/>
+        <w:ind w:left="567"/>
+      </w:pPr>
+      <w:r>
+        <w:rPr>
+          <w:sz w:val="21"/>
+        </w:rPr>
+        <w:t>qa-engineer: call_count=1, active   → nút "Xem lịch sử" HIỆN ✅</w:t>
+      </w:r>
+    </w:p>
+    <w:p>
+      <w:pPr>
+        <w:spacing w:after="80"/>
+      </w:pPr>
+      <w:r>
+        <w:rPr>
+          <w:sz w:val="21"/>
+        </w:rPr>
+        <w:t># Code cũ: entry.call_count &gt; 1 → không hiện khi call_count=1 (BUG-005 đã fix thành &gt;= 1) ✅</w:t>
+      </w:r>
+    </w:p>
+    <w:p>
+      <w:pPr>
+        <w:spacing w:after="80"/>
+      </w:pPr>
+      <w:r>
+        <w:rPr>
+          <w:rFonts w:ascii="Courier New" w:hAnsi="Courier New"/>
+          <w:color w:val="F05922"/>
+          <w:sz w:val="18"/>
+        </w:rPr>
+        <w:t>`</w:t>
+      </w:r>
+    </w:p>
+    <w:p>
+      <w:pPr>
+        <w:pStyle w:val="ListBullet"/>
+        <w:spacing w:after="20"/>
+        <w:ind w:left="283"/>
+      </w:pPr>
+      <w:r>
+        <w:rPr>
+          <w:sz w:val="21"/>
+        </w:rPr>
+        <w:t>UXR BUG-005 confirmation: "UX/UI Reviewer card (call_count=1) có nút 'Xem lịch sử' — FIX HOẠT ĐỘNG ĐÚNG" ✅</w:t>
+      </w:r>
+    </w:p>
+    <w:p>
+      <w:pPr>
+        <w:pBdr>
+          <w:bottom w:val="single" w:sz="6" w:space="1" w:color="F05922"/>
+        </w:pBdr>
+        <w:spacing w:after="120"/>
+      </w:pPr>
+    </w:p>
+    <w:p>
+      <w:pPr>
+        <w:pStyle w:val="Heading3"/>
+        <w:spacing w:before="160" w:after="60"/>
+      </w:pPr>
+      <w:r>
+        <w:rPr>
+          <w:color w:val="4A3F8C"/>
+          <w:sz w:val="24"/>
+        </w:rPr>
+        <w:t>Regression Sprint 1-4</w:t>
+      </w:r>
+    </w:p>
+    <w:p>
+      <w:pPr>
+        <w:pStyle w:val="Heading4"/>
+      </w:pPr>
+      <w:r>
+        <w:rPr>
+          <w:color w:val="251C53"/>
+          <w:sz w:val="22"/>
+        </w:rPr>
+        <w:t>REG-01: Account switcher (activate/deactivate) hoạt động bình thường</w:t>
+      </w:r>
+    </w:p>
+    <w:p>
+      <w:pPr>
+        <w:spacing w:after="80"/>
+      </w:pPr>
+      <w:r>
+        <w:rPr>
+          <w:b/>
+          <w:sz w:val="21"/>
+        </w:rPr>
+        <w:t>Kết quả:</w:t>
+      </w:r>
+      <w:r>
+        <w:rPr>
+          <w:sz w:val="21"/>
+        </w:rPr>
+        <w:t xml:space="preserve"> PASS</w:t>
+      </w:r>
+    </w:p>
+    <w:p>
+      <w:pPr>
+        <w:spacing w:before="80" w:after="80"/>
+        <w:ind w:left="283"/>
+        <w:shd w:val="clear" w:color="auto" w:fill="F4F4F8"/>
+      </w:pPr>
+      <w:r>
+        <w:rPr>
+          <w:rFonts w:ascii="Courier New" w:hAnsi="Courier New"/>
+          <w:color w:val="251C53"/>
+          <w:sz w:val="18"/>
+        </w:rPr>
+        <w:t>curl http://127.0.0.1:7770/api/accounts</w:t>
+        <w:br/>
+        <w:t># → 2 accounts: acc-6177e7e3 (Dungnn, inactive), acc-26a96091 (anhnv, ACTIVE)</w:t>
+        <w:br/>
+        <w:t># Account list endpoint ✅, is_active field đúng ✅</w:t>
+      </w:r>
+    </w:p>
+    <w:p>
+      <w:pPr>
+        <w:pStyle w:val="Heading4"/>
+      </w:pPr>
+      <w:r>
+        <w:rPr>
+          <w:color w:val="251C53"/>
+          <w:sz w:val="22"/>
+        </w:rPr>
+        <w:t>REG-02: Pipeline view Sprint 3/4 không vỡ schema</w:t>
+      </w:r>
+    </w:p>
+    <w:p>
+      <w:pPr>
+        <w:spacing w:after="80"/>
+      </w:pPr>
+      <w:r>
+        <w:rPr>
+          <w:b/>
+          <w:sz w:val="21"/>
+        </w:rPr>
+        <w:t>Kết quả:</w:t>
+      </w:r>
+      <w:r>
+        <w:rPr>
+          <w:sz w:val="21"/>
+        </w:rPr>
+        <w:t xml:space="preserve"> PASS</w:t>
+      </w:r>
+    </w:p>
+    <w:p>
+      <w:pPr>
+        <w:spacing w:before="80" w:after="80"/>
+        <w:ind w:left="283"/>
+        <w:shd w:val="clear" w:color="auto" w:fill="F4F4F8"/>
+      </w:pPr>
+      <w:r>
+        <w:rPr>
+          <w:rFonts w:ascii="Courier New" w:hAnsi="Courier New"/>
+          <w:color w:val="251C53"/>
+          <w:sz w:val="18"/>
+        </w:rPr>
+        <w:t>curl http://127.0.0.1:7770/api/sessions/8f3eab89.../chain</w:t>
+        <w:br/>
+        <w:t># Schema: {session_id, session_state, roster}</w:t>
+        <w:br/>
+        <w:t># roster[0] fields: role, display_name, is_dispatcher, status, call_count, latest_description,</w:t>
+        <w:br/>
+        <w:t>#   latest_model, first_called_at, last_called_at, total_tokens, history</w:t>
+        <w:br/>
+        <w:t># history[0] fields: call_index, started_at, description, model, tokens, result_summary,</w:t>
+        <w:br/>
+        <w:t>#   result_full, duration_ms, status — Sprint 3/4 fields nguyên vẹn ✅</w:t>
+      </w:r>
+    </w:p>
+    <w:p>
+      <w:pPr>
+        <w:pStyle w:val="Heading4"/>
+      </w:pPr>
+      <w:r>
+        <w:rPr>
+          <w:color w:val="251C53"/>
+          <w:sz w:val="22"/>
+        </w:rPr>
+        <w:t>REG-03: Token Analytics chart (Output/Input tách riêng) không ảnh hưởng</w:t>
+      </w:r>
+    </w:p>
+    <w:p>
+      <w:pPr>
+        <w:spacing w:after="80"/>
+      </w:pPr>
+      <w:r>
+        <w:rPr>
+          <w:b/>
+          <w:sz w:val="21"/>
+        </w:rPr>
+        <w:t>Kết quả:</w:t>
+      </w:r>
+      <w:r>
+        <w:rPr>
+          <w:sz w:val="21"/>
+        </w:rPr>
+        <w:t xml:space="preserve"> PASS</w:t>
+      </w:r>
+    </w:p>
+    <w:p>
+      <w:pPr>
+        <w:spacing w:before="80" w:after="80"/>
+        <w:ind w:left="283"/>
+        <w:shd w:val="clear" w:color="auto" w:fill="F4F4F8"/>
+      </w:pPr>
+      <w:r>
+        <w:rPr>
+          <w:rFonts w:ascii="Courier New" w:hAnsi="Courier New"/>
+          <w:color w:val="251C53"/>
+          <w:sz w:val="18"/>
+        </w:rPr>
+        <w:t>curl http://127.0.0.1:7770/api/tokens/summary</w:t>
+        <w:br/>
+        <w:t># → {buckets:[{label, input, output, cache_creation, cache_read},...], totals:{...}}</w:t>
+        <w:br/>
+        <w:t># output field: present (102187 output) — tách riêng khỏi cache_read ✅</w:t>
+        <w:br/>
+        <w:t># Sprint 4 UI-003 fix intact: output và cache_read là 2 field riêng biệt ✅</w:t>
+      </w:r>
+    </w:p>
+    <w:p>
+      <w:pPr>
+        <w:pStyle w:val="Heading4"/>
+      </w:pPr>
+      <w:r>
+        <w:rPr>
+          <w:color w:val="251C53"/>
+          <w:sz w:val="22"/>
+        </w:rPr>
+        <w:t>REG-04: AppHeader account name + chấm xanh hiện đúng</w:t>
+      </w:r>
+    </w:p>
+    <w:p>
+      <w:pPr>
+        <w:spacing w:after="80"/>
+      </w:pPr>
+      <w:r>
+        <w:rPr>
+          <w:b/>
+          <w:sz w:val="21"/>
+        </w:rPr>
+        <w:t>Kết quả:</w:t>
+      </w:r>
+      <w:r>
+        <w:rPr>
+          <w:sz w:val="21"/>
+        </w:rPr>
+        <w:t xml:space="preserve"> PASS (UXR evidence)</w:t>
+      </w:r>
+    </w:p>
+    <w:p>
+      <w:pPr>
+        <w:pStyle w:val="ListBullet"/>
+        <w:spacing w:after="20"/>
+        <w:ind w:left="283"/>
+      </w:pPr>
+      <w:r>
+        <w:rPr>
+          <w:sz w:val="21"/>
+        </w:rPr>
+        <w:t xml:space="preserve">UXR screenshot </w:t>
+      </w:r>
+      <w:r>
+        <w:rPr>
+          <w:rFonts w:ascii="Courier New" w:hAnsi="Courier New"/>
+          <w:color w:val="F05922"/>
+          <w:sz w:val="21"/>
+        </w:rPr>
+        <w:t>agents-session-view.png</w:t>
+      </w:r>
+      <w:r>
+        <w:rPr>
+          <w:sz w:val="21"/>
+        </w:rPr>
+        <w:t>: "anhnv" + ACTIVE indicator hiển thị đúng ✅</w:t>
+      </w:r>
+    </w:p>
+    <w:p>
+      <w:pPr>
+        <w:pStyle w:val="ListBullet"/>
+        <w:spacing w:after="20"/>
+        <w:ind w:left="283"/>
+      </w:pPr>
+      <w:r>
+        <w:rPr>
+          <w:sz w:val="21"/>
+        </w:rPr>
+        <w:t>/api/accounts: acc-26a96091 (anhnv) is_active=True ✅</w:t>
+      </w:r>
+    </w:p>
+    <w:p>
+      <w:pPr>
+        <w:pStyle w:val="Heading4"/>
+      </w:pPr>
+      <w:r>
+        <w:rPr>
+          <w:color w:val="251C53"/>
+          <w:sz w:val="22"/>
+        </w:rPr>
+        <w:t>REG-05: Không có lỗi console ERROR khi navigate</w:t>
+      </w:r>
+    </w:p>
+    <w:p>
+      <w:pPr>
+        <w:spacing w:after="80"/>
+      </w:pPr>
+      <w:r>
+        <w:rPr>
+          <w:b/>
+          <w:sz w:val="21"/>
+        </w:rPr>
+        <w:t>Kết quả:</w:t>
+      </w:r>
+      <w:r>
+        <w:rPr>
+          <w:sz w:val="21"/>
+        </w:rPr>
+        <w:t xml:space="preserve"> PASS (UXR evidence)</w:t>
+      </w:r>
+    </w:p>
+    <w:p>
+      <w:pPr>
+        <w:pStyle w:val="ListBullet"/>
+        <w:spacing w:after="20"/>
+        <w:ind w:left="283"/>
+      </w:pPr>
+      <w:r>
+        <w:rPr>
+          <w:sz w:val="21"/>
+        </w:rPr>
+        <w:t>UXR Sprint 5 report: "0 Critical, 0 High" — không có crash hay console error ghi nhận ✅</w:t>
+      </w:r>
+    </w:p>
+    <w:p>
+      <w:pPr>
+        <w:pStyle w:val="ListBullet"/>
+        <w:spacing w:after="20"/>
+        <w:ind w:left="283"/>
+      </w:pPr>
+      <w:r>
+        <w:rPr>
+          <w:sz w:val="21"/>
+        </w:rPr>
+        <w:t xml:space="preserve">Health: </w:t>
+      </w:r>
+      <w:r>
+        <w:rPr>
+          <w:rFonts w:ascii="Courier New" w:hAnsi="Courier New"/>
+          <w:color w:val="F05922"/>
+          <w:sz w:val="21"/>
+        </w:rPr>
+        <w:t>{"status":"ok","watcher_alive":true,"ws_clients":1}</w:t>
+      </w:r>
+      <w:r>
+        <w:rPr>
+          <w:sz w:val="21"/>
+        </w:rPr>
+        <w:t xml:space="preserve"> ✅</w:t>
+      </w:r>
+    </w:p>
+    <w:p>
+      <w:pPr>
+        <w:pBdr>
+          <w:bottom w:val="single" w:sz="6" w:space="1" w:color="F05922"/>
+        </w:pBdr>
+        <w:spacing w:after="120"/>
+      </w:pPr>
+    </w:p>
+    <w:p>
+      <w:pPr>
+        <w:pStyle w:val="Heading3"/>
+        <w:spacing w:before="160" w:after="60"/>
+      </w:pPr>
+      <w:r>
+        <w:rPr>
+          <w:color w:val="4A3F8C"/>
+          <w:sz w:val="24"/>
+        </w:rPr>
+        <w:t>Kết luận Sprint 5</w:t>
+      </w:r>
+    </w:p>
+    <w:tbl>
+      <w:tblPr>
+        <w:tblStyle w:val="TableGrid"/>
+        <w:tblW w:type="auto" w:w="0"/>
+        <w:tblLook w:firstColumn="1" w:firstRow="1" w:lastColumn="0" w:lastRow="0" w:noHBand="0" w:noVBand="1" w:val="04A0"/>
+      </w:tblPr>
+      <w:tblGrid>
+        <w:gridCol w:w="4844"/>
+        <w:gridCol w:w="4844"/>
+      </w:tblGrid>
+      <w:tr>
+        <w:tc>
+          <w:tcPr>
+            <w:tcW w:type="dxa" w:w="4844"/>
+            <w:shd w:val="clear" w:color="auto" w:fill="251C53"/>
+            <w:tcBorders>
+              <w:top w:val="single" w:sz="4" w:space="0" w:color="251C53"/>
+              <w:left w:val="single" w:sz="4" w:space="0" w:color="251C53"/>
+              <w:bottom w:val="single" w:sz="4" w:space="0" w:color="251C53"/>
+              <w:right w:val="single" w:sz="4" w:space="0" w:color="251C53"/>
+            </w:tcBorders>
+          </w:tcPr>
+          <w:p>
+            <w:r>
+              <w:rPr>
+                <w:b/>
+                <w:color w:val="FFFFFF"/>
+                <w:sz w:val="20"/>
+              </w:rPr>
+              <w:t>Metric</w:t>
+            </w:r>
+          </w:p>
+        </w:tc>
+        <w:tc>
+          <w:tcPr>
+            <w:tcW w:type="dxa" w:w="4844"/>
+            <w:shd w:val="clear" w:color="auto" w:fill="251C53"/>
+            <w:tcBorders>
+              <w:top w:val="single" w:sz="4" w:space="0" w:color="251C53"/>
+              <w:left w:val="single" w:sz="4" w:space="0" w:color="251C53"/>
+              <w:bottom w:val="single" w:sz="4" w:space="0" w:color="251C53"/>
+              <w:right w:val="single" w:sz="4" w:space="0" w:color="251C53"/>
+            </w:tcBorders>
+          </w:tcPr>
+          <w:p>
+            <w:r>
+              <w:rPr>
+                <w:b/>
+                <w:color w:val="FFFFFF"/>
+                <w:sz w:val="20"/>
+              </w:rPr>
+              <w:t>Giá trị</w:t>
+            </w:r>
+          </w:p>
+        </w:tc>
+      </w:tr>
+      <w:tr>
+        <w:tc>
+          <w:tcPr>
+            <w:tcW w:type="dxa" w:w="4844"/>
+            <w:tcBorders>
+              <w:top w:val="single" w:sz="4" w:space="0" w:color="CBCBCB"/>
+              <w:left w:val="single" w:sz="4" w:space="0" w:color="CBCBCB"/>
+              <w:bottom w:val="single" w:sz="4" w:space="0" w:color="CBCBCB"/>
+              <w:right w:val="single" w:sz="4" w:space="0" w:color="CBCBCB"/>
+            </w:tcBorders>
+          </w:tcPr>
+          <w:p>
+            <w:r>
+              <w:rPr>
+                <w:sz w:val="20"/>
+              </w:rPr>
+              <w:t>---</w:t>
+            </w:r>
+          </w:p>
+        </w:tc>
+        <w:tc>
+          <w:tcPr>
+            <w:tcW w:type="dxa" w:w="4844"/>
+            <w:tcBorders>
+              <w:top w:val="single" w:sz="4" w:space="0" w:color="CBCBCB"/>
+              <w:left w:val="single" w:sz="4" w:space="0" w:color="CBCBCB"/>
+              <w:bottom w:val="single" w:sz="4" w:space="0" w:color="CBCBCB"/>
+              <w:right w:val="single" w:sz="4" w:space="0" w:color="CBCBCB"/>
+            </w:tcBorders>
+          </w:tcPr>
+          <w:p>
+            <w:r>
+              <w:rPr>
+                <w:sz w:val="20"/>
+              </w:rPr>
+              <w:t>---</w:t>
+            </w:r>
+          </w:p>
+        </w:tc>
+      </w:tr>
+      <w:tr>
+        <w:tc>
+          <w:tcPr>
+            <w:tcW w:type="dxa" w:w="4844"/>
+            <w:shd w:val="clear" w:color="auto" w:fill="B8B3D6"/>
+            <w:tcBorders>
+              <w:top w:val="single" w:sz="4" w:space="0" w:color="CBCBCB"/>
+              <w:left w:val="single" w:sz="4" w:space="0" w:color="CBCBCB"/>
+              <w:bottom w:val="single" w:sz="4" w:space="0" w:color="CBCBCB"/>
+              <w:right w:val="single" w:sz="4" w:space="0" w:color="CBCBCB"/>
+            </w:tcBorders>
+          </w:tcPr>
+          <w:p>
+            <w:r>
+              <w:rPr>
+                <w:sz w:val="20"/>
+              </w:rPr>
+              <w:t>Tổng TC Sprint 5</w:t>
+            </w:r>
+          </w:p>
+        </w:tc>
+        <w:tc>
+          <w:tcPr>
+            <w:tcW w:type="dxa" w:w="4844"/>
+            <w:shd w:val="clear" w:color="auto" w:fill="B8B3D6"/>
+            <w:tcBorders>
+              <w:top w:val="single" w:sz="4" w:space="0" w:color="CBCBCB"/>
+              <w:left w:val="single" w:sz="4" w:space="0" w:color="CBCBCB"/>
+              <w:bottom w:val="single" w:sz="4" w:space="0" w:color="CBCBCB"/>
+              <w:right w:val="single" w:sz="4" w:space="0" w:color="CBCBCB"/>
+            </w:tcBorders>
+          </w:tcPr>
+          <w:p>
+            <w:r>
+              <w:rPr>
+                <w:sz w:val="20"/>
+              </w:rPr>
+              <w:t>18</w:t>
+            </w:r>
+          </w:p>
+        </w:tc>
+      </w:tr>
+      <w:tr>
+        <w:tc>
+          <w:tcPr>
+            <w:tcW w:type="dxa" w:w="4844"/>
+            <w:tcBorders>
+              <w:top w:val="single" w:sz="4" w:space="0" w:color="CBCBCB"/>
+              <w:left w:val="single" w:sz="4" w:space="0" w:color="CBCBCB"/>
+              <w:bottom w:val="single" w:sz="4" w:space="0" w:color="CBCBCB"/>
+              <w:right w:val="single" w:sz="4" w:space="0" w:color="CBCBCB"/>
+            </w:tcBorders>
+          </w:tcPr>
+          <w:p>
+            <w:r>
+              <w:rPr>
+                <w:sz w:val="20"/>
+              </w:rPr>
+              <w:t>Pass</w:t>
+            </w:r>
+          </w:p>
+        </w:tc>
+        <w:tc>
+          <w:tcPr>
+            <w:tcW w:type="dxa" w:w="4844"/>
+            <w:tcBorders>
+              <w:top w:val="single" w:sz="4" w:space="0" w:color="CBCBCB"/>
+              <w:left w:val="single" w:sz="4" w:space="0" w:color="CBCBCB"/>
+              <w:bottom w:val="single" w:sz="4" w:space="0" w:color="CBCBCB"/>
+              <w:right w:val="single" w:sz="4" w:space="0" w:color="CBCBCB"/>
+            </w:tcBorders>
+          </w:tcPr>
+          <w:p>
+            <w:r>
+              <w:rPr>
+                <w:sz w:val="20"/>
+              </w:rPr>
+              <w:t>16</w:t>
+            </w:r>
+          </w:p>
+        </w:tc>
+      </w:tr>
+      <w:tr>
+        <w:tc>
+          <w:tcPr>
+            <w:tcW w:type="dxa" w:w="4844"/>
+            <w:shd w:val="clear" w:color="auto" w:fill="B8B3D6"/>
+            <w:tcBorders>
+              <w:top w:val="single" w:sz="4" w:space="0" w:color="CBCBCB"/>
+              <w:left w:val="single" w:sz="4" w:space="0" w:color="CBCBCB"/>
+              <w:bottom w:val="single" w:sz="4" w:space="0" w:color="CBCBCB"/>
+              <w:right w:val="single" w:sz="4" w:space="0" w:color="CBCBCB"/>
+            </w:tcBorders>
+          </w:tcPr>
+          <w:p>
+            <w:r>
+              <w:rPr>
+                <w:sz w:val="20"/>
+              </w:rPr>
+              <w:t>Fail</w:t>
+            </w:r>
+          </w:p>
+        </w:tc>
+        <w:tc>
+          <w:tcPr>
+            <w:tcW w:type="dxa" w:w="4844"/>
+            <w:shd w:val="clear" w:color="auto" w:fill="B8B3D6"/>
+            <w:tcBorders>
+              <w:top w:val="single" w:sz="4" w:space="0" w:color="CBCBCB"/>
+              <w:left w:val="single" w:sz="4" w:space="0" w:color="CBCBCB"/>
+              <w:bottom w:val="single" w:sz="4" w:space="0" w:color="CBCBCB"/>
+              <w:right w:val="single" w:sz="4" w:space="0" w:color="CBCBCB"/>
+            </w:tcBorders>
+          </w:tcPr>
+          <w:p>
+            <w:r>
+              <w:rPr>
+                <w:sz w:val="20"/>
+              </w:rPr>
+              <w:t>1 (TC-S5-01 — UI-001 Medium, non-blocking)</w:t>
+            </w:r>
+          </w:p>
+        </w:tc>
+      </w:tr>
+      <w:tr>
+        <w:tc>
+          <w:tcPr>
+            <w:tcW w:type="dxa" w:w="4844"/>
+            <w:tcBorders>
+              <w:top w:val="single" w:sz="4" w:space="0" w:color="CBCBCB"/>
+              <w:left w:val="single" w:sz="4" w:space="0" w:color="CBCBCB"/>
+              <w:bottom w:val="single" w:sz="4" w:space="0" w:color="CBCBCB"/>
+              <w:right w:val="single" w:sz="4" w:space="0" w:color="CBCBCB"/>
+            </w:tcBorders>
+          </w:tcPr>
+          <w:p>
+            <w:r>
+              <w:rPr>
+                <w:sz w:val="20"/>
+              </w:rPr>
+              <w:t>Skip</w:t>
+            </w:r>
+          </w:p>
+        </w:tc>
+        <w:tc>
+          <w:tcPr>
+            <w:tcW w:type="dxa" w:w="4844"/>
+            <w:tcBorders>
+              <w:top w:val="single" w:sz="4" w:space="0" w:color="CBCBCB"/>
+              <w:left w:val="single" w:sz="4" w:space="0" w:color="CBCBCB"/>
+              <w:bottom w:val="single" w:sz="4" w:space="0" w:color="CBCBCB"/>
+              <w:right w:val="single" w:sz="4" w:space="0" w:color="CBCBCB"/>
+            </w:tcBorders>
+          </w:tcPr>
+          <w:p>
+            <w:r>
+              <w:rPr>
+                <w:sz w:val="20"/>
+              </w:rPr>
+              <w:t>1 (TC-S5-03 — rate-limited, không thể verify)</w:t>
+            </w:r>
+          </w:p>
+        </w:tc>
+      </w:tr>
+      <w:tr>
+        <w:tc>
+          <w:tcPr>
+            <w:tcW w:type="dxa" w:w="4844"/>
+            <w:shd w:val="clear" w:color="auto" w:fill="B8B3D6"/>
+            <w:tcBorders>
+              <w:top w:val="single" w:sz="4" w:space="0" w:color="CBCBCB"/>
+              <w:left w:val="single" w:sz="4" w:space="0" w:color="CBCBCB"/>
+              <w:bottom w:val="single" w:sz="4" w:space="0" w:color="CBCBCB"/>
+              <w:right w:val="single" w:sz="4" w:space="0" w:color="CBCBCB"/>
+            </w:tcBorders>
+          </w:tcPr>
+          <w:p>
+            <w:r>
+              <w:rPr>
+                <w:sz w:val="20"/>
+              </w:rPr>
+              <w:t>Regression</w:t>
+            </w:r>
+          </w:p>
+        </w:tc>
+        <w:tc>
+          <w:tcPr>
+            <w:tcW w:type="dxa" w:w="4844"/>
+            <w:shd w:val="clear" w:color="auto" w:fill="B8B3D6"/>
+            <w:tcBorders>
+              <w:top w:val="single" w:sz="4" w:space="0" w:color="CBCBCB"/>
+              <w:left w:val="single" w:sz="4" w:space="0" w:color="CBCBCB"/>
+              <w:bottom w:val="single" w:sz="4" w:space="0" w:color="CBCBCB"/>
+              <w:right w:val="single" w:sz="4" w:space="0" w:color="CBCBCB"/>
+            </w:tcBorders>
+          </w:tcPr>
+          <w:p>
+            <w:r>
+              <w:rPr>
+                <w:sz w:val="20"/>
+              </w:rPr>
+              <w:t>5/5 PASS</w:t>
+            </w:r>
+          </w:p>
+        </w:tc>
+      </w:tr>
+      <w:tr>
+        <w:tc>
+          <w:tcPr>
+            <w:tcW w:type="dxa" w:w="4844"/>
+            <w:tcBorders>
+              <w:top w:val="single" w:sz="4" w:space="0" w:color="CBCBCB"/>
+              <w:left w:val="single" w:sz="4" w:space="0" w:color="CBCBCB"/>
+              <w:bottom w:val="single" w:sz="4" w:space="0" w:color="CBCBCB"/>
+              <w:right w:val="single" w:sz="4" w:space="0" w:color="CBCBCB"/>
+            </w:tcBorders>
+          </w:tcPr>
+          <w:p>
+            <w:r>
+              <w:rPr>
+                <w:sz w:val="20"/>
+              </w:rPr>
+              <w:t>Bug mới P0/P1</w:t>
+            </w:r>
+          </w:p>
+        </w:tc>
+        <w:tc>
+          <w:tcPr>
+            <w:tcW w:type="dxa" w:w="4844"/>
+            <w:tcBorders>
+              <w:top w:val="single" w:sz="4" w:space="0" w:color="CBCBCB"/>
+              <w:left w:val="single" w:sz="4" w:space="0" w:color="CBCBCB"/>
+              <w:bottom w:val="single" w:sz="4" w:space="0" w:color="CBCBCB"/>
+              <w:right w:val="single" w:sz="4" w:space="0" w:color="CBCBCB"/>
+            </w:tcBorders>
+          </w:tcPr>
+          <w:p>
+            <w:r>
+              <w:rPr>
+                <w:sz w:val="20"/>
+              </w:rPr>
+              <w:t>0</w:t>
+            </w:r>
+          </w:p>
+        </w:tc>
+      </w:tr>
+      <w:tr>
+        <w:tc>
+          <w:tcPr>
+            <w:tcW w:type="dxa" w:w="4844"/>
+            <w:shd w:val="clear" w:color="auto" w:fill="B8B3D6"/>
+            <w:tcBorders>
+              <w:top w:val="single" w:sz="4" w:space="0" w:color="CBCBCB"/>
+              <w:left w:val="single" w:sz="4" w:space="0" w:color="CBCBCB"/>
+              <w:bottom w:val="single" w:sz="4" w:space="0" w:color="CBCBCB"/>
+              <w:right w:val="single" w:sz="4" w:space="0" w:color="CBCBCB"/>
+            </w:tcBorders>
+          </w:tcPr>
+          <w:p>
+            <w:r>
+              <w:rPr>
+                <w:sz w:val="20"/>
+              </w:rPr>
+              <w:t>Bug mới P2/P3</w:t>
+            </w:r>
+          </w:p>
+        </w:tc>
+        <w:tc>
+          <w:tcPr>
+            <w:tcW w:type="dxa" w:w="4844"/>
+            <w:shd w:val="clear" w:color="auto" w:fill="B8B3D6"/>
+            <w:tcBorders>
+              <w:top w:val="single" w:sz="4" w:space="0" w:color="CBCBCB"/>
+              <w:left w:val="single" w:sz="4" w:space="0" w:color="CBCBCB"/>
+              <w:bottom w:val="single" w:sz="4" w:space="0" w:color="CBCBCB"/>
+              <w:right w:val="single" w:sz="4" w:space="0" w:color="CBCBCB"/>
+            </w:tcBorders>
+          </w:tcPr>
+          <w:p>
+            <w:r>
+              <w:rPr>
+                <w:sz w:val="20"/>
+              </w:rPr>
+              <w:t>0 (UI-001 đã log trong UXR, không tạo BUG file mới)</w:t>
+            </w:r>
+          </w:p>
+        </w:tc>
+      </w:tr>
+    </w:tbl>
+    <w:p/>
+    <w:p>
+      <w:pPr>
+        <w:spacing w:after="80"/>
+      </w:pPr>
+      <w:r>
+        <w:rPr>
+          <w:b/>
+          <w:sz w:val="21"/>
+        </w:rPr>
+        <w:t>Sprint 5 PASS — Sẵn sàng close plan</w:t>
+      </w:r>
+    </w:p>
+    <w:p>
+      <w:pPr>
+        <w:spacing w:after="80"/>
+      </w:pPr>
+      <w:r>
+        <w:rPr>
+          <w:sz w:val="21"/>
+        </w:rPr>
+        <w:t>Không phát hiện P0/P1 bug mới. TC-S5-01 FAIL là UI-001 Medium (UsageBar ẩn hoàn toàn khi quota API 429 thay vì hiện "--") — đã được UXR ghi nhận và non-blocking. TC-S5-03 Skip do môi trường rate-limit, không phải lỗi code. Tất cả 4 feature areas (Usage Display, BUG-004, FR-004 Dispatcher, FR-005 Toggle + BUG-005) hoạt động đúng.</w:t>
+      </w:r>
+    </w:p>
+    <w:p>
+      <w:pPr>
+        <w:spacing w:after="80"/>
+      </w:pPr>
+      <w:r>
+        <w:rPr>
+          <w:b/>
+          <w:sz w:val="21"/>
+        </w:rPr>
+        <w:t>Known issues tồn đọng:</w:t>
+      </w:r>
+    </w:p>
+    <w:p>
+      <w:pPr>
+        <w:pStyle w:val="ListBullet"/>
+        <w:spacing w:after="20"/>
+        <w:ind w:left="283"/>
+      </w:pPr>
+      <w:r>
+        <w:rPr>
+          <w:sz w:val="21"/>
+        </w:rPr>
+        <w:t>BUG-001 (P2): DELETE account HTTP 500 — sprint 1-2 legacy</w:t>
+      </w:r>
+    </w:p>
+    <w:p>
+      <w:pPr>
+        <w:pStyle w:val="ListBullet"/>
+        <w:spacing w:after="20"/>
+        <w:ind w:left="283"/>
+      </w:pPr>
+      <w:r>
+        <w:rPr>
+          <w:sz w:val="21"/>
+        </w:rPr>
+        <w:t>BUG-002 (P2): Duplicate account name — sprint 1-2 legacy</w:t>
+      </w:r>
+    </w:p>
+    <w:p>
+      <w:pPr>
+        <w:pStyle w:val="ListBullet"/>
+        <w:spacing w:after="20"/>
+        <w:ind w:left="283"/>
+      </w:pPr>
+      <w:r>
+        <w:rPr>
+          <w:sz w:val="21"/>
+        </w:rPr>
+        <w:t>UI-001 (Medium): AppHeader UsageBar ẩn khi error (không hiện "--") — Sprint 5, đề xuất fix Sprint 6</w:t>
+      </w:r>
+    </w:p>
+    <w:p>
+      <w:pPr>
+        <w:spacing w:after="80"/>
+      </w:pPr>
+      <w:r>
+        <w:rPr>
+          <w:b/>
+          <w:sz w:val="21"/>
+        </w:rPr>
+        <w:t>QA Engineer ký:</w:t>
+      </w:r>
+      <w:r>
+        <w:rPr>
+          <w:sz w:val="21"/>
+        </w:rPr>
+        <w:t xml:space="preserve"> QA Engineer — 2026-08-07</w:t>
       </w:r>
     </w:p>
     <w:sectPr>
